--- a/courts/seventh-circuit/court-of-appeals/opening-brief/usage/OUTPUT-opening-brief.docx
+++ b/courts/seventh-circuit/court-of-appeals/opening-brief/usage/OUTPUT-opening-brief.docx
@@ -13,7 +13,13 @@
         <w:t xml:space="preserve">No. </w:t>
       </w:r>
       <w:r>
-        <w:t xml:space="preserve">22-2830</w:t>
+        <w:t xml:space="preserve">22</w:t>
+      </w:r>
+      <w:r>
+        <w:noBreakHyphen/>
+      </w:r>
+      <w:r>
+        <w:t xml:space="preserve">2830</w:t>
       </w:r>
     </w:p>
     <w:p>
@@ -215,13 +221,31 @@
         <w:pStyle w:val="CACentered"/>
       </w:pPr>
       <w:r>
-        <w:t xml:space="preserve">No. 3:19-cv-00248</w:t>
+        <w:t xml:space="preserve">No.</w:t>
+      </w:r>
+      <w:r>
+        <w:t xml:space="preserve"> </w:t>
+      </w:r>
+      <w:r>
+        <w:t xml:space="preserve">3:19-cv</w:t>
+      </w:r>
+      <w:r>
+        <w:noBreakHyphen/>
+      </w:r>
+      <w:r>
+        <w:t xml:space="preserve">00248</w:t>
       </w:r>
       <w:r>
         <w:t xml:space="preserve">; </w:t>
       </w:r>
       <w:r>
-        <w:t xml:space="preserve">Hon. Stephen</w:t>
+        <w:t xml:space="preserve">Hon.</w:t>
+      </w:r>
+      <w:r>
+        <w:t xml:space="preserve"> </w:t>
+      </w:r>
+      <w:r>
+        <w:t xml:space="preserve">Stephen</w:t>
       </w:r>
       <w:r>
         <w:t xml:space="preserve"> </w:t>
@@ -300,12 +324,12 @@
         <w:tblLayout w:type="fixed"/>
         <w:tblCellMar>
           <w:left w:w="0" w:type="dxa"/>
-          <w:right w:w="115" w:type="dxa"/>
+          <w:right w:w="0" w:type="dxa"/>
         </w:tblCellMar>
       </w:tblPr>
       <w:tblGrid>
-        <w:gridCol w:w="4680"/>
-        <w:gridCol w:w="4680"/>
+        <w:gridCol w:w="4820"/>
+        <w:gridCol w:w="4540"/>
       </w:tblGrid>
       <w:tr>
         <w:trPr>
@@ -313,7 +337,10 @@
         </w:trPr>
         <w:tc>
           <w:tcPr>
-            <w:tcW w:w="4680" w:type="dxa"/>
+            <w:tcW w:w="4820" w:type="dxa"/>
+            <w:tcMar>
+              <w:right w:w="280" w:type="dxa"/>
+            </w:tcMar>
           </w:tcPr>
           <w:p>
             <w:pPr>
@@ -329,35 +356,108 @@
             <w:r>
               <w:t xml:space="preserve">Weiss</w:t>
             </w:r>
-            <w:r>
-              <w:br/>
-            </w:r>
-            <w:r>
-              <w:t xml:space="preserve">RIGHTS BEHIND BARS</w:t>
-            </w:r>
-            <w:r>
-              <w:br/>
-            </w:r>
-            <w:r>
-              <w:t xml:space="preserve">416 Florida Ave., N.W.</w:t>
-            </w:r>
-            <w:r>
-              <w:br/>
-            </w:r>
-            <w:r>
-              <w:t xml:space="preserve">Washington, DC 20001</w:t>
-            </w:r>
-            <w:r>
-              <w:br/>
-            </w:r>
-            <w:r>
-              <w:t xml:space="preserve">(202) 455-4399</w:t>
+          </w:p>
+          <w:p>
+            <w:pPr>
+              <w:pStyle w:val="CACounsel"/>
+              <w:keepNext/>
+              <w:ind w:left="140" w:firstLine="0"/>
+            </w:pPr>
+            <w:r>
+              <w:t xml:space="preserve">RIGHTS</w:t>
+            </w:r>
+            <w:r>
+              <w:t xml:space="preserve"> </w:t>
+            </w:r>
+            <w:r>
+              <w:t xml:space="preserve">BEHIND</w:t>
+            </w:r>
+            <w:r>
+              <w:t xml:space="preserve"> </w:t>
+            </w:r>
+            <w:r>
+              <w:t xml:space="preserve">BARS</w:t>
+            </w:r>
+          </w:p>
+          <w:p>
+            <w:pPr>
+              <w:pStyle w:val="CACounsel"/>
+              <w:keepNext/>
+              <w:ind w:left="140" w:firstLine="0"/>
+            </w:pPr>
+            <w:r>
+              <w:t xml:space="preserve">416</w:t>
+            </w:r>
+            <w:r>
+              <w:t xml:space="preserve"> </w:t>
+            </w:r>
+            <w:r>
+              <w:t xml:space="preserve">Florida</w:t>
+            </w:r>
+            <w:r>
+              <w:t xml:space="preserve"> </w:t>
+            </w:r>
+            <w:r>
+              <w:t xml:space="preserve">Ave.,</w:t>
+            </w:r>
+            <w:r>
+              <w:t xml:space="preserve"> </w:t>
+            </w:r>
+            <w:r>
+              <w:t xml:space="preserve">N.W.</w:t>
+            </w:r>
+          </w:p>
+          <w:p>
+            <w:pPr>
+              <w:pStyle w:val="CACounsel"/>
+              <w:keepNext/>
+              <w:ind w:left="140" w:firstLine="0"/>
+            </w:pPr>
+            <w:r>
+              <w:t xml:space="preserve">Washington,</w:t>
+            </w:r>
+            <w:r>
+              <w:t xml:space="preserve"> </w:t>
+            </w:r>
+            <w:r>
+              <w:t xml:space="preserve">DC</w:t>
+            </w:r>
+            <w:r>
+              <w:t xml:space="preserve"> </w:t>
+            </w:r>
+            <w:r>
+              <w:t xml:space="preserve">20001</w:t>
+            </w:r>
+          </w:p>
+          <w:p>
+            <w:pPr>
+              <w:pStyle w:val="CACounsel"/>
+              <w:keepNext/>
+              <w:ind w:left="140" w:firstLine="0"/>
+            </w:pPr>
+            <w:r>
+              <w:t xml:space="preserve">(202)</w:t>
+            </w:r>
+            <w:r>
+              <w:t xml:space="preserve"> </w:t>
+            </w:r>
+            <w:r>
+              <w:t xml:space="preserve">455</w:t>
+            </w:r>
+            <w:r>
+              <w:noBreakHyphen/>
+            </w:r>
+            <w:r>
+              <w:t xml:space="preserve">4399</w:t>
             </w:r>
           </w:p>
         </w:tc>
         <w:tc>
           <w:tcPr>
-            <w:tcW w:w="4680" w:type="dxa"/>
+            <w:tcW w:w="4540" w:type="dxa"/>
+            <w:tcMar>
+              <w:right w:w="0" w:type="dxa"/>
+            </w:tcMar>
           </w:tcPr>
           <w:p>
             <w:pPr>
@@ -379,29 +479,117 @@
             <w:r>
               <w:t xml:space="preserve">Farley</w:t>
             </w:r>
-            <w:r>
-              <w:br/>
-            </w:r>
-            <w:r>
-              <w:t xml:space="preserve">ARNOLD &amp; PORTER KAYE SCHOLER LLP</w:t>
-            </w:r>
-            <w:r>
-              <w:br/>
-            </w:r>
-            <w:r>
-              <w:t xml:space="preserve">601 Massachusetts Ave., N.W.</w:t>
-            </w:r>
-            <w:r>
-              <w:br/>
-            </w:r>
-            <w:r>
-              <w:t xml:space="preserve">Washington, DC 20001</w:t>
-            </w:r>
-            <w:r>
-              <w:br/>
-            </w:r>
-            <w:r>
-              <w:t xml:space="preserve">(202) 942-5000</w:t>
+          </w:p>
+          <w:p>
+            <w:pPr>
+              <w:pStyle w:val="CACounsel"/>
+              <w:keepNext/>
+              <w:ind w:left="140" w:firstLine="0"/>
+            </w:pPr>
+            <w:r>
+              <w:t xml:space="preserve">ARNOLD</w:t>
+            </w:r>
+            <w:r>
+              <w:t xml:space="preserve"> </w:t>
+            </w:r>
+            <w:r>
+              <w:t xml:space="preserve">&amp;</w:t>
+            </w:r>
+            <w:r>
+              <w:t xml:space="preserve"> </w:t>
+            </w:r>
+            <w:r>
+              <w:t xml:space="preserve">PORTER</w:t>
+            </w:r>
+            <w:r>
+              <w:t xml:space="preserve"> </w:t>
+            </w:r>
+            <w:r>
+              <w:t xml:space="preserve">KAYE</w:t>
+            </w:r>
+            <w:r>
+              <w:t xml:space="preserve"> </w:t>
+            </w:r>
+            <w:r>
+              <w:t xml:space="preserve">SCHOLER</w:t>
+            </w:r>
+            <w:r>
+              <w:t xml:space="preserve"> </w:t>
+            </w:r>
+            <w:r>
+              <w:t xml:space="preserve">LLP</w:t>
+            </w:r>
+          </w:p>
+          <w:p>
+            <w:pPr>
+              <w:pStyle w:val="CACounsel"/>
+              <w:keepNext/>
+              <w:ind w:left="140" w:firstLine="0"/>
+            </w:pPr>
+            <w:r>
+              <w:t xml:space="preserve">601</w:t>
+            </w:r>
+            <w:r>
+              <w:t xml:space="preserve"> </w:t>
+            </w:r>
+            <w:r>
+              <w:t xml:space="preserve">Massachusetts</w:t>
+            </w:r>
+            <w:r>
+              <w:t xml:space="preserve"> </w:t>
+            </w:r>
+            <w:r>
+              <w:t xml:space="preserve">Ave.,</w:t>
+            </w:r>
+            <w:r>
+              <w:t xml:space="preserve"> </w:t>
+            </w:r>
+            <w:r>
+              <w:t xml:space="preserve">N.W.</w:t>
+            </w:r>
+          </w:p>
+          <w:p>
+            <w:pPr>
+              <w:pStyle w:val="CACounsel"/>
+              <w:keepNext/>
+              <w:ind w:left="140" w:firstLine="0"/>
+            </w:pPr>
+            <w:r>
+              <w:t xml:space="preserve">Washington,</w:t>
+            </w:r>
+            <w:r>
+              <w:t xml:space="preserve"> </w:t>
+            </w:r>
+            <w:r>
+              <w:t xml:space="preserve">DC</w:t>
+            </w:r>
+            <w:r>
+              <w:t xml:space="preserve"> </w:t>
+            </w:r>
+            <w:r>
+              <w:t xml:space="preserve">20001</w:t>
+            </w:r>
+          </w:p>
+          <w:p>
+            <w:pPr>
+              <w:pStyle w:val="CACounsel"/>
+              <w:keepNext/>
+              <w:ind w:left="140" w:firstLine="0"/>
+            </w:pPr>
+            <w:r>
+              <w:t xml:space="preserve">(202)</w:t>
+            </w:r>
+            <w:r>
+              <w:t xml:space="preserve"> </w:t>
+            </w:r>
+            <w:r>
+              <w:t xml:space="preserve">942</w:t>
+            </w:r>
+            <w:r>
+              <w:noBreakHyphen/>
+            </w:r>
+            <w:r>
+              <w:t xml:space="preserve">5000</w:t>
             </w:r>
           </w:p>
         </w:tc>
@@ -412,7 +600,10 @@
         </w:trPr>
         <w:tc>
           <w:tcPr>
-            <w:tcW w:w="4680" w:type="dxa"/>
+            <w:tcW w:w="4820" w:type="dxa"/>
+            <w:tcMar>
+              <w:right w:w="280" w:type="dxa"/>
+            </w:tcMar>
           </w:tcPr>
           <w:p>
             <w:pPr>
@@ -434,35 +625,132 @@
             <w:r>
               <w:t xml:space="preserve">Anderson</w:t>
             </w:r>
-            <w:r>
-              <w:br/>
-            </w:r>
-            <w:r>
-              <w:t xml:space="preserve">ARNOLD &amp; PORTER KAYE SCHOLER LLP</w:t>
-            </w:r>
-            <w:r>
-              <w:br/>
-            </w:r>
-            <w:r>
-              <w:t xml:space="preserve">1144 Fifteenth St., Suite 3100</w:t>
-            </w:r>
-            <w:r>
-              <w:br/>
-            </w:r>
-            <w:r>
-              <w:t xml:space="preserve">Denver, CO 80202</w:t>
-            </w:r>
-            <w:r>
-              <w:br/>
-            </w:r>
-            <w:r>
-              <w:t xml:space="preserve">(202) 942-1000</w:t>
+          </w:p>
+          <w:p>
+            <w:pPr>
+              <w:pStyle w:val="CACounsel"/>
+              <w:keepNext/>
+              <w:ind w:left="140" w:firstLine="0"/>
+            </w:pPr>
+            <w:r>
+              <w:t xml:space="preserve">ARNOLD</w:t>
+            </w:r>
+            <w:r>
+              <w:t xml:space="preserve"> </w:t>
+            </w:r>
+            <w:r>
+              <w:t xml:space="preserve">&amp;</w:t>
+            </w:r>
+            <w:r>
+              <w:t xml:space="preserve"> </w:t>
+            </w:r>
+            <w:r>
+              <w:t xml:space="preserve">PORTER</w:t>
+            </w:r>
+            <w:r>
+              <w:t xml:space="preserve"> </w:t>
+            </w:r>
+            <w:r>
+              <w:t xml:space="preserve">KAYE</w:t>
+            </w:r>
+            <w:r>
+              <w:t xml:space="preserve"> </w:t>
+            </w:r>
+            <w:r>
+              <w:t xml:space="preserve">SCHOLER</w:t>
+            </w:r>
+            <w:r>
+              <w:t xml:space="preserve"> </w:t>
+            </w:r>
+            <w:r>
+              <w:t xml:space="preserve">LLP</w:t>
+            </w:r>
+          </w:p>
+          <w:p>
+            <w:pPr>
+              <w:pStyle w:val="CACounsel"/>
+              <w:keepNext/>
+              <w:ind w:left="140" w:firstLine="0"/>
+            </w:pPr>
+            <w:r>
+              <w:t xml:space="preserve">1144</w:t>
+            </w:r>
+            <w:r>
+              <w:t xml:space="preserve"> </w:t>
+            </w:r>
+            <w:r>
+              <w:t xml:space="preserve">Fifteenth</w:t>
+            </w:r>
+            <w:r>
+              <w:t xml:space="preserve"> </w:t>
+            </w:r>
+            <w:r>
+              <w:t xml:space="preserve">St.,</w:t>
+            </w:r>
+            <w:r>
+              <w:t xml:space="preserve"> </w:t>
+            </w:r>
+            <w:r>
+              <w:t xml:space="preserve">Suite</w:t>
+            </w:r>
+            <w:r>
+              <w:t xml:space="preserve"> </w:t>
+            </w:r>
+            <w:r>
+              <w:t xml:space="preserve">3100</w:t>
+            </w:r>
+          </w:p>
+          <w:p>
+            <w:pPr>
+              <w:pStyle w:val="CACounsel"/>
+              <w:keepNext/>
+              <w:ind w:left="140" w:firstLine="0"/>
+            </w:pPr>
+            <w:r>
+              <w:t xml:space="preserve">Denver,</w:t>
+            </w:r>
+            <w:r>
+              <w:t xml:space="preserve"> </w:t>
+            </w:r>
+            <w:r>
+              <w:t xml:space="preserve">CO</w:t>
+            </w:r>
+            <w:r>
+              <w:t xml:space="preserve"> </w:t>
+            </w:r>
+            <w:r>
+              <w:t xml:space="preserve">80202</w:t>
+            </w:r>
+          </w:p>
+          <w:p>
+            <w:pPr>
+              <w:pStyle w:val="CACounsel"/>
+              <w:keepNext/>
+              <w:ind w:left="140" w:firstLine="0"/>
+            </w:pPr>
+            <w:r>
+              <w:t xml:space="preserve">(202)</w:t>
+            </w:r>
+            <w:r>
+              <w:t xml:space="preserve"> </w:t>
+            </w:r>
+            <w:r>
+              <w:t xml:space="preserve">942</w:t>
+            </w:r>
+            <w:r>
+              <w:noBreakHyphen/>
+            </w:r>
+            <w:r>
+              <w:t xml:space="preserve">1000</w:t>
             </w:r>
           </w:p>
         </w:tc>
         <w:tc>
           <w:tcPr>
-            <w:tcW w:w="4680" w:type="dxa"/>
+            <w:tcW w:w="4540" w:type="dxa"/>
+            <w:tcMar>
+              <w:right w:w="0" w:type="dxa"/>
+            </w:tcMar>
           </w:tcPr>
           <w:p/>
         </w:tc>
@@ -506,6 +794,7 @@
     </w:p>
     <w:p>
       <w:pPr>
+        <w:spacing w:before="0" w:after="0" w:line="20" w:lineRule="exact"/>
         <w:sectPr>
           <w:pgSz w:w="12240" w:h="15840"/>
           <w:pgMar w:top="1440" w:right="1440" w:bottom="1440" w:left="1440" w:header="720" w:footer="720" w:gutter="0"/>
@@ -515,6 +804,7 @@
     <w:p>
       <w:pPr>
         <w:pStyle w:val="CASection"/>
+        <w:spacing w:before="0" w:after="308" w:line="400" w:lineRule="exact"/>
       </w:pPr>
       <w:r>
         <w:t xml:space="preserve">Table of Contents</w:t>
@@ -522,16 +812,27 @@
     </w:p>
     <w:p>
       <w:pPr>
-        <w:pStyle w:val="CAToaGroup"/>
-      </w:pPr>
+        <w:pStyle w:val="CATocPage"/>
+      </w:pPr>
+      <w:r>
+        <w:t xml:space="preserve">Page</w:t>
+      </w:r>
+    </w:p>
+    <w:p>
+      <w:pPr>
+        <w:pStyle w:val="CATocTop"/>
+      </w:pPr>
+      <w:r>
+        <w:t xml:space="preserve">TABLE OF AUTHORITIES</w:t>
+      </w:r>
+      <w:r>
+        <w:t xml:space="preserve">   </w:t>
+      </w:r>
       <w:r>
         <w:tab/>
       </w:r>
       <w:r>
-        <w:rPr>
-          <w:b/>
-        </w:rPr>
-        <w:t xml:space="preserve">Page</w:t>
+        <w:t xml:space="preserve">ii</w:t>
       </w:r>
     </w:p>
     <w:p>
@@ -539,13 +840,22 @@
         <w:pStyle w:val="CATocTop"/>
       </w:pPr>
       <w:r>
-        <w:t xml:space="preserve">TABLE OF AUTHORITIES</w:t>
+        <w:t xml:space="preserve">JURISDICTIONAL</w:t>
+      </w:r>
+      <w:r>
+        <w:t xml:space="preserve"> </w:t>
+      </w:r>
+      <w:r>
+        <w:t xml:space="preserve">STATEMENT</w:t>
+      </w:r>
+      <w:r>
+        <w:t xml:space="preserve">   </w:t>
       </w:r>
       <w:r>
         <w:tab/>
       </w:r>
       <w:r>
-        <w:t xml:space="preserve">ii</w:t>
+        <w:t xml:space="preserve">1</w:t>
       </w:r>
     </w:p>
     <w:p>
@@ -553,19 +863,304 @@
         <w:pStyle w:val="CATocTop"/>
       </w:pPr>
       <w:r>
-        <w:t xml:space="preserve">JURISDICTIONAL</w:t>
-      </w:r>
-      <w:r>
-        <w:t xml:space="preserve"> </w:t>
-      </w:r>
+        <w:t xml:space="preserve">ISSUE</w:t>
+      </w:r>
+      <w:r>
+        <w:t xml:space="preserve"> </w:t>
+      </w:r>
+      <w:r>
+        <w:t xml:space="preserve">PRESENTED</w:t>
+      </w:r>
+      <w:r>
+        <w:t xml:space="preserve">   </w:t>
+      </w:r>
+      <w:r>
+        <w:tab/>
+      </w:r>
+      <w:r>
+        <w:t xml:space="preserve">1</w:t>
+      </w:r>
+    </w:p>
+    <w:p>
+      <w:pPr>
+        <w:pStyle w:val="CATocTop"/>
+      </w:pPr>
+      <w:r>
+        <w:t xml:space="preserve">INTRODUCTION</w:t>
+      </w:r>
+      <w:r>
+        <w:t xml:space="preserve">   </w:t>
+      </w:r>
+      <w:r>
+        <w:tab/>
+      </w:r>
+      <w:r>
+        <w:t xml:space="preserve">1</w:t>
+      </w:r>
+    </w:p>
+    <w:p>
+      <w:pPr>
+        <w:pStyle w:val="CATocTop"/>
+      </w:pPr>
       <w:r>
         <w:t xml:space="preserve">STATEMENT</w:t>
       </w:r>
       <w:r>
+        <w:t xml:space="preserve"> </w:t>
+      </w:r>
+      <w:r>
+        <w:t xml:space="preserve">OF</w:t>
+      </w:r>
+      <w:r>
+        <w:t xml:space="preserve"> </w:t>
+      </w:r>
+      <w:r>
+        <w:t xml:space="preserve">THE</w:t>
+      </w:r>
+      <w:r>
+        <w:t xml:space="preserve"> </w:t>
+      </w:r>
+      <w:r>
+        <w:t xml:space="preserve">CASE</w:t>
+      </w:r>
+      <w:r>
+        <w:t xml:space="preserve">   </w:t>
+      </w:r>
+      <w:r>
         <w:tab/>
       </w:r>
       <w:r>
-        <w:t xml:space="preserve">1</w:t>
+        <w:t xml:space="preserve">3</w:t>
+      </w:r>
+    </w:p>
+    <w:p>
+      <w:pPr>
+        <w:pStyle w:val="CATocS0"/>
+      </w:pPr>
+      <w:r>
+        <w:t xml:space="preserve">I.</w:t>
+      </w:r>
+      <w:r>
+        <w:tab/>
+      </w:r>
+      <w:r>
+        <w:t xml:space="preserve">Factual</w:t>
+      </w:r>
+      <w:r>
+        <w:t xml:space="preserve"> </w:t>
+      </w:r>
+      <w:r>
+        <w:t xml:space="preserve">Background</w:t>
+      </w:r>
+      <w:r>
+        <w:t xml:space="preserve">   </w:t>
+      </w:r>
+      <w:r>
+        <w:tab/>
+      </w:r>
+      <w:r>
+        <w:t xml:space="preserve">3</w:t>
+      </w:r>
+    </w:p>
+    <w:p>
+      <w:pPr>
+        <w:pStyle w:val="CATocS1"/>
+      </w:pPr>
+      <w:r>
+        <w:t xml:space="preserve">A.</w:t>
+      </w:r>
+      <w:r>
+        <w:tab/>
+      </w:r>
+      <w:r>
+        <w:t xml:space="preserve">Mr.</w:t>
+      </w:r>
+      <w:r>
+        <w:t xml:space="preserve"> </w:t>
+      </w:r>
+      <w:r>
+        <w:t xml:space="preserve">Torres</w:t>
+      </w:r>
+      <w:r>
+        <w:t xml:space="preserve"> </w:t>
+      </w:r>
+      <w:r>
+        <w:t xml:space="preserve">receives</w:t>
+      </w:r>
+      <w:r>
+        <w:t xml:space="preserve"> </w:t>
+      </w:r>
+      <w:r>
+        <w:t xml:space="preserve">the</w:t>
+      </w:r>
+      <w:r>
+        <w:t xml:space="preserve"> </w:t>
+      </w:r>
+      <w:r>
+        <w:t xml:space="preserve">first</w:t>
+      </w:r>
+      <w:r>
+        <w:t xml:space="preserve"> </w:t>
+      </w:r>
+      <w:r>
+        <w:t xml:space="preserve">disciplinary</w:t>
+      </w:r>
+      <w:r>
+        <w:t xml:space="preserve"> </w:t>
+      </w:r>
+      <w:r>
+        <w:t xml:space="preserve">report,</w:t>
+      </w:r>
+      <w:r>
+        <w:t xml:space="preserve"> </w:t>
+      </w:r>
+      <w:r>
+        <w:t xml:space="preserve">which</w:t>
+      </w:r>
+      <w:r>
+        <w:t xml:space="preserve"> </w:t>
+      </w:r>
+      <w:r>
+        <w:t xml:space="preserve">is</w:t>
+      </w:r>
+      <w:r>
+        <w:t xml:space="preserve"> </w:t>
+      </w:r>
+      <w:r>
+        <w:t xml:space="preserve">promptly</w:t>
+      </w:r>
+      <w:r>
+        <w:t xml:space="preserve"> </w:t>
+      </w:r>
+      <w:r>
+        <w:t xml:space="preserve">expunged</w:t>
+      </w:r>
+      <w:r>
+        <w:t xml:space="preserve">   </w:t>
+      </w:r>
+      <w:r>
+        <w:tab/>
+      </w:r>
+      <w:r>
+        <w:t xml:space="preserve">3</w:t>
+      </w:r>
+    </w:p>
+    <w:p>
+      <w:pPr>
+        <w:pStyle w:val="CATocS1"/>
+      </w:pPr>
+      <w:r>
+        <w:t xml:space="preserve">B.</w:t>
+      </w:r>
+      <w:r>
+        <w:tab/>
+      </w:r>
+      <w:r>
+        <w:t xml:space="preserve">Mr.</w:t>
+      </w:r>
+      <w:r>
+        <w:t xml:space="preserve"> </w:t>
+      </w:r>
+      <w:r>
+        <w:t xml:space="preserve">Torres</w:t>
+      </w:r>
+      <w:r>
+        <w:t xml:space="preserve"> </w:t>
+      </w:r>
+      <w:r>
+        <w:t xml:space="preserve">is</w:t>
+      </w:r>
+      <w:r>
+        <w:t xml:space="preserve"> </w:t>
+      </w:r>
+      <w:r>
+        <w:t xml:space="preserve">confined</w:t>
+      </w:r>
+      <w:r>
+        <w:t xml:space="preserve"> </w:t>
+      </w:r>
+      <w:r>
+        <w:t xml:space="preserve">in</w:t>
+      </w:r>
+      <w:r>
+        <w:t xml:space="preserve"> </w:t>
+      </w:r>
+      <w:r>
+        <w:t xml:space="preserve">a</w:t>
+      </w:r>
+      <w:r>
+        <w:t xml:space="preserve"> </w:t>
+      </w:r>
+      <w:r>
+        <w:t xml:space="preserve">moldy,</w:t>
+      </w:r>
+      <w:r>
+        <w:t xml:space="preserve"> </w:t>
+      </w:r>
+      <w:r>
+        <w:t xml:space="preserve">contaminated</w:t>
+      </w:r>
+      <w:r>
+        <w:t xml:space="preserve"> </w:t>
+      </w:r>
+      <w:r>
+        <w:t xml:space="preserve">cell</w:t>
+      </w:r>
+      <w:r>
+        <w:t xml:space="preserve"> </w:t>
+      </w:r>
+      <w:r>
+        <w:t xml:space="preserve">for</w:t>
+      </w:r>
+      <w:r>
+        <w:t xml:space="preserve"> </w:t>
+      </w:r>
+      <w:r>
+        <w:t xml:space="preserve">three</w:t>
+      </w:r>
+      <w:r>
+        <w:t xml:space="preserve"> </w:t>
+      </w:r>
+      <w:r>
+        <w:t xml:space="preserve">months</w:t>
+      </w:r>
+      <w:r>
+        <w:t xml:space="preserve">   </w:t>
+      </w:r>
+      <w:r>
+        <w:tab/>
+      </w:r>
+      <w:r>
+        <w:t xml:space="preserve">4</w:t>
+      </w:r>
+    </w:p>
+    <w:p>
+      <w:pPr>
+        <w:pStyle w:val="CATocS0"/>
+      </w:pPr>
+      <w:r>
+        <w:t xml:space="preserve">II.</w:t>
+      </w:r>
+      <w:r>
+        <w:tab/>
+      </w:r>
+      <w:r>
+        <w:t xml:space="preserve">Proceedings</w:t>
+      </w:r>
+      <w:r>
+        <w:t xml:space="preserve"> </w:t>
+      </w:r>
+      <w:r>
+        <w:t xml:space="preserve">Below</w:t>
+      </w:r>
+      <w:r>
+        <w:t xml:space="preserve">   </w:t>
+      </w:r>
+      <w:r>
+        <w:tab/>
+      </w:r>
+      <w:r>
+        <w:t xml:space="preserve">4</w:t>
       </w:r>
     </w:p>
     <w:p>
@@ -573,19 +1168,28 @@
         <w:pStyle w:val="CATocTop"/>
       </w:pPr>
       <w:r>
-        <w:t xml:space="preserve">ISSUE</w:t>
-      </w:r>
-      <w:r>
-        <w:t xml:space="preserve"> </w:t>
-      </w:r>
-      <w:r>
-        <w:t xml:space="preserve">PRESENTED</w:t>
+        <w:t xml:space="preserve">SUMMARY</w:t>
+      </w:r>
+      <w:r>
+        <w:t xml:space="preserve"> </w:t>
+      </w:r>
+      <w:r>
+        <w:t xml:space="preserve">OF</w:t>
+      </w:r>
+      <w:r>
+        <w:t xml:space="preserve"> </w:t>
+      </w:r>
+      <w:r>
+        <w:t xml:space="preserve">ARGUMENT</w:t>
+      </w:r>
+      <w:r>
+        <w:t xml:space="preserve">   </w:t>
       </w:r>
       <w:r>
         <w:tab/>
       </w:r>
       <w:r>
-        <w:t xml:space="preserve">1</w:t>
+        <w:t xml:space="preserve">5</w:t>
       </w:r>
     </w:p>
     <w:p>
@@ -593,13 +1197,28 @@
         <w:pStyle w:val="CATocTop"/>
       </w:pPr>
       <w:r>
-        <w:t xml:space="preserve">INTRODUCTION</w:t>
+        <w:t xml:space="preserve">STANDARD</w:t>
+      </w:r>
+      <w:r>
+        <w:t xml:space="preserve"> </w:t>
+      </w:r>
+      <w:r>
+        <w:t xml:space="preserve">OF</w:t>
+      </w:r>
+      <w:r>
+        <w:t xml:space="preserve"> </w:t>
+      </w:r>
+      <w:r>
+        <w:t xml:space="preserve">REVIEW</w:t>
+      </w:r>
+      <w:r>
+        <w:t xml:space="preserve">   </w:t>
       </w:r>
       <w:r>
         <w:tab/>
       </w:r>
       <w:r>
-        <w:t xml:space="preserve">1</w:t>
+        <w:t xml:space="preserve">6</w:t>
       </w:r>
     </w:p>
     <w:p>
@@ -607,31 +1226,16 @@
         <w:pStyle w:val="CATocTop"/>
       </w:pPr>
       <w:r>
-        <w:t xml:space="preserve">STATEMENT</w:t>
-      </w:r>
-      <w:r>
-        <w:t xml:space="preserve"> </w:t>
-      </w:r>
-      <w:r>
-        <w:t xml:space="preserve">OF</w:t>
-      </w:r>
-      <w:r>
-        <w:t xml:space="preserve"> </w:t>
-      </w:r>
-      <w:r>
-        <w:t xml:space="preserve">THE</w:t>
-      </w:r>
-      <w:r>
-        <w:t xml:space="preserve"> </w:t>
-      </w:r>
-      <w:r>
-        <w:t xml:space="preserve">CASE</w:t>
+        <w:t xml:space="preserve">ARGUMENT</w:t>
+      </w:r>
+      <w:r>
+        <w:t xml:space="preserve">   </w:t>
       </w:r>
       <w:r>
         <w:tab/>
       </w:r>
       <w:r>
-        <w:t xml:space="preserve">3</w:t>
+        <w:t xml:space="preserve">6</w:t>
       </w:r>
     </w:p>
     <w:p>
@@ -645,19 +1249,100 @@
         <w:tab/>
       </w:r>
       <w:r>
-        <w:t xml:space="preserve">Factual</w:t>
-      </w:r>
-      <w:r>
-        <w:t xml:space="preserve"> </w:t>
-      </w:r>
-      <w:r>
-        <w:t xml:space="preserve">Background</w:t>
+        <w:t xml:space="preserve">The</w:t>
+      </w:r>
+      <w:r>
+        <w:t xml:space="preserve"> </w:t>
+      </w:r>
+      <w:r>
+        <w:t xml:space="preserve">district</w:t>
+      </w:r>
+      <w:r>
+        <w:t xml:space="preserve"> </w:t>
+      </w:r>
+      <w:r>
+        <w:t xml:space="preserve">court’s</w:t>
+      </w:r>
+      <w:r>
+        <w:t xml:space="preserve"> </w:t>
+      </w:r>
+      <w:r>
+        <w:t xml:space="preserve">summary</w:t>
+      </w:r>
+      <w:r>
+        <w:t xml:space="preserve"> </w:t>
+      </w:r>
+      <w:r>
+        <w:t xml:space="preserve">judgment</w:t>
+      </w:r>
+      <w:r>
+        <w:t xml:space="preserve"> </w:t>
+      </w:r>
+      <w:r>
+        <w:t xml:space="preserve">opinion</w:t>
+      </w:r>
+      <w:r>
+        <w:t xml:space="preserve"> </w:t>
+      </w:r>
+      <w:r>
+        <w:t xml:space="preserve">misstated</w:t>
+      </w:r>
+      <w:r>
+        <w:t xml:space="preserve"> </w:t>
+      </w:r>
+      <w:r>
+        <w:t xml:space="preserve">the</w:t>
+      </w:r>
+      <w:r>
+        <w:t xml:space="preserve"> </w:t>
+      </w:r>
+      <w:r>
+        <w:t xml:space="preserve">law</w:t>
+      </w:r>
+      <w:r>
+        <w:t xml:space="preserve"> </w:t>
+      </w:r>
+      <w:r>
+        <w:t xml:space="preserve">and</w:t>
+      </w:r>
+      <w:r>
+        <w:t xml:space="preserve"> </w:t>
+      </w:r>
+      <w:r>
+        <w:t xml:space="preserve">misapplied</w:t>
+      </w:r>
+      <w:r>
+        <w:t xml:space="preserve"> </w:t>
+      </w:r>
+      <w:r>
+        <w:t xml:space="preserve">the</w:t>
+      </w:r>
+      <w:r>
+        <w:t xml:space="preserve"> </w:t>
+      </w:r>
+      <w:r>
+        <w:t xml:space="preserve">summary</w:t>
+      </w:r>
+      <w:r>
+        <w:t xml:space="preserve"> </w:t>
+      </w:r>
+      <w:r>
+        <w:t xml:space="preserve">judgment</w:t>
+      </w:r>
+      <w:r>
+        <w:t xml:space="preserve"> </w:t>
+      </w:r>
+      <w:r>
+        <w:t xml:space="preserve">standard</w:t>
+      </w:r>
+      <w:r>
+        <w:t xml:space="preserve">   </w:t>
       </w:r>
       <w:r>
         <w:tab/>
       </w:r>
       <w:r>
-        <w:t xml:space="preserve">3</w:t>
+        <w:t xml:space="preserve">7</w:t>
       </w:r>
     </w:p>
     <w:p>
@@ -671,13 +1356,37 @@
         <w:tab/>
       </w:r>
       <w:r>
-        <w:t xml:space="preserve">Mr. Torres</w:t>
-      </w:r>
-      <w:r>
-        <w:t xml:space="preserve"> </w:t>
-      </w:r>
-      <w:r>
-        <w:t xml:space="preserve">receives</w:t>
+        <w:t xml:space="preserve">The</w:t>
+      </w:r>
+      <w:r>
+        <w:t xml:space="preserve"> </w:t>
+      </w:r>
+      <w:r>
+        <w:t xml:space="preserve">district</w:t>
+      </w:r>
+      <w:r>
+        <w:t xml:space="preserve"> </w:t>
+      </w:r>
+      <w:r>
+        <w:t xml:space="preserve">court</w:t>
+      </w:r>
+      <w:r>
+        <w:t xml:space="preserve"> </w:t>
+      </w:r>
+      <w:r>
+        <w:t xml:space="preserve">erred</w:t>
+      </w:r>
+      <w:r>
+        <w:t xml:space="preserve"> </w:t>
+      </w:r>
+      <w:r>
+        <w:t xml:space="preserve">by</w:t>
+      </w:r>
+      <w:r>
+        <w:t xml:space="preserve"> </w:t>
+      </w:r>
+      <w:r>
+        <w:t xml:space="preserve">assessing</w:t>
       </w:r>
       <w:r>
         <w:t xml:space="preserve"> </w:t>
@@ -689,49 +1398,88 @@
         <w:t xml:space="preserve"> </w:t>
       </w:r>
       <w:r>
-        <w:t xml:space="preserve">first</w:t>
-      </w:r>
-      <w:r>
-        <w:t xml:space="preserve"> </w:t>
-      </w:r>
-      <w:r>
-        <w:t xml:space="preserve">disciplinary</w:t>
-      </w:r>
-      <w:r>
-        <w:t xml:space="preserve"> </w:t>
-      </w:r>
-      <w:r>
-        <w:t xml:space="preserve">report,</w:t>
-      </w:r>
-      <w:r>
-        <w:t xml:space="preserve"> </w:t>
-      </w:r>
-      <w:r>
-        <w:t xml:space="preserve">which</w:t>
-      </w:r>
-      <w:r>
-        <w:t xml:space="preserve"> </w:t>
-      </w:r>
-      <w:r>
-        <w:t xml:space="preserve">is</w:t>
-      </w:r>
-      <w:r>
-        <w:t xml:space="preserve"> </w:t>
-      </w:r>
-      <w:r>
-        <w:t xml:space="preserve">promptly</w:t>
-      </w:r>
-      <w:r>
-        <w:t xml:space="preserve"> </w:t>
-      </w:r>
-      <w:r>
-        <w:t xml:space="preserve">expunged</w:t>
+        <w:t xml:space="preserve">amount</w:t>
+      </w:r>
+      <w:r>
+        <w:t xml:space="preserve"> </w:t>
+      </w:r>
+      <w:r>
+        <w:t xml:space="preserve">of</w:t>
+      </w:r>
+      <w:r>
+        <w:t xml:space="preserve"> </w:t>
+      </w:r>
+      <w:r>
+        <w:t xml:space="preserve">time</w:t>
+      </w:r>
+      <w:r>
+        <w:t xml:space="preserve"> </w:t>
+      </w:r>
+      <w:r>
+        <w:t xml:space="preserve">that</w:t>
+      </w:r>
+      <w:r>
+        <w:t xml:space="preserve"> </w:t>
+      </w:r>
+      <w:r>
+        <w:t xml:space="preserve">Mr.</w:t>
+      </w:r>
+      <w:r>
+        <w:t xml:space="preserve"> </w:t>
+      </w:r>
+      <w:r>
+        <w:t xml:space="preserve">Torres</w:t>
+      </w:r>
+      <w:r>
+        <w:t xml:space="preserve"> </w:t>
+      </w:r>
+      <w:r>
+        <w:t xml:space="preserve">spent</w:t>
+      </w:r>
+      <w:r>
+        <w:t xml:space="preserve"> </w:t>
+      </w:r>
+      <w:r>
+        <w:t xml:space="preserve">in</w:t>
+      </w:r>
+      <w:r>
+        <w:t xml:space="preserve"> </w:t>
+      </w:r>
+      <w:r>
+        <w:t xml:space="preserve">segregation</w:t>
+      </w:r>
+      <w:r>
+        <w:t xml:space="preserve"> </w:t>
+      </w:r>
+      <w:r>
+        <w:t xml:space="preserve">relative</w:t>
+      </w:r>
+      <w:r>
+        <w:t xml:space="preserve"> </w:t>
+      </w:r>
+      <w:r>
+        <w:t xml:space="preserve">to</w:t>
+      </w:r>
+      <w:r>
+        <w:t xml:space="preserve"> </w:t>
+      </w:r>
+      <w:r>
+        <w:t xml:space="preserve">his</w:t>
+      </w:r>
+      <w:r>
+        <w:t xml:space="preserve"> </w:t>
+      </w:r>
+      <w:r>
+        <w:t xml:space="preserve">sentence</w:t>
+      </w:r>
+      <w:r>
+        <w:t xml:space="preserve">   </w:t>
       </w:r>
       <w:r>
         <w:tab/>
       </w:r>
       <w:r>
-        <w:t xml:space="preserve">3</w:t>
+        <w:t xml:space="preserve">7</w:t>
       </w:r>
     </w:p>
     <w:p>
@@ -745,99 +1493,158 @@
         <w:tab/>
       </w:r>
       <w:r>
-        <w:t xml:space="preserve">Mr. Torres</w:t>
-      </w:r>
-      <w:r>
-        <w:t xml:space="preserve"> </w:t>
-      </w:r>
-      <w:r>
-        <w:t xml:space="preserve">is</w:t>
-      </w:r>
-      <w:r>
-        <w:t xml:space="preserve"> </w:t>
-      </w:r>
-      <w:r>
-        <w:t xml:space="preserve">confined</w:t>
-      </w:r>
-      <w:r>
-        <w:t xml:space="preserve"> </w:t>
-      </w:r>
-      <w:r>
-        <w:t xml:space="preserve">in</w:t>
-      </w:r>
-      <w:r>
-        <w:t xml:space="preserve"> </w:t>
-      </w:r>
-      <w:r>
-        <w:t xml:space="preserve">a</w:t>
-      </w:r>
-      <w:r>
-        <w:t xml:space="preserve"> </w:t>
-      </w:r>
-      <w:r>
-        <w:t xml:space="preserve">moldy,</w:t>
-      </w:r>
-      <w:r>
-        <w:t xml:space="preserve"> </w:t>
-      </w:r>
-      <w:r>
-        <w:t xml:space="preserve">contaminated</w:t>
-      </w:r>
-      <w:r>
-        <w:t xml:space="preserve"> </w:t>
-      </w:r>
-      <w:r>
-        <w:t xml:space="preserve">cell</w:t>
-      </w:r>
-      <w:r>
-        <w:t xml:space="preserve"> </w:t>
-      </w:r>
-      <w:r>
-        <w:t xml:space="preserve">for</w:t>
-      </w:r>
-      <w:r>
-        <w:t xml:space="preserve"> </w:t>
-      </w:r>
-      <w:r>
-        <w:t xml:space="preserve">three</w:t>
-      </w:r>
-      <w:r>
-        <w:t xml:space="preserve"> </w:t>
-      </w:r>
-      <w:r>
-        <w:t xml:space="preserve">months</w:t>
+        <w:t xml:space="preserve">The</w:t>
+      </w:r>
+      <w:r>
+        <w:t xml:space="preserve"> </w:t>
+      </w:r>
+      <w:r>
+        <w:t xml:space="preserve">district</w:t>
+      </w:r>
+      <w:r>
+        <w:t xml:space="preserve"> </w:t>
+      </w:r>
+      <w:r>
+        <w:t xml:space="preserve">court</w:t>
+      </w:r>
+      <w:r>
+        <w:t xml:space="preserve"> </w:t>
+      </w:r>
+      <w:r>
+        <w:t xml:space="preserve">further</w:t>
+      </w:r>
+      <w:r>
+        <w:t xml:space="preserve"> </w:t>
+      </w:r>
+      <w:r>
+        <w:t xml:space="preserve">erred</w:t>
+      </w:r>
+      <w:r>
+        <w:t xml:space="preserve"> </w:t>
+      </w:r>
+      <w:r>
+        <w:t xml:space="preserve">by</w:t>
+      </w:r>
+      <w:r>
+        <w:t xml:space="preserve"> </w:t>
+      </w:r>
+      <w:r>
+        <w:t xml:space="preserve">requiring</w:t>
+      </w:r>
+      <w:r>
+        <w:t xml:space="preserve"> </w:t>
+      </w:r>
+      <w:r>
+        <w:t xml:space="preserve">Mr.</w:t>
+      </w:r>
+      <w:r>
+        <w:t xml:space="preserve"> </w:t>
+      </w:r>
+      <w:r>
+        <w:t xml:space="preserve">Torres</w:t>
+      </w:r>
+      <w:r>
+        <w:t xml:space="preserve"> </w:t>
+      </w:r>
+      <w:r>
+        <w:t xml:space="preserve">to</w:t>
+      </w:r>
+      <w:r>
+        <w:t xml:space="preserve"> </w:t>
+      </w:r>
+      <w:r>
+        <w:t xml:space="preserve">prove</w:t>
+      </w:r>
+      <w:r>
+        <w:t xml:space="preserve"> </w:t>
+      </w:r>
+      <w:r>
+        <w:t xml:space="preserve">physical</w:t>
+      </w:r>
+      <w:r>
+        <w:t xml:space="preserve"> </w:t>
+      </w:r>
+      <w:r>
+        <w:t xml:space="preserve">or</w:t>
+      </w:r>
+      <w:r>
+        <w:t xml:space="preserve"> </w:t>
+      </w:r>
+      <w:r>
+        <w:t xml:space="preserve">mental</w:t>
+      </w:r>
+      <w:r>
+        <w:t xml:space="preserve"> </w:t>
+      </w:r>
+      <w:r>
+        <w:t xml:space="preserve">harm</w:t>
+      </w:r>
+      <w:r>
+        <w:t xml:space="preserve"> </w:t>
+      </w:r>
+      <w:r>
+        <w:t xml:space="preserve">because</w:t>
+      </w:r>
+      <w:r>
+        <w:t xml:space="preserve"> </w:t>
+      </w:r>
+      <w:r>
+        <w:t xml:space="preserve">of</w:t>
+      </w:r>
+      <w:r>
+        <w:t xml:space="preserve"> </w:t>
+      </w:r>
+      <w:r>
+        <w:t xml:space="preserve">his</w:t>
+      </w:r>
+      <w:r>
+        <w:t xml:space="preserve"> </w:t>
+      </w:r>
+      <w:r>
+        <w:t xml:space="preserve">confinement</w:t>
+      </w:r>
+      <w:r>
+        <w:t xml:space="preserve">   </w:t>
       </w:r>
       <w:r>
         <w:tab/>
       </w:r>
       <w:r>
-        <w:t xml:space="preserve">3</w:t>
-      </w:r>
-    </w:p>
-    <w:p>
-      <w:pPr>
-        <w:pStyle w:val="CATocS0"/>
-      </w:pPr>
-      <w:r>
-        <w:t xml:space="preserve">II.</w:t>
+        <w:t xml:space="preserve">9</w:t>
+      </w:r>
+    </w:p>
+    <w:p>
+      <w:pPr>
+        <w:pStyle w:val="CATocTop"/>
+      </w:pPr>
+      <w:r>
+        <w:t xml:space="preserve">CONCLUSION</w:t>
+      </w:r>
+      <w:r>
+        <w:t xml:space="preserve">   </w:t>
       </w:r>
       <w:r>
         <w:tab/>
       </w:r>
       <w:r>
-        <w:t xml:space="preserve">Proceedings</w:t>
-      </w:r>
-      <w:r>
-        <w:t xml:space="preserve"> </w:t>
-      </w:r>
-      <w:r>
-        <w:t xml:space="preserve">Below</w:t>
+        <w:t xml:space="preserve">10</w:t>
+      </w:r>
+    </w:p>
+    <w:p>
+      <w:pPr>
+        <w:pStyle w:val="CATocTop"/>
+      </w:pPr>
+      <w:r>
+        <w:t xml:space="preserve">CERTIFICATE OF COMPLIANCE</w:t>
+      </w:r>
+      <w:r>
+        <w:t xml:space="preserve">   </w:t>
       </w:r>
       <w:r>
         <w:tab/>
       </w:r>
       <w:r>
-        <w:t xml:space="preserve">4</w:t>
+        <w:t xml:space="preserve">11</w:t>
       </w:r>
     </w:p>
     <w:p>
@@ -845,467 +1652,23 @@
         <w:pStyle w:val="CATocTop"/>
       </w:pPr>
       <w:r>
-        <w:t xml:space="preserve">SUMMARY</w:t>
-      </w:r>
-      <w:r>
-        <w:t xml:space="preserve"> </w:t>
-      </w:r>
-      <w:r>
-        <w:t xml:space="preserve">OF</w:t>
-      </w:r>
-      <w:r>
-        <w:t xml:space="preserve"> </w:t>
-      </w:r>
-      <w:r>
-        <w:t xml:space="preserve">ARGUMENT</w:t>
+        <w:t xml:space="preserve">CERTIFICATE OF SERVICE</w:t>
+      </w:r>
+      <w:r>
+        <w:t xml:space="preserve">   </w:t>
       </w:r>
       <w:r>
         <w:tab/>
       </w:r>
       <w:r>
-        <w:t xml:space="preserve">5</w:t>
-      </w:r>
-    </w:p>
-    <w:p>
-      <w:pPr>
-        <w:pStyle w:val="CATocTop"/>
-      </w:pPr>
-      <w:r>
-        <w:t xml:space="preserve">STANDARD</w:t>
-      </w:r>
-      <w:r>
-        <w:t xml:space="preserve"> </w:t>
-      </w:r>
-      <w:r>
-        <w:t xml:space="preserve">OF</w:t>
-      </w:r>
-      <w:r>
-        <w:t xml:space="preserve"> </w:t>
-      </w:r>
-      <w:r>
-        <w:t xml:space="preserve">REVIEW</w:t>
-      </w:r>
-      <w:r>
-        <w:tab/>
-      </w:r>
-      <w:r>
-        <w:t xml:space="preserve">5</w:t>
-      </w:r>
-    </w:p>
-    <w:p>
-      <w:pPr>
-        <w:pStyle w:val="CATocTop"/>
-      </w:pPr>
-      <w:r>
-        <w:t xml:space="preserve">ARGUMENT</w:t>
-      </w:r>
-      <w:r>
-        <w:tab/>
-      </w:r>
-      <w:r>
-        <w:t xml:space="preserve">5</w:t>
-      </w:r>
-    </w:p>
-    <w:p>
-      <w:pPr>
-        <w:pStyle w:val="CATocS0"/>
-      </w:pPr>
-      <w:r>
-        <w:t xml:space="preserve">I.</w:t>
-      </w:r>
-      <w:r>
-        <w:tab/>
-      </w:r>
-      <w:r>
-        <w:t xml:space="preserve">The</w:t>
-      </w:r>
-      <w:r>
-        <w:t xml:space="preserve"> </w:t>
-      </w:r>
-      <w:r>
-        <w:t xml:space="preserve">district</w:t>
-      </w:r>
-      <w:r>
-        <w:t xml:space="preserve"> </w:t>
-      </w:r>
-      <w:r>
-        <w:t xml:space="preserve">court’s</w:t>
-      </w:r>
-      <w:r>
-        <w:t xml:space="preserve"> </w:t>
-      </w:r>
-      <w:r>
-        <w:t xml:space="preserve">summary</w:t>
-      </w:r>
-      <w:r>
-        <w:t xml:space="preserve"> </w:t>
-      </w:r>
-      <w:r>
-        <w:t xml:space="preserve">judgment</w:t>
-      </w:r>
-      <w:r>
-        <w:t xml:space="preserve"> </w:t>
-      </w:r>
-      <w:r>
-        <w:t xml:space="preserve">opinion</w:t>
-      </w:r>
-      <w:r>
-        <w:t xml:space="preserve"> </w:t>
-      </w:r>
-      <w:r>
-        <w:t xml:space="preserve">misstated</w:t>
-      </w:r>
-      <w:r>
-        <w:t xml:space="preserve"> </w:t>
-      </w:r>
-      <w:r>
-        <w:t xml:space="preserve">the</w:t>
-      </w:r>
-      <w:r>
-        <w:t xml:space="preserve"> </w:t>
-      </w:r>
-      <w:r>
-        <w:t xml:space="preserve">law</w:t>
-      </w:r>
-      <w:r>
-        <w:t xml:space="preserve"> </w:t>
-      </w:r>
-      <w:r>
-        <w:t xml:space="preserve">and</w:t>
-      </w:r>
-      <w:r>
-        <w:t xml:space="preserve"> </w:t>
-      </w:r>
-      <w:r>
-        <w:t xml:space="preserve">misapplied</w:t>
-      </w:r>
-      <w:r>
-        <w:t xml:space="preserve"> </w:t>
-      </w:r>
-      <w:r>
-        <w:t xml:space="preserve">the</w:t>
-      </w:r>
-      <w:r>
-        <w:t xml:space="preserve"> </w:t>
-      </w:r>
-      <w:r>
-        <w:t xml:space="preserve">summary</w:t>
-      </w:r>
-      <w:r>
-        <w:t xml:space="preserve"> </w:t>
-      </w:r>
-      <w:r>
-        <w:t xml:space="preserve">judgment</w:t>
-      </w:r>
-      <w:r>
-        <w:t xml:space="preserve"> </w:t>
-      </w:r>
-      <w:r>
-        <w:t xml:space="preserve">standard</w:t>
-      </w:r>
-      <w:r>
-        <w:tab/>
-      </w:r>
-      <w:r>
-        <w:t xml:space="preserve">7</w:t>
-      </w:r>
-    </w:p>
-    <w:p>
-      <w:pPr>
-        <w:pStyle w:val="CATocS1"/>
-      </w:pPr>
-      <w:r>
-        <w:t xml:space="preserve">A.</w:t>
-      </w:r>
-      <w:r>
-        <w:tab/>
-      </w:r>
-      <w:r>
-        <w:t xml:space="preserve">The</w:t>
-      </w:r>
-      <w:r>
-        <w:t xml:space="preserve"> </w:t>
-      </w:r>
-      <w:r>
-        <w:t xml:space="preserve">district</w:t>
-      </w:r>
-      <w:r>
-        <w:t xml:space="preserve"> </w:t>
-      </w:r>
-      <w:r>
-        <w:t xml:space="preserve">court</w:t>
-      </w:r>
-      <w:r>
-        <w:t xml:space="preserve"> </w:t>
-      </w:r>
-      <w:r>
-        <w:t xml:space="preserve">erred</w:t>
-      </w:r>
-      <w:r>
-        <w:t xml:space="preserve"> </w:t>
-      </w:r>
-      <w:r>
-        <w:t xml:space="preserve">by</w:t>
-      </w:r>
-      <w:r>
-        <w:t xml:space="preserve"> </w:t>
-      </w:r>
-      <w:r>
-        <w:t xml:space="preserve">assessing</w:t>
-      </w:r>
-      <w:r>
-        <w:t xml:space="preserve"> </w:t>
-      </w:r>
-      <w:r>
-        <w:t xml:space="preserve">the</w:t>
-      </w:r>
-      <w:r>
-        <w:t xml:space="preserve"> </w:t>
-      </w:r>
-      <w:r>
-        <w:t xml:space="preserve">amount</w:t>
-      </w:r>
-      <w:r>
-        <w:t xml:space="preserve"> </w:t>
-      </w:r>
-      <w:r>
-        <w:t xml:space="preserve">of</w:t>
-      </w:r>
-      <w:r>
-        <w:t xml:space="preserve"> </w:t>
-      </w:r>
-      <w:r>
-        <w:t xml:space="preserve">time</w:t>
-      </w:r>
-      <w:r>
-        <w:t xml:space="preserve"> </w:t>
-      </w:r>
-      <w:r>
-        <w:t xml:space="preserve">that</w:t>
-      </w:r>
-      <w:r>
-        <w:t xml:space="preserve"> </w:t>
-      </w:r>
-      <w:r>
-        <w:t xml:space="preserve">Mr. Torres</w:t>
-      </w:r>
-      <w:r>
-        <w:t xml:space="preserve"> </w:t>
-      </w:r>
-      <w:r>
-        <w:t xml:space="preserve">spent</w:t>
-      </w:r>
-      <w:r>
-        <w:t xml:space="preserve"> </w:t>
-      </w:r>
-      <w:r>
-        <w:t xml:space="preserve">in</w:t>
-      </w:r>
-      <w:r>
-        <w:t xml:space="preserve"> </w:t>
-      </w:r>
-      <w:r>
-        <w:t xml:space="preserve">segregation</w:t>
-      </w:r>
-      <w:r>
-        <w:t xml:space="preserve"> </w:t>
-      </w:r>
-      <w:r>
-        <w:t xml:space="preserve">relative</w:t>
-      </w:r>
-      <w:r>
-        <w:t xml:space="preserve"> </w:t>
-      </w:r>
-      <w:r>
-        <w:t xml:space="preserve">to</w:t>
-      </w:r>
-      <w:r>
-        <w:t xml:space="preserve"> </w:t>
-      </w:r>
-      <w:r>
-        <w:t xml:space="preserve">his</w:t>
-      </w:r>
-      <w:r>
-        <w:t xml:space="preserve"> </w:t>
-      </w:r>
-      <w:r>
-        <w:t xml:space="preserve">sentence</w:t>
-      </w:r>
-      <w:r>
-        <w:tab/>
-      </w:r>
-      <w:r>
-        <w:t xml:space="preserve">7</w:t>
-      </w:r>
-    </w:p>
-    <w:p>
-      <w:pPr>
-        <w:pStyle w:val="CATocS1"/>
-      </w:pPr>
-      <w:r>
-        <w:t xml:space="preserve">B.</w:t>
-      </w:r>
-      <w:r>
-        <w:tab/>
-      </w:r>
-      <w:r>
-        <w:t xml:space="preserve">The</w:t>
-      </w:r>
-      <w:r>
-        <w:t xml:space="preserve"> </w:t>
-      </w:r>
-      <w:r>
-        <w:t xml:space="preserve">district</w:t>
-      </w:r>
-      <w:r>
-        <w:t xml:space="preserve"> </w:t>
-      </w:r>
-      <w:r>
-        <w:t xml:space="preserve">court</w:t>
-      </w:r>
-      <w:r>
-        <w:t xml:space="preserve"> </w:t>
-      </w:r>
-      <w:r>
-        <w:t xml:space="preserve">further</w:t>
-      </w:r>
-      <w:r>
-        <w:t xml:space="preserve"> </w:t>
-      </w:r>
-      <w:r>
-        <w:t xml:space="preserve">erred</w:t>
-      </w:r>
-      <w:r>
-        <w:t xml:space="preserve"> </w:t>
-      </w:r>
-      <w:r>
-        <w:t xml:space="preserve">by</w:t>
-      </w:r>
-      <w:r>
-        <w:t xml:space="preserve"> </w:t>
-      </w:r>
-      <w:r>
-        <w:t xml:space="preserve">requiring</w:t>
-      </w:r>
-      <w:r>
-        <w:t xml:space="preserve"> </w:t>
-      </w:r>
-      <w:r>
-        <w:t xml:space="preserve">Mr. Torres</w:t>
-      </w:r>
-      <w:r>
-        <w:t xml:space="preserve"> </w:t>
-      </w:r>
-      <w:r>
-        <w:t xml:space="preserve">to</w:t>
-      </w:r>
-      <w:r>
-        <w:t xml:space="preserve"> </w:t>
-      </w:r>
-      <w:r>
-        <w:t xml:space="preserve">prove</w:t>
-      </w:r>
-      <w:r>
-        <w:t xml:space="preserve"> </w:t>
-      </w:r>
-      <w:r>
-        <w:t xml:space="preserve">physical</w:t>
-      </w:r>
-      <w:r>
-        <w:t xml:space="preserve"> </w:t>
-      </w:r>
-      <w:r>
-        <w:t xml:space="preserve">or</w:t>
-      </w:r>
-      <w:r>
-        <w:t xml:space="preserve"> </w:t>
-      </w:r>
-      <w:r>
-        <w:t xml:space="preserve">mental</w:t>
-      </w:r>
-      <w:r>
-        <w:t xml:space="preserve"> </w:t>
-      </w:r>
-      <w:r>
-        <w:t xml:space="preserve">harm</w:t>
-      </w:r>
-      <w:r>
-        <w:t xml:space="preserve"> </w:t>
-      </w:r>
-      <w:r>
-        <w:t xml:space="preserve">because</w:t>
-      </w:r>
-      <w:r>
-        <w:t xml:space="preserve"> </w:t>
-      </w:r>
-      <w:r>
-        <w:t xml:space="preserve">of</w:t>
-      </w:r>
-      <w:r>
-        <w:t xml:space="preserve"> </w:t>
-      </w:r>
-      <w:r>
-        <w:t xml:space="preserve">his</w:t>
-      </w:r>
-      <w:r>
-        <w:t xml:space="preserve"> </w:t>
-      </w:r>
-      <w:r>
-        <w:t xml:space="preserve">confinement</w:t>
-      </w:r>
-      <w:r>
-        <w:tab/>
-      </w:r>
-      <w:r>
-        <w:t xml:space="preserve">8</w:t>
-      </w:r>
-    </w:p>
-    <w:p>
-      <w:pPr>
-        <w:pStyle w:val="CATocTop"/>
-      </w:pPr>
-      <w:r>
-        <w:t xml:space="preserve">CONCLUSION</w:t>
-      </w:r>
-      <w:r>
-        <w:tab/>
-      </w:r>
-      <w:r>
-        <w:t xml:space="preserve">9</w:t>
-      </w:r>
-    </w:p>
-    <w:p>
-      <w:pPr>
-        <w:pStyle w:val="CATocTop"/>
-      </w:pPr>
-      <w:r>
-        <w:t xml:space="preserve">CERTIFICATE OF COMPLIANCE</w:t>
-      </w:r>
-      <w:r>
-        <w:tab/>
-      </w:r>
-      <w:r>
-        <w:t xml:space="preserve">10</w:t>
-      </w:r>
-    </w:p>
-    <w:p>
-      <w:pPr>
-        <w:pStyle w:val="CATocTop"/>
-      </w:pPr>
-      <w:r>
-        <w:t xml:space="preserve">CERTIFICATE OF SERVICE</w:t>
-      </w:r>
-      <w:r>
-        <w:tab/>
-      </w:r>
-      <w:r>
-        <w:t xml:space="preserve">10</w:t>
+        <w:t xml:space="preserve">11</w:t>
       </w:r>
     </w:p>
     <w:p>
       <w:pPr>
         <w:pStyle w:val="CASection"/>
         <w:pageBreakBefore/>
+        <w:spacing w:before="0" w:after="308" w:line="400" w:lineRule="exact"/>
       </w:pPr>
       <w:r>
         <w:t xml:space="preserve">Table of Authorities</w:t>
@@ -1314,6 +1677,7 @@
     <w:p>
       <w:pPr>
         <w:pStyle w:val="CAToaGroup"/>
+        <w:spacing w:before="280" w:after="56" w:line="400" w:lineRule="exact"/>
       </w:pPr>
       <w:r>
         <w:t xml:space="preserve">Cases:</w:t>
@@ -1324,6 +1688,7 @@
       <w:r>
         <w:rPr>
           <w:b/>
+          <w:u w:val="single"/>
         </w:rPr>
         <w:t xml:space="preserve">Page(s)</w:t>
       </w:r>
@@ -1390,6 +1755,9 @@
         <w:t xml:space="preserve">(1994)</w:t>
       </w:r>
       <w:r>
+        <w:t xml:space="preserve">   </w:t>
+      </w:r>
+      <w:r>
         <w:tab/>
       </w:r>
       <w:r>
@@ -1470,9 +1838,901 @@
         <w:t xml:space="preserve">2006)</w:t>
       </w:r>
       <w:r>
+        <w:t xml:space="preserve">   </w:t>
+      </w:r>
+      <w:r>
         <w:tab/>
       </w:r>
       <w:r>
+        <w:t xml:space="preserve">6, 7</w:t>
+      </w:r>
+    </w:p>
+    <w:p>
+      <w:pPr>
+        <w:pStyle w:val="CAToaEntry"/>
+      </w:pPr>
+      <w:r>
+        <w:rPr>
+          <w:i/>
+        </w:rPr>
+        <w:t xml:space="preserve">Hardaway</w:t>
+      </w:r>
+      <w:r>
+        <w:rPr>
+          <w:i/>
+        </w:rPr>
+        <w:t xml:space="preserve"> </w:t>
+      </w:r>
+      <w:r>
+        <w:rPr>
+          <w:i/>
+        </w:rPr>
+        <w:t xml:space="preserve">v.</w:t>
+      </w:r>
+      <w:r>
+        <w:rPr>
+          <w:i/>
+        </w:rPr>
+        <w:t xml:space="preserve"> </w:t>
+      </w:r>
+      <w:r>
+        <w:rPr>
+          <w:i/>
+        </w:rPr>
+        <w:t xml:space="preserve">Meyerhoff</w:t>
+      </w:r>
+      <w:r>
+        <w:t xml:space="preserve">,</w:t>
+      </w:r>
+      <w:r>
+        <w:br/>
+      </w:r>
+      <w:r>
+        <w:t xml:space="preserve">734</w:t>
+      </w:r>
+      <w:r>
+        <w:t xml:space="preserve"> </w:t>
+      </w:r>
+      <w:r>
+        <w:t xml:space="preserve">F.3d</w:t>
+      </w:r>
+      <w:r>
+        <w:t xml:space="preserve"> </w:t>
+      </w:r>
+      <w:r>
+        <w:t xml:space="preserve">740</w:t>
+      </w:r>
+      <w:r>
+        <w:t xml:space="preserve"> </w:t>
+      </w:r>
+      <w:r>
+        <w:t xml:space="preserve">(7th</w:t>
+      </w:r>
+      <w:r>
+        <w:t xml:space="preserve"> </w:t>
+      </w:r>
+      <w:r>
+        <w:t xml:space="preserve">Cir.</w:t>
+      </w:r>
+      <w:r>
+        <w:t xml:space="preserve"> </w:t>
+      </w:r>
+      <w:r>
+        <w:t xml:space="preserve">2013)</w:t>
+      </w:r>
+      <w:r>
+        <w:t xml:space="preserve">   </w:t>
+      </w:r>
+      <w:r>
+        <w:tab/>
+      </w:r>
+      <w:r>
+        <w:t xml:space="preserve">2, 7</w:t>
+      </w:r>
+    </w:p>
+    <w:p>
+      <w:pPr>
+        <w:pStyle w:val="CAToaEntry"/>
+      </w:pPr>
+      <w:r>
+        <w:rPr>
+          <w:i/>
+        </w:rPr>
+        <w:t xml:space="preserve">Hoskins</w:t>
+      </w:r>
+      <w:r>
+        <w:rPr>
+          <w:i/>
+        </w:rPr>
+        <w:t xml:space="preserve"> </w:t>
+      </w:r>
+      <w:r>
+        <w:rPr>
+          <w:i/>
+        </w:rPr>
+        <w:t xml:space="preserve">v.</w:t>
+      </w:r>
+      <w:r>
+        <w:rPr>
+          <w:i/>
+        </w:rPr>
+        <w:t xml:space="preserve"> </w:t>
+      </w:r>
+      <w:r>
+        <w:rPr>
+          <w:i/>
+        </w:rPr>
+        <w:t xml:space="preserve">Lenear</w:t>
+      </w:r>
+      <w:r>
+        <w:t xml:space="preserve">,</w:t>
+      </w:r>
+      <w:r>
+        <w:br/>
+      </w:r>
+      <w:r>
+        <w:t xml:space="preserve">395</w:t>
+      </w:r>
+      <w:r>
+        <w:t xml:space="preserve"> </w:t>
+      </w:r>
+      <w:r>
+        <w:t xml:space="preserve">F.3d</w:t>
+      </w:r>
+      <w:r>
+        <w:t xml:space="preserve"> </w:t>
+      </w:r>
+      <w:r>
+        <w:t xml:space="preserve">372</w:t>
+      </w:r>
+      <w:r>
+        <w:t xml:space="preserve"> </w:t>
+      </w:r>
+      <w:r>
+        <w:t xml:space="preserve">(7th</w:t>
+      </w:r>
+      <w:r>
+        <w:t xml:space="preserve"> </w:t>
+      </w:r>
+      <w:r>
+        <w:t xml:space="preserve">Cir.</w:t>
+      </w:r>
+      <w:r>
+        <w:t xml:space="preserve"> </w:t>
+      </w:r>
+      <w:r>
+        <w:t xml:space="preserve">2005)</w:t>
+      </w:r>
+      <w:r>
+        <w:t xml:space="preserve">   </w:t>
+      </w:r>
+      <w:r>
+        <w:tab/>
+      </w:r>
+      <w:r>
+        <w:t xml:space="preserve">7</w:t>
+      </w:r>
+    </w:p>
+    <w:p>
+      <w:pPr>
+        <w:pStyle w:val="CAToaEntry"/>
+      </w:pPr>
+      <w:r>
+        <w:rPr>
+          <w:i/>
+        </w:rPr>
+        <w:t xml:space="preserve">Isby</w:t>
+      </w:r>
+      <w:r>
+        <w:rPr>
+          <w:i/>
+        </w:rPr>
+        <w:t xml:space="preserve"> </w:t>
+      </w:r>
+      <w:r>
+        <w:rPr>
+          <w:i/>
+        </w:rPr>
+        <w:t xml:space="preserve">v.</w:t>
+      </w:r>
+      <w:r>
+        <w:rPr>
+          <w:i/>
+        </w:rPr>
+        <w:t xml:space="preserve"> </w:t>
+      </w:r>
+      <w:r>
+        <w:rPr>
+          <w:i/>
+        </w:rPr>
+        <w:t xml:space="preserve">Brown</w:t>
+      </w:r>
+      <w:r>
+        <w:t xml:space="preserve">,</w:t>
+      </w:r>
+      <w:r>
+        <w:br/>
+      </w:r>
+      <w:r>
+        <w:t xml:space="preserve">856</w:t>
+      </w:r>
+      <w:r>
+        <w:t xml:space="preserve"> </w:t>
+      </w:r>
+      <w:r>
+        <w:t xml:space="preserve">F.3d</w:t>
+      </w:r>
+      <w:r>
+        <w:t xml:space="preserve"> </w:t>
+      </w:r>
+      <w:r>
+        <w:t xml:space="preserve">508</w:t>
+      </w:r>
+      <w:r>
+        <w:t xml:space="preserve"> </w:t>
+      </w:r>
+      <w:r>
+        <w:t xml:space="preserve">(7th</w:t>
+      </w:r>
+      <w:r>
+        <w:t xml:space="preserve"> </w:t>
+      </w:r>
+      <w:r>
+        <w:t xml:space="preserve">Cir.</w:t>
+      </w:r>
+      <w:r>
+        <w:t xml:space="preserve"> </w:t>
+      </w:r>
+      <w:r>
+        <w:t xml:space="preserve">2018)</w:t>
+      </w:r>
+      <w:r>
+        <w:t xml:space="preserve">   </w:t>
+      </w:r>
+      <w:r>
+        <w:tab/>
+      </w:r>
+      <w:r>
+        <w:t xml:space="preserve">2</w:t>
+      </w:r>
+    </w:p>
+    <w:p>
+      <w:pPr>
+        <w:pStyle w:val="CAToaEntry"/>
+      </w:pPr>
+      <w:r>
+        <w:rPr>
+          <w:i/>
+        </w:rPr>
+        <w:t xml:space="preserve">Kervin</w:t>
+      </w:r>
+      <w:r>
+        <w:rPr>
+          <w:i/>
+        </w:rPr>
+        <w:t xml:space="preserve"> </w:t>
+      </w:r>
+      <w:r>
+        <w:rPr>
+          <w:i/>
+        </w:rPr>
+        <w:t xml:space="preserve">v.</w:t>
+      </w:r>
+      <w:r>
+        <w:rPr>
+          <w:i/>
+        </w:rPr>
+        <w:t xml:space="preserve"> </w:t>
+      </w:r>
+      <w:r>
+        <w:rPr>
+          <w:i/>
+        </w:rPr>
+        <w:t xml:space="preserve">Barnes</w:t>
+      </w:r>
+      <w:r>
+        <w:t xml:space="preserve">,</w:t>
+      </w:r>
+      <w:r>
+        <w:br/>
+      </w:r>
+      <w:r>
+        <w:t xml:space="preserve">787</w:t>
+      </w:r>
+      <w:r>
+        <w:t xml:space="preserve"> </w:t>
+      </w:r>
+      <w:r>
+        <w:t xml:space="preserve">F.3d</w:t>
+      </w:r>
+      <w:r>
+        <w:t xml:space="preserve"> </w:t>
+      </w:r>
+      <w:r>
+        <w:t xml:space="preserve">833</w:t>
+      </w:r>
+      <w:r>
+        <w:t xml:space="preserve"> </w:t>
+      </w:r>
+      <w:r>
+        <w:t xml:space="preserve">(7th</w:t>
+      </w:r>
+      <w:r>
+        <w:t xml:space="preserve"> </w:t>
+      </w:r>
+      <w:r>
+        <w:t xml:space="preserve">Cir.</w:t>
+      </w:r>
+      <w:r>
+        <w:t xml:space="preserve"> </w:t>
+      </w:r>
+      <w:r>
+        <w:t xml:space="preserve">2015)</w:t>
+      </w:r>
+      <w:r>
+        <w:t xml:space="preserve">   </w:t>
+      </w:r>
+      <w:r>
+        <w:tab/>
+      </w:r>
+      <w:r>
+        <w:t xml:space="preserve">8</w:t>
+      </w:r>
+    </w:p>
+    <w:p>
+      <w:pPr>
+        <w:pStyle w:val="CAToaEntry"/>
+      </w:pPr>
+      <w:r>
+        <w:rPr>
+          <w:i/>
+        </w:rPr>
+        <w:t xml:space="preserve">Lekas</w:t>
+      </w:r>
+      <w:r>
+        <w:rPr>
+          <w:i/>
+        </w:rPr>
+        <w:t xml:space="preserve"> </w:t>
+      </w:r>
+      <w:r>
+        <w:rPr>
+          <w:i/>
+        </w:rPr>
+        <w:t xml:space="preserve">v.</w:t>
+      </w:r>
+      <w:r>
+        <w:rPr>
+          <w:i/>
+        </w:rPr>
+        <w:t xml:space="preserve"> </w:t>
+      </w:r>
+      <w:r>
+        <w:rPr>
+          <w:i/>
+        </w:rPr>
+        <w:t xml:space="preserve">Briley</w:t>
+      </w:r>
+      <w:r>
+        <w:t xml:space="preserve">,</w:t>
+      </w:r>
+      <w:r>
+        <w:br/>
+      </w:r>
+      <w:r>
+        <w:t xml:space="preserve">405</w:t>
+      </w:r>
+      <w:r>
+        <w:t xml:space="preserve"> </w:t>
+      </w:r>
+      <w:r>
+        <w:t xml:space="preserve">F.3d</w:t>
+      </w:r>
+      <w:r>
+        <w:t xml:space="preserve"> </w:t>
+      </w:r>
+      <w:r>
+        <w:t xml:space="preserve">602</w:t>
+      </w:r>
+      <w:r>
+        <w:t xml:space="preserve"> </w:t>
+      </w:r>
+      <w:r>
+        <w:t xml:space="preserve">(7th</w:t>
+      </w:r>
+      <w:r>
+        <w:t xml:space="preserve"> </w:t>
+      </w:r>
+      <w:r>
+        <w:t xml:space="preserve">Cir.</w:t>
+      </w:r>
+      <w:r>
+        <w:t xml:space="preserve"> </w:t>
+      </w:r>
+      <w:r>
+        <w:t xml:space="preserve">2005)</w:t>
+      </w:r>
+      <w:r>
+        <w:t xml:space="preserve">   </w:t>
+      </w:r>
+      <w:r>
+        <w:tab/>
+      </w:r>
+      <w:r>
+        <w:t xml:space="preserve">8</w:t>
+      </w:r>
+    </w:p>
+    <w:p>
+      <w:pPr>
+        <w:pStyle w:val="CAToaEntry"/>
+      </w:pPr>
+      <w:r>
+        <w:rPr>
+          <w:i/>
+        </w:rPr>
+        <w:t xml:space="preserve">Lisle</w:t>
+      </w:r>
+      <w:r>
+        <w:rPr>
+          <w:i/>
+        </w:rPr>
+        <w:t xml:space="preserve"> </w:t>
+      </w:r>
+      <w:r>
+        <w:rPr>
+          <w:i/>
+        </w:rPr>
+        <w:t xml:space="preserve">v.</w:t>
+      </w:r>
+      <w:r>
+        <w:rPr>
+          <w:i/>
+        </w:rPr>
+        <w:t xml:space="preserve"> </w:t>
+      </w:r>
+      <w:r>
+        <w:rPr>
+          <w:i/>
+        </w:rPr>
+        <w:t xml:space="preserve">Welborn</w:t>
+      </w:r>
+      <w:r>
+        <w:t xml:space="preserve">,</w:t>
+      </w:r>
+      <w:r>
+        <w:br/>
+      </w:r>
+      <w:r>
+        <w:t xml:space="preserve">933</w:t>
+      </w:r>
+      <w:r>
+        <w:t xml:space="preserve"> </w:t>
+      </w:r>
+      <w:r>
+        <w:t xml:space="preserve">F.3d</w:t>
+      </w:r>
+      <w:r>
+        <w:t xml:space="preserve"> </w:t>
+      </w:r>
+      <w:r>
+        <w:t xml:space="preserve">705</w:t>
+      </w:r>
+      <w:r>
+        <w:t xml:space="preserve"> </w:t>
+      </w:r>
+      <w:r>
+        <w:t xml:space="preserve">(7th</w:t>
+      </w:r>
+      <w:r>
+        <w:t xml:space="preserve"> </w:t>
+      </w:r>
+      <w:r>
+        <w:t xml:space="preserve">Cir.</w:t>
+      </w:r>
+      <w:r>
+        <w:t xml:space="preserve"> </w:t>
+      </w:r>
+      <w:r>
+        <w:t xml:space="preserve">2019)</w:t>
+      </w:r>
+      <w:r>
+        <w:t xml:space="preserve">   </w:t>
+      </w:r>
+      <w:r>
+        <w:tab/>
+      </w:r>
+      <w:r>
+        <w:t xml:space="preserve">5, 6, 8</w:t>
+      </w:r>
+    </w:p>
+    <w:p>
+      <w:pPr>
+        <w:pStyle w:val="CAToaEntry"/>
+      </w:pPr>
+      <w:r>
+        <w:rPr>
+          <w:i/>
+        </w:rPr>
+        <w:t xml:space="preserve">Marion</w:t>
+      </w:r>
+      <w:r>
+        <w:rPr>
+          <w:i/>
+        </w:rPr>
+        <w:t xml:space="preserve"> </w:t>
+      </w:r>
+      <w:r>
+        <w:rPr>
+          <w:i/>
+        </w:rPr>
+        <w:t xml:space="preserve">v.</w:t>
+      </w:r>
+      <w:r>
+        <w:rPr>
+          <w:i/>
+        </w:rPr>
+        <w:t xml:space="preserve"> </w:t>
+      </w:r>
+      <w:r>
+        <w:rPr>
+          <w:i/>
+        </w:rPr>
+        <w:t xml:space="preserve">Columbia</w:t>
+      </w:r>
+      <w:r>
+        <w:t xml:space="preserve">,</w:t>
+      </w:r>
+      <w:r>
+        <w:br/>
+      </w:r>
+      <w:r>
+        <w:t xml:space="preserve">559</w:t>
+      </w:r>
+      <w:r>
+        <w:t xml:space="preserve"> </w:t>
+      </w:r>
+      <w:r>
+        <w:t xml:space="preserve">F.3d</w:t>
+      </w:r>
+      <w:r>
+        <w:t xml:space="preserve"> </w:t>
+      </w:r>
+      <w:r>
+        <w:t xml:space="preserve">693</w:t>
+      </w:r>
+      <w:r>
+        <w:t xml:space="preserve"> </w:t>
+      </w:r>
+      <w:r>
+        <w:t xml:space="preserve">(7th</w:t>
+      </w:r>
+      <w:r>
+        <w:t xml:space="preserve"> </w:t>
+      </w:r>
+      <w:r>
+        <w:t xml:space="preserve">Cir.</w:t>
+      </w:r>
+      <w:r>
+        <w:t xml:space="preserve"> </w:t>
+      </w:r>
+      <w:r>
+        <w:t xml:space="preserve">2009)</w:t>
+      </w:r>
+      <w:r>
+        <w:t xml:space="preserve">   </w:t>
+      </w:r>
+      <w:r>
+        <w:tab/>
+      </w:r>
+      <w:r>
+        <w:t xml:space="preserve">7</w:t>
+      </w:r>
+    </w:p>
+    <w:p>
+      <w:pPr>
+        <w:pStyle w:val="CAToaEntry"/>
+      </w:pPr>
+      <w:r>
+        <w:rPr>
+          <w:i/>
+        </w:rPr>
+        <w:t xml:space="preserve">Sandin</w:t>
+      </w:r>
+      <w:r>
+        <w:rPr>
+          <w:i/>
+        </w:rPr>
+        <w:t xml:space="preserve"> </w:t>
+      </w:r>
+      <w:r>
+        <w:rPr>
+          <w:i/>
+        </w:rPr>
+        <w:t xml:space="preserve">v.</w:t>
+      </w:r>
+      <w:r>
+        <w:rPr>
+          <w:i/>
+        </w:rPr>
+        <w:t xml:space="preserve"> </w:t>
+      </w:r>
+      <w:r>
+        <w:rPr>
+          <w:i/>
+        </w:rPr>
+        <w:t xml:space="preserve">Conner</w:t>
+      </w:r>
+      <w:r>
+        <w:t xml:space="preserve">,</w:t>
+      </w:r>
+      <w:r>
+        <w:br/>
+      </w:r>
+      <w:r>
+        <w:t xml:space="preserve">515</w:t>
+      </w:r>
+      <w:r>
+        <w:t xml:space="preserve"> </w:t>
+      </w:r>
+      <w:r>
+        <w:t xml:space="preserve">U.S.</w:t>
+      </w:r>
+      <w:r>
+        <w:t xml:space="preserve"> </w:t>
+      </w:r>
+      <w:r>
+        <w:t xml:space="preserve">472</w:t>
+      </w:r>
+      <w:r>
+        <w:t xml:space="preserve"> </w:t>
+      </w:r>
+      <w:r>
+        <w:t xml:space="preserve">(1995)</w:t>
+      </w:r>
+      <w:r>
+        <w:t xml:space="preserve">   </w:t>
+      </w:r>
+      <w:r>
+        <w:tab/>
+      </w:r>
+      <w:r>
+        <w:t xml:space="preserve">2, 6</w:t>
+      </w:r>
+    </w:p>
+    <w:p>
+      <w:pPr>
+        <w:pStyle w:val="CAToaEntry"/>
+      </w:pPr>
+      <w:r>
+        <w:rPr>
+          <w:i/>
+        </w:rPr>
+        <w:t xml:space="preserve">Thomas</w:t>
+      </w:r>
+      <w:r>
+        <w:rPr>
+          <w:i/>
+        </w:rPr>
+        <w:t xml:space="preserve"> </w:t>
+      </w:r>
+      <w:r>
+        <w:rPr>
+          <w:i/>
+        </w:rPr>
+        <w:t xml:space="preserve">v.</w:t>
+      </w:r>
+      <w:r>
+        <w:rPr>
+          <w:i/>
+        </w:rPr>
+        <w:t xml:space="preserve"> </w:t>
+      </w:r>
+      <w:r>
+        <w:rPr>
+          <w:i/>
+        </w:rPr>
+        <w:t xml:space="preserve">Ramos</w:t>
+      </w:r>
+      <w:r>
+        <w:t xml:space="preserve">,</w:t>
+      </w:r>
+      <w:r>
+        <w:br/>
+      </w:r>
+      <w:r>
+        <w:t xml:space="preserve">130</w:t>
+      </w:r>
+      <w:r>
+        <w:t xml:space="preserve"> </w:t>
+      </w:r>
+      <w:r>
+        <w:t xml:space="preserve">F.3d</w:t>
+      </w:r>
+      <w:r>
+        <w:t xml:space="preserve"> </w:t>
+      </w:r>
+      <w:r>
+        <w:t xml:space="preserve">754</w:t>
+      </w:r>
+      <w:r>
+        <w:t xml:space="preserve"> </w:t>
+      </w:r>
+      <w:r>
+        <w:t xml:space="preserve">(7th</w:t>
+      </w:r>
+      <w:r>
+        <w:t xml:space="preserve"> </w:t>
+      </w:r>
+      <w:r>
+        <w:t xml:space="preserve">Cir.</w:t>
+      </w:r>
+      <w:r>
+        <w:t xml:space="preserve"> </w:t>
+      </w:r>
+      <w:r>
+        <w:t xml:space="preserve">1997)</w:t>
+      </w:r>
+      <w:r>
+        <w:t xml:space="preserve">   </w:t>
+      </w:r>
+      <w:r>
+        <w:tab/>
+      </w:r>
+      <w:r>
+        <w:t xml:space="preserve">7, 8</w:t>
+      </w:r>
+    </w:p>
+    <w:p>
+      <w:pPr>
+        <w:pStyle w:val="CAToaEntry"/>
+      </w:pPr>
+      <w:r>
+        <w:rPr>
+          <w:i/>
+        </w:rPr>
+        <w:t xml:space="preserve">Townsend</w:t>
+      </w:r>
+      <w:r>
+        <w:rPr>
+          <w:i/>
+        </w:rPr>
+        <w:t xml:space="preserve"> </w:t>
+      </w:r>
+      <w:r>
+        <w:rPr>
+          <w:i/>
+        </w:rPr>
+        <w:t xml:space="preserve">v.</w:t>
+      </w:r>
+      <w:r>
+        <w:rPr>
+          <w:i/>
+        </w:rPr>
+        <w:t xml:space="preserve"> </w:t>
+      </w:r>
+      <w:r>
+        <w:rPr>
+          <w:i/>
+        </w:rPr>
+        <w:t xml:space="preserve">Fuchs</w:t>
+      </w:r>
+      <w:r>
+        <w:t xml:space="preserve">,</w:t>
+      </w:r>
+      <w:r>
+        <w:br/>
+      </w:r>
+      <w:r>
+        <w:t xml:space="preserve">522</w:t>
+      </w:r>
+      <w:r>
+        <w:t xml:space="preserve"> </w:t>
+      </w:r>
+      <w:r>
+        <w:t xml:space="preserve">F.3d</w:t>
+      </w:r>
+      <w:r>
+        <w:t xml:space="preserve"> </w:t>
+      </w:r>
+      <w:r>
+        <w:t xml:space="preserve">765</w:t>
+      </w:r>
+      <w:r>
+        <w:t xml:space="preserve"> </w:t>
+      </w:r>
+      <w:r>
+        <w:t xml:space="preserve">(7th</w:t>
+      </w:r>
+      <w:r>
+        <w:t xml:space="preserve"> </w:t>
+      </w:r>
+      <w:r>
+        <w:t xml:space="preserve">Cir.</w:t>
+      </w:r>
+      <w:r>
+        <w:t xml:space="preserve"> </w:t>
+      </w:r>
+      <w:r>
+        <w:t xml:space="preserve">2008)</w:t>
+      </w:r>
+      <w:r>
+        <w:t xml:space="preserve">   </w:t>
+      </w:r>
+      <w:r>
+        <w:tab/>
+      </w:r>
+      <w:r>
+        <w:t xml:space="preserve">6, 7, 8, 9</w:t>
+      </w:r>
+    </w:p>
+    <w:p>
+      <w:pPr>
+        <w:pStyle w:val="CAToaEntry"/>
+      </w:pPr>
+      <w:r>
+        <w:rPr>
+          <w:i/>
+        </w:rPr>
+        <w:t xml:space="preserve">Wilkinson</w:t>
+      </w:r>
+      <w:r>
+        <w:rPr>
+          <w:i/>
+        </w:rPr>
+        <w:t xml:space="preserve"> </w:t>
+      </w:r>
+      <w:r>
+        <w:rPr>
+          <w:i/>
+        </w:rPr>
+        <w:t xml:space="preserve">v.</w:t>
+      </w:r>
+      <w:r>
+        <w:rPr>
+          <w:i/>
+        </w:rPr>
+        <w:t xml:space="preserve"> </w:t>
+      </w:r>
+      <w:r>
+        <w:rPr>
+          <w:i/>
+        </w:rPr>
+        <w:t xml:space="preserve">Austin</w:t>
+      </w:r>
+      <w:r>
+        <w:t xml:space="preserve">,</w:t>
+      </w:r>
+      <w:r>
+        <w:br/>
+      </w:r>
+      <w:r>
+        <w:t xml:space="preserve">545</w:t>
+      </w:r>
+      <w:r>
+        <w:t xml:space="preserve"> </w:t>
+      </w:r>
+      <w:r>
+        <w:t xml:space="preserve">U.S.</w:t>
+      </w:r>
+      <w:r>
+        <w:t xml:space="preserve"> </w:t>
+      </w:r>
+      <w:r>
+        <w:t xml:space="preserve">209</w:t>
+      </w:r>
+      <w:r>
+        <w:t xml:space="preserve"> </w:t>
+      </w:r>
+      <w:r>
+        <w:t xml:space="preserve">(2005)</w:t>
+      </w:r>
+      <w:r>
+        <w:t xml:space="preserve">   </w:t>
+      </w:r>
+      <w:r>
+        <w:tab/>
+      </w:r>
+      <w:r>
         <w:t xml:space="preserve">6</w:t>
       </w:r>
     </w:p>
@@ -1484,7 +2744,7 @@
         <w:rPr>
           <w:i/>
         </w:rPr>
-        <w:t xml:space="preserve">Hardaway</w:t>
+        <w:t xml:space="preserve">Williams</w:t>
       </w:r>
       <w:r>
         <w:rPr>
@@ -1508,7 +2768,7 @@
         <w:rPr>
           <w:i/>
         </w:rPr>
-        <w:t xml:space="preserve">Meyerhoff</w:t>
+        <w:t xml:space="preserve">Ramos</w:t>
       </w:r>
       <w:r>
         <w:t xml:space="preserve">,</w:t>
@@ -1517,7 +2777,7 @@
         <w:br/>
       </w:r>
       <w:r>
-        <w:t xml:space="preserve">734</w:t>
+        <w:t xml:space="preserve">71</w:t>
       </w:r>
       <w:r>
         <w:t xml:space="preserve"> </w:t>
@@ -1529,7 +2789,7 @@
         <w:t xml:space="preserve"> </w:t>
       </w:r>
       <w:r>
-        <w:t xml:space="preserve">740</w:t>
+        <w:t xml:space="preserve">1246</w:t>
       </w:r>
       <w:r>
         <w:t xml:space="preserve"> </w:t>
@@ -1547,13 +2807,24 @@
         <w:t xml:space="preserve"> </w:t>
       </w:r>
       <w:r>
-        <w:t xml:space="preserve">2013)</w:t>
+        <w:t xml:space="preserve">1995)</w:t>
+      </w:r>
+      <w:r>
+        <w:t xml:space="preserve">   </w:t>
       </w:r>
       <w:r>
         <w:tab/>
       </w:r>
       <w:r>
-        <w:t xml:space="preserve">2, 7</w:t>
+        <w:t xml:space="preserve">8</w:t>
+      </w:r>
+    </w:p>
+    <w:p>
+      <w:pPr>
+        <w:pStyle w:val="CAToaGroup"/>
+      </w:pPr>
+      <w:r>
+        <w:t xml:space="preserve">Constitutional Provisions:</w:t>
       </w:r>
     </w:p>
     <w:p>
@@ -1561,79 +2832,42 @@
         <w:pStyle w:val="CAToaEntry"/>
       </w:pPr>
       <w:r>
-        <w:rPr>
-          <w:i/>
-        </w:rPr>
-        <w:t xml:space="preserve">Hoskins</w:t>
-      </w:r>
-      <w:r>
-        <w:rPr>
-          <w:i/>
-        </w:rPr>
-        <w:t xml:space="preserve"> </w:t>
-      </w:r>
-      <w:r>
-        <w:rPr>
-          <w:i/>
-        </w:rPr>
-        <w:t xml:space="preserve">v.</w:t>
-      </w:r>
-      <w:r>
-        <w:rPr>
-          <w:i/>
-        </w:rPr>
-        <w:t xml:space="preserve"> </w:t>
-      </w:r>
-      <w:r>
-        <w:rPr>
-          <w:i/>
-        </w:rPr>
-        <w:t xml:space="preserve">Lenear</w:t>
-      </w:r>
-      <w:r>
-        <w:t xml:space="preserve">,</w:t>
-      </w:r>
-      <w:r>
-        <w:br/>
-      </w:r>
-      <w:r>
-        <w:t xml:space="preserve">395</w:t>
-      </w:r>
-      <w:r>
-        <w:t xml:space="preserve"> </w:t>
-      </w:r>
-      <w:r>
-        <w:t xml:space="preserve">F.3d</w:t>
-      </w:r>
-      <w:r>
-        <w:t xml:space="preserve"> </w:t>
-      </w:r>
-      <w:r>
-        <w:t xml:space="preserve">372</w:t>
-      </w:r>
-      <w:r>
-        <w:t xml:space="preserve"> </w:t>
-      </w:r>
-      <w:r>
-        <w:t xml:space="preserve">(7th</w:t>
-      </w:r>
-      <w:r>
-        <w:t xml:space="preserve"> </w:t>
-      </w:r>
-      <w:r>
-        <w:t xml:space="preserve">Cir.</w:t>
-      </w:r>
-      <w:r>
-        <w:t xml:space="preserve"> </w:t>
-      </w:r>
-      <w:r>
-        <w:t xml:space="preserve">2005)</w:t>
+        <w:t xml:space="preserve">U.S.</w:t>
+      </w:r>
+      <w:r>
+        <w:t xml:space="preserve"> </w:t>
+      </w:r>
+      <w:r>
+        <w:t xml:space="preserve">Const.</w:t>
+      </w:r>
+      <w:r>
+        <w:t xml:space="preserve"> </w:t>
+      </w:r>
+      <w:r>
+        <w:t xml:space="preserve">amend.</w:t>
+      </w:r>
+      <w:r>
+        <w:t xml:space="preserve"> </w:t>
+      </w:r>
+      <w:r>
+        <w:t xml:space="preserve">VIII</w:t>
+      </w:r>
+      <w:r>
+        <w:t xml:space="preserve">   </w:t>
       </w:r>
       <w:r>
         <w:tab/>
       </w:r>
       <w:r>
-        <w:t xml:space="preserve">7</w:t>
+        <w:t xml:space="preserve">6, 9</w:t>
+      </w:r>
+    </w:p>
+    <w:p>
+      <w:pPr>
+        <w:pStyle w:val="CAToaGroup"/>
+      </w:pPr>
+      <w:r>
+        <w:t xml:space="preserve">Statutes:</w:t>
       </w:r>
     </w:p>
     <w:p>
@@ -1641,79 +2875,34 @@
         <w:pStyle w:val="CAToaEntry"/>
       </w:pPr>
       <w:r>
-        <w:rPr>
-          <w:i/>
-        </w:rPr>
-        <w:t xml:space="preserve">Isby</w:t>
-      </w:r>
-      <w:r>
-        <w:rPr>
-          <w:i/>
-        </w:rPr>
-        <w:t xml:space="preserve"> </w:t>
-      </w:r>
-      <w:r>
-        <w:rPr>
-          <w:i/>
-        </w:rPr>
-        <w:t xml:space="preserve">v.</w:t>
-      </w:r>
-      <w:r>
-        <w:rPr>
-          <w:i/>
-        </w:rPr>
-        <w:t xml:space="preserve"> </w:t>
-      </w:r>
-      <w:r>
-        <w:rPr>
-          <w:i/>
-        </w:rPr>
-        <w:t xml:space="preserve">Brown</w:t>
-      </w:r>
-      <w:r>
-        <w:t xml:space="preserve">,</w:t>
-      </w:r>
-      <w:r>
-        <w:br/>
-      </w:r>
-      <w:r>
-        <w:t xml:space="preserve">856</w:t>
-      </w:r>
-      <w:r>
-        <w:t xml:space="preserve"> </w:t>
-      </w:r>
-      <w:r>
-        <w:t xml:space="preserve">F.3d</w:t>
-      </w:r>
-      <w:r>
-        <w:t xml:space="preserve"> </w:t>
-      </w:r>
-      <w:r>
-        <w:t xml:space="preserve">508</w:t>
-      </w:r>
-      <w:r>
-        <w:t xml:space="preserve"> </w:t>
-      </w:r>
-      <w:r>
-        <w:t xml:space="preserve">(7th</w:t>
-      </w:r>
-      <w:r>
-        <w:t xml:space="preserve"> </w:t>
-      </w:r>
-      <w:r>
-        <w:t xml:space="preserve">Cir.</w:t>
-      </w:r>
-      <w:r>
-        <w:t xml:space="preserve"> </w:t>
-      </w:r>
-      <w:r>
-        <w:t xml:space="preserve">2018)</w:t>
+        <w:t xml:space="preserve">28</w:t>
+      </w:r>
+      <w:r>
+        <w:t xml:space="preserve"> </w:t>
+      </w:r>
+      <w:r>
+        <w:t xml:space="preserve">U.S.C.</w:t>
+      </w:r>
+      <w:r>
+        <w:t xml:space="preserve"> </w:t>
+      </w:r>
+      <w:r>
+        <w:t xml:space="preserve">§</w:t>
+      </w:r>
+      <w:r>
+        <w:t xml:space="preserve"> </w:t>
+      </w:r>
+      <w:r>
+        <w:t xml:space="preserve">1291</w:t>
+      </w:r>
+      <w:r>
+        <w:t xml:space="preserve">   </w:t>
       </w:r>
       <w:r>
         <w:tab/>
       </w:r>
       <w:r>
-        <w:t xml:space="preserve">2</w:t>
+        <w:t xml:space="preserve">1</w:t>
       </w:r>
     </w:p>
     <w:p>
@@ -1721,79 +2910,34 @@
         <w:pStyle w:val="CAToaEntry"/>
       </w:pPr>
       <w:r>
-        <w:rPr>
-          <w:i/>
-        </w:rPr>
-        <w:t xml:space="preserve">Kervin</w:t>
-      </w:r>
-      <w:r>
-        <w:rPr>
-          <w:i/>
-        </w:rPr>
-        <w:t xml:space="preserve"> </w:t>
-      </w:r>
-      <w:r>
-        <w:rPr>
-          <w:i/>
-        </w:rPr>
-        <w:t xml:space="preserve">v.</w:t>
-      </w:r>
-      <w:r>
-        <w:rPr>
-          <w:i/>
-        </w:rPr>
-        <w:t xml:space="preserve"> </w:t>
-      </w:r>
-      <w:r>
-        <w:rPr>
-          <w:i/>
-        </w:rPr>
-        <w:t xml:space="preserve">Barnes</w:t>
-      </w:r>
-      <w:r>
-        <w:t xml:space="preserve">,</w:t>
-      </w:r>
-      <w:r>
-        <w:br/>
-      </w:r>
-      <w:r>
-        <w:t xml:space="preserve">787</w:t>
-      </w:r>
-      <w:r>
-        <w:t xml:space="preserve"> </w:t>
-      </w:r>
-      <w:r>
-        <w:t xml:space="preserve">F.3d</w:t>
-      </w:r>
-      <w:r>
-        <w:t xml:space="preserve"> </w:t>
-      </w:r>
-      <w:r>
-        <w:t xml:space="preserve">833</w:t>
-      </w:r>
-      <w:r>
-        <w:t xml:space="preserve"> </w:t>
-      </w:r>
-      <w:r>
-        <w:t xml:space="preserve">(7th</w:t>
-      </w:r>
-      <w:r>
-        <w:t xml:space="preserve"> </w:t>
-      </w:r>
-      <w:r>
-        <w:t xml:space="preserve">Cir.</w:t>
-      </w:r>
-      <w:r>
-        <w:t xml:space="preserve"> </w:t>
-      </w:r>
-      <w:r>
-        <w:t xml:space="preserve">2015)</w:t>
+        <w:t xml:space="preserve">28</w:t>
+      </w:r>
+      <w:r>
+        <w:t xml:space="preserve"> </w:t>
+      </w:r>
+      <w:r>
+        <w:t xml:space="preserve">U.S.C.</w:t>
+      </w:r>
+      <w:r>
+        <w:t xml:space="preserve"> </w:t>
+      </w:r>
+      <w:r>
+        <w:t xml:space="preserve">§</w:t>
+      </w:r>
+      <w:r>
+        <w:t xml:space="preserve"> </w:t>
+      </w:r>
+      <w:r>
+        <w:t xml:space="preserve">1331</w:t>
+      </w:r>
+      <w:r>
+        <w:t xml:space="preserve">   </w:t>
       </w:r>
       <w:r>
         <w:tab/>
       </w:r>
       <w:r>
-        <w:t xml:space="preserve">7</w:t>
+        <w:t xml:space="preserve">1</w:t>
       </w:r>
     </w:p>
     <w:p>
@@ -1801,79 +2945,42 @@
         <w:pStyle w:val="CAToaEntry"/>
       </w:pPr>
       <w:r>
-        <w:rPr>
-          <w:i/>
-        </w:rPr>
-        <w:t xml:space="preserve">Lekas</w:t>
-      </w:r>
-      <w:r>
-        <w:rPr>
-          <w:i/>
-        </w:rPr>
-        <w:t xml:space="preserve"> </w:t>
-      </w:r>
-      <w:r>
-        <w:rPr>
-          <w:i/>
-        </w:rPr>
-        <w:t xml:space="preserve">v.</w:t>
-      </w:r>
-      <w:r>
-        <w:rPr>
-          <w:i/>
-        </w:rPr>
-        <w:t xml:space="preserve"> </w:t>
-      </w:r>
-      <w:r>
-        <w:rPr>
-          <w:i/>
-        </w:rPr>
-        <w:t xml:space="preserve">Briley</w:t>
-      </w:r>
-      <w:r>
-        <w:t xml:space="preserve">,</w:t>
-      </w:r>
-      <w:r>
-        <w:br/>
-      </w:r>
-      <w:r>
-        <w:t xml:space="preserve">405</w:t>
-      </w:r>
-      <w:r>
-        <w:t xml:space="preserve"> </w:t>
-      </w:r>
-      <w:r>
-        <w:t xml:space="preserve">F.3d</w:t>
-      </w:r>
-      <w:r>
-        <w:t xml:space="preserve"> </w:t>
-      </w:r>
-      <w:r>
-        <w:t xml:space="preserve">602</w:t>
-      </w:r>
-      <w:r>
-        <w:t xml:space="preserve"> </w:t>
-      </w:r>
-      <w:r>
-        <w:t xml:space="preserve">(7th</w:t>
-      </w:r>
-      <w:r>
-        <w:t xml:space="preserve"> </w:t>
-      </w:r>
-      <w:r>
-        <w:t xml:space="preserve">Cir.</w:t>
-      </w:r>
-      <w:r>
-        <w:t xml:space="preserve"> </w:t>
-      </w:r>
-      <w:r>
-        <w:t xml:space="preserve">2005)</w:t>
+        <w:t xml:space="preserve">42</w:t>
+      </w:r>
+      <w:r>
+        <w:t xml:space="preserve"> </w:t>
+      </w:r>
+      <w:r>
+        <w:t xml:space="preserve">U.S.C.</w:t>
+      </w:r>
+      <w:r>
+        <w:t xml:space="preserve"> </w:t>
+      </w:r>
+      <w:r>
+        <w:t xml:space="preserve">§</w:t>
+      </w:r>
+      <w:r>
+        <w:t xml:space="preserve"> </w:t>
+      </w:r>
+      <w:r>
+        <w:t xml:space="preserve">1983</w:t>
+      </w:r>
+      <w:r>
+        <w:t xml:space="preserve">   </w:t>
       </w:r>
       <w:r>
         <w:tab/>
       </w:r>
       <w:r>
-        <w:t xml:space="preserve">8</w:t>
+        <w:t xml:space="preserve">1</w:t>
+      </w:r>
+    </w:p>
+    <w:p>
+      <w:pPr>
+        <w:pStyle w:val="CAToaGroup"/>
+      </w:pPr>
+      <w:r>
+        <w:t xml:space="preserve">Rules:</w:t>
       </w:r>
     </w:p>
     <w:p>
@@ -1881,729 +2988,45 @@
         <w:pStyle w:val="CAToaEntry"/>
       </w:pPr>
       <w:r>
-        <w:rPr>
-          <w:i/>
-        </w:rPr>
-        <w:t xml:space="preserve">Lisle</w:t>
-      </w:r>
-      <w:r>
-        <w:rPr>
-          <w:i/>
-        </w:rPr>
-        <w:t xml:space="preserve"> </w:t>
-      </w:r>
-      <w:r>
-        <w:rPr>
-          <w:i/>
-        </w:rPr>
-        <w:t xml:space="preserve">v.</w:t>
-      </w:r>
-      <w:r>
-        <w:rPr>
-          <w:i/>
-        </w:rPr>
-        <w:t xml:space="preserve"> </w:t>
-      </w:r>
-      <w:r>
-        <w:rPr>
-          <w:i/>
-        </w:rPr>
-        <w:t xml:space="preserve">Welborn</w:t>
-      </w:r>
-      <w:r>
-        <w:t xml:space="preserve">,</w:t>
-      </w:r>
-      <w:r>
-        <w:br/>
-      </w:r>
-      <w:r>
-        <w:t xml:space="preserve">933</w:t>
-      </w:r>
-      <w:r>
-        <w:t xml:space="preserve"> </w:t>
-      </w:r>
-      <w:r>
-        <w:t xml:space="preserve">F.3d</w:t>
-      </w:r>
-      <w:r>
-        <w:t xml:space="preserve"> </w:t>
-      </w:r>
-      <w:r>
-        <w:t xml:space="preserve">705</w:t>
-      </w:r>
-      <w:r>
-        <w:t xml:space="preserve"> </w:t>
-      </w:r>
-      <w:r>
-        <w:t xml:space="preserve">(7th</w:t>
-      </w:r>
-      <w:r>
-        <w:t xml:space="preserve"> </w:t>
-      </w:r>
-      <w:r>
-        <w:t xml:space="preserve">Cir.</w:t>
-      </w:r>
-      <w:r>
-        <w:t xml:space="preserve"> </w:t>
-      </w:r>
-      <w:r>
-        <w:t xml:space="preserve">2019)</w:t>
+        <w:t xml:space="preserve">Fed.</w:t>
+      </w:r>
+      <w:r>
+        <w:t xml:space="preserve"> </w:t>
+      </w:r>
+      <w:r>
+        <w:t xml:space="preserve">R.</w:t>
+      </w:r>
+      <w:r>
+        <w:t xml:space="preserve"> </w:t>
+      </w:r>
+      <w:r>
+        <w:t xml:space="preserve">App.</w:t>
+      </w:r>
+      <w:r>
+        <w:t xml:space="preserve"> </w:t>
+      </w:r>
+      <w:r>
+        <w:t xml:space="preserve">P.</w:t>
+      </w:r>
+      <w:r>
+        <w:t xml:space="preserve"> </w:t>
+      </w:r>
+      <w:r>
+        <w:t xml:space="preserve">4(c)</w:t>
+      </w:r>
+      <w:r>
+        <w:t xml:space="preserve">   </w:t>
       </w:r>
       <w:r>
         <w:tab/>
       </w:r>
       <w:r>
-        <w:t xml:space="preserve">4, 5, 7</w:t>
-      </w:r>
-    </w:p>
-    <w:p>
-      <w:pPr>
-        <w:pStyle w:val="CAToaEntry"/>
-      </w:pPr>
-      <w:r>
-        <w:rPr>
-          <w:i/>
-        </w:rPr>
-        <w:t xml:space="preserve">Marion</w:t>
-      </w:r>
-      <w:r>
-        <w:rPr>
-          <w:i/>
-        </w:rPr>
-        <w:t xml:space="preserve"> </w:t>
-      </w:r>
-      <w:r>
-        <w:rPr>
-          <w:i/>
-        </w:rPr>
-        <w:t xml:space="preserve">v.</w:t>
-      </w:r>
-      <w:r>
-        <w:rPr>
-          <w:i/>
-        </w:rPr>
-        <w:t xml:space="preserve"> </w:t>
-      </w:r>
-      <w:r>
-        <w:rPr>
-          <w:i/>
-        </w:rPr>
-        <w:t xml:space="preserve">Columbia</w:t>
-      </w:r>
-      <w:r>
-        <w:t xml:space="preserve">,</w:t>
-      </w:r>
-      <w:r>
-        <w:br/>
-      </w:r>
-      <w:r>
-        <w:t xml:space="preserve">559</w:t>
-      </w:r>
-      <w:r>
-        <w:t xml:space="preserve"> </w:t>
-      </w:r>
-      <w:r>
-        <w:t xml:space="preserve">F.3d</w:t>
-      </w:r>
-      <w:r>
-        <w:t xml:space="preserve"> </w:t>
-      </w:r>
-      <w:r>
-        <w:t xml:space="preserve">693</w:t>
-      </w:r>
-      <w:r>
-        <w:t xml:space="preserve"> </w:t>
-      </w:r>
-      <w:r>
-        <w:t xml:space="preserve">(7th</w:t>
-      </w:r>
-      <w:r>
-        <w:t xml:space="preserve"> </w:t>
-      </w:r>
-      <w:r>
-        <w:t xml:space="preserve">Cir.</w:t>
-      </w:r>
-      <w:r>
-        <w:t xml:space="preserve"> </w:t>
-      </w:r>
-      <w:r>
-        <w:t xml:space="preserve">2009)</w:t>
-      </w:r>
-      <w:r>
-        <w:tab/>
-      </w:r>
-      <w:r>
-        <w:t xml:space="preserve">6, 7</w:t>
-      </w:r>
-    </w:p>
-    <w:p>
-      <w:pPr>
-        <w:pStyle w:val="CAToaEntry"/>
-      </w:pPr>
-      <w:r>
-        <w:rPr>
-          <w:i/>
-        </w:rPr>
-        <w:t xml:space="preserve">Sandin</w:t>
-      </w:r>
-      <w:r>
-        <w:rPr>
-          <w:i/>
-        </w:rPr>
-        <w:t xml:space="preserve"> </w:t>
-      </w:r>
-      <w:r>
-        <w:rPr>
-          <w:i/>
-        </w:rPr>
-        <w:t xml:space="preserve">v.</w:t>
-      </w:r>
-      <w:r>
-        <w:rPr>
-          <w:i/>
-        </w:rPr>
-        <w:t xml:space="preserve"> </w:t>
-      </w:r>
-      <w:r>
-        <w:rPr>
-          <w:i/>
-        </w:rPr>
-        <w:t xml:space="preserve">Conner</w:t>
-      </w:r>
-      <w:r>
-        <w:t xml:space="preserve">,</w:t>
-      </w:r>
-      <w:r>
-        <w:br/>
-      </w:r>
-      <w:r>
-        <w:t xml:space="preserve">515</w:t>
-      </w:r>
-      <w:r>
-        <w:t xml:space="preserve"> </w:t>
-      </w:r>
-      <w:r>
-        <w:t xml:space="preserve">U.S.</w:t>
-      </w:r>
-      <w:r>
-        <w:t xml:space="preserve"> </w:t>
-      </w:r>
-      <w:r>
-        <w:t xml:space="preserve">472</w:t>
-      </w:r>
-      <w:r>
-        <w:t xml:space="preserve"> </w:t>
-      </w:r>
-      <w:r>
-        <w:t xml:space="preserve">(1995)</w:t>
-      </w:r>
-      <w:r>
-        <w:tab/>
-      </w:r>
-      <w:r>
-        <w:t xml:space="preserve">2, 6</w:t>
-      </w:r>
-    </w:p>
-    <w:p>
-      <w:pPr>
-        <w:pStyle w:val="CAToaEntry"/>
-      </w:pPr>
-      <w:r>
-        <w:rPr>
-          <w:i/>
-        </w:rPr>
-        <w:t xml:space="preserve">Thomas</w:t>
-      </w:r>
-      <w:r>
-        <w:rPr>
-          <w:i/>
-        </w:rPr>
-        <w:t xml:space="preserve"> </w:t>
-      </w:r>
-      <w:r>
-        <w:rPr>
-          <w:i/>
-        </w:rPr>
-        <w:t xml:space="preserve">v.</w:t>
-      </w:r>
-      <w:r>
-        <w:rPr>
-          <w:i/>
-        </w:rPr>
-        <w:t xml:space="preserve"> </w:t>
-      </w:r>
-      <w:r>
-        <w:rPr>
-          <w:i/>
-        </w:rPr>
-        <w:t xml:space="preserve">Ramos</w:t>
-      </w:r>
-      <w:r>
-        <w:t xml:space="preserve">,</w:t>
-      </w:r>
-      <w:r>
-        <w:br/>
-      </w:r>
-      <w:r>
-        <w:t xml:space="preserve">130</w:t>
-      </w:r>
-      <w:r>
-        <w:t xml:space="preserve"> </w:t>
-      </w:r>
-      <w:r>
-        <w:t xml:space="preserve">F.3d</w:t>
-      </w:r>
-      <w:r>
-        <w:t xml:space="preserve"> </w:t>
-      </w:r>
-      <w:r>
-        <w:t xml:space="preserve">754</w:t>
-      </w:r>
-      <w:r>
-        <w:t xml:space="preserve"> </w:t>
-      </w:r>
-      <w:r>
-        <w:t xml:space="preserve">(7th</w:t>
-      </w:r>
-      <w:r>
-        <w:t xml:space="preserve"> </w:t>
-      </w:r>
-      <w:r>
-        <w:t xml:space="preserve">Cir.</w:t>
-      </w:r>
-      <w:r>
-        <w:t xml:space="preserve"> </w:t>
-      </w:r>
-      <w:r>
-        <w:t xml:space="preserve">1997)</w:t>
-      </w:r>
-      <w:r>
-        <w:tab/>
-      </w:r>
-      <w:r>
-        <w:t xml:space="preserve">7, 8</w:t>
-      </w:r>
-    </w:p>
-    <w:p>
-      <w:pPr>
-        <w:pStyle w:val="CAToaEntry"/>
-      </w:pPr>
-      <w:r>
-        <w:rPr>
-          <w:i/>
-        </w:rPr>
-        <w:t xml:space="preserve">Townsend</w:t>
-      </w:r>
-      <w:r>
-        <w:rPr>
-          <w:i/>
-        </w:rPr>
-        <w:t xml:space="preserve"> </w:t>
-      </w:r>
-      <w:r>
-        <w:rPr>
-          <w:i/>
-        </w:rPr>
-        <w:t xml:space="preserve">v.</w:t>
-      </w:r>
-      <w:r>
-        <w:rPr>
-          <w:i/>
-        </w:rPr>
-        <w:t xml:space="preserve"> </w:t>
-      </w:r>
-      <w:r>
-        <w:rPr>
-          <w:i/>
-        </w:rPr>
-        <w:t xml:space="preserve">Fuchs</w:t>
-      </w:r>
-      <w:r>
-        <w:t xml:space="preserve">,</w:t>
-      </w:r>
-      <w:r>
-        <w:br/>
-      </w:r>
-      <w:r>
-        <w:t xml:space="preserve">522</w:t>
-      </w:r>
-      <w:r>
-        <w:t xml:space="preserve"> </w:t>
-      </w:r>
-      <w:r>
-        <w:t xml:space="preserve">F.3d</w:t>
-      </w:r>
-      <w:r>
-        <w:t xml:space="preserve"> </w:t>
-      </w:r>
-      <w:r>
-        <w:t xml:space="preserve">765</w:t>
-      </w:r>
-      <w:r>
-        <w:t xml:space="preserve"> </w:t>
-      </w:r>
-      <w:r>
-        <w:t xml:space="preserve">(7th</w:t>
-      </w:r>
-      <w:r>
-        <w:t xml:space="preserve"> </w:t>
-      </w:r>
-      <w:r>
-        <w:t xml:space="preserve">Cir.</w:t>
-      </w:r>
-      <w:r>
-        <w:t xml:space="preserve"> </w:t>
-      </w:r>
-      <w:r>
-        <w:t xml:space="preserve">2008)</w:t>
-      </w:r>
-      <w:r>
-        <w:tab/>
-      </w:r>
-      <w:r>
-        <w:t xml:space="preserve">6, 7, 9</w:t>
-      </w:r>
-    </w:p>
-    <w:p>
-      <w:pPr>
-        <w:pStyle w:val="CAToaEntry"/>
-      </w:pPr>
-      <w:r>
-        <w:rPr>
-          <w:i/>
-        </w:rPr>
-        <w:t xml:space="preserve">Wilkinson</w:t>
-      </w:r>
-      <w:r>
-        <w:rPr>
-          <w:i/>
-        </w:rPr>
-        <w:t xml:space="preserve"> </w:t>
-      </w:r>
-      <w:r>
-        <w:rPr>
-          <w:i/>
-        </w:rPr>
-        <w:t xml:space="preserve">v.</w:t>
-      </w:r>
-      <w:r>
-        <w:rPr>
-          <w:i/>
-        </w:rPr>
-        <w:t xml:space="preserve"> </w:t>
-      </w:r>
-      <w:r>
-        <w:rPr>
-          <w:i/>
-        </w:rPr>
-        <w:t xml:space="preserve">Austin</w:t>
-      </w:r>
-      <w:r>
-        <w:t xml:space="preserve">,</w:t>
-      </w:r>
-      <w:r>
-        <w:br/>
-      </w:r>
-      <w:r>
-        <w:t xml:space="preserve">545</w:t>
-      </w:r>
-      <w:r>
-        <w:t xml:space="preserve"> </w:t>
-      </w:r>
-      <w:r>
-        <w:t xml:space="preserve">U.S.</w:t>
-      </w:r>
-      <w:r>
-        <w:t xml:space="preserve"> </w:t>
-      </w:r>
-      <w:r>
-        <w:t xml:space="preserve">209</w:t>
-      </w:r>
-      <w:r>
-        <w:t xml:space="preserve"> </w:t>
-      </w:r>
-      <w:r>
-        <w:t xml:space="preserve">(2005)</w:t>
-      </w:r>
-      <w:r>
-        <w:tab/>
-      </w:r>
-      <w:r>
-        <w:t xml:space="preserve">6</w:t>
-      </w:r>
-    </w:p>
-    <w:p>
-      <w:pPr>
-        <w:pStyle w:val="CAToaEntry"/>
-      </w:pPr>
-      <w:r>
-        <w:rPr>
-          <w:i/>
-        </w:rPr>
-        <w:t xml:space="preserve">Williams</w:t>
-      </w:r>
-      <w:r>
-        <w:rPr>
-          <w:i/>
-        </w:rPr>
-        <w:t xml:space="preserve"> </w:t>
-      </w:r>
-      <w:r>
-        <w:rPr>
-          <w:i/>
-        </w:rPr>
-        <w:t xml:space="preserve">v.</w:t>
-      </w:r>
-      <w:r>
-        <w:rPr>
-          <w:i/>
-        </w:rPr>
-        <w:t xml:space="preserve"> </w:t>
-      </w:r>
-      <w:r>
-        <w:rPr>
-          <w:i/>
-        </w:rPr>
-        <w:t xml:space="preserve">Ramos</w:t>
-      </w:r>
-      <w:r>
-        <w:t xml:space="preserve">,</w:t>
-      </w:r>
-      <w:r>
-        <w:br/>
-      </w:r>
-      <w:r>
-        <w:t xml:space="preserve">71</w:t>
-      </w:r>
-      <w:r>
-        <w:t xml:space="preserve"> </w:t>
-      </w:r>
-      <w:r>
-        <w:t xml:space="preserve">F.3d</w:t>
-      </w:r>
-      <w:r>
-        <w:t xml:space="preserve"> </w:t>
-      </w:r>
-      <w:r>
-        <w:t xml:space="preserve">1246</w:t>
-      </w:r>
-      <w:r>
-        <w:t xml:space="preserve"> </w:t>
-      </w:r>
-      <w:r>
-        <w:t xml:space="preserve">(7th</w:t>
-      </w:r>
-      <w:r>
-        <w:t xml:space="preserve"> </w:t>
-      </w:r>
-      <w:r>
-        <w:t xml:space="preserve">Cir.</w:t>
-      </w:r>
-      <w:r>
-        <w:t xml:space="preserve"> </w:t>
-      </w:r>
-      <w:r>
-        <w:t xml:space="preserve">1995)</w:t>
-      </w:r>
-      <w:r>
-        <w:tab/>
-      </w:r>
-      <w:r>
-        <w:t xml:space="preserve">8</w:t>
-      </w:r>
-    </w:p>
-    <w:p>
-      <w:pPr>
-        <w:pStyle w:val="CAToaGroup"/>
-      </w:pPr>
-      <w:r>
-        <w:t xml:space="preserve">Constitutional Provisions:</w:t>
-      </w:r>
-    </w:p>
-    <w:p>
-      <w:pPr>
-        <w:pStyle w:val="CAToaEntry"/>
-      </w:pPr>
-      <w:r>
-        <w:t xml:space="preserve">U.S.</w:t>
-      </w:r>
-      <w:r>
-        <w:t xml:space="preserve"> </w:t>
-      </w:r>
-      <w:r>
-        <w:t xml:space="preserve">Const.</w:t>
-      </w:r>
-      <w:r>
-        <w:t xml:space="preserve"> </w:t>
-      </w:r>
-      <w:r>
-        <w:t xml:space="preserve">amend.</w:t>
-      </w:r>
-      <w:r>
-        <w:t xml:space="preserve"> </w:t>
-      </w:r>
-      <w:r>
-        <w:t xml:space="preserve">VIII</w:t>
-      </w:r>
-      <w:r>
-        <w:tab/>
-      </w:r>
-      <w:r>
-        <w:t xml:space="preserve">4, 5, 6, 9</w:t>
-      </w:r>
-    </w:p>
-    <w:p>
-      <w:pPr>
-        <w:pStyle w:val="CAToaGroup"/>
-      </w:pPr>
-      <w:r>
-        <w:t xml:space="preserve">Statutes:</w:t>
-      </w:r>
-    </w:p>
-    <w:p>
-      <w:pPr>
-        <w:pStyle w:val="CAToaEntry"/>
-      </w:pPr>
-      <w:r>
-        <w:t xml:space="preserve">28</w:t>
-      </w:r>
-      <w:r>
-        <w:t xml:space="preserve"> </w:t>
-      </w:r>
-      <w:r>
-        <w:t xml:space="preserve">U.S.C.</w:t>
-      </w:r>
-      <w:r>
-        <w:t xml:space="preserve"> </w:t>
-      </w:r>
-      <w:r>
-        <w:t xml:space="preserve">§</w:t>
-      </w:r>
-      <w:r>
-        <w:t xml:space="preserve"> </w:t>
-      </w:r>
-      <w:r>
-        <w:t xml:space="preserve">1291</w:t>
-      </w:r>
-      <w:r>
-        <w:tab/>
-      </w:r>
-      <w:r>
         <w:t xml:space="preserve">1</w:t>
       </w:r>
     </w:p>
     <w:p>
       <w:pPr>
-        <w:pStyle w:val="CAToaEntry"/>
-      </w:pPr>
-      <w:r>
-        <w:t xml:space="preserve">28</w:t>
-      </w:r>
-      <w:r>
-        <w:t xml:space="preserve"> </w:t>
-      </w:r>
-      <w:r>
-        <w:t xml:space="preserve">U.S.C.</w:t>
-      </w:r>
-      <w:r>
-        <w:t xml:space="preserve"> </w:t>
-      </w:r>
-      <w:r>
-        <w:t xml:space="preserve">§</w:t>
-      </w:r>
-      <w:r>
-        <w:t xml:space="preserve"> </w:t>
-      </w:r>
-      <w:r>
-        <w:t xml:space="preserve">1331</w:t>
-      </w:r>
-      <w:r>
-        <w:tab/>
-      </w:r>
-      <w:r>
-        <w:t xml:space="preserve">1</w:t>
-      </w:r>
-    </w:p>
-    <w:p>
-      <w:pPr>
-        <w:pStyle w:val="CAToaEntry"/>
-      </w:pPr>
-      <w:r>
-        <w:t xml:space="preserve">42</w:t>
-      </w:r>
-      <w:r>
-        <w:t xml:space="preserve"> </w:t>
-      </w:r>
-      <w:r>
-        <w:t xml:space="preserve">U.S.C.</w:t>
-      </w:r>
-      <w:r>
-        <w:t xml:space="preserve"> </w:t>
-      </w:r>
-      <w:r>
-        <w:t xml:space="preserve">§</w:t>
-      </w:r>
-      <w:r>
-        <w:t xml:space="preserve"> </w:t>
-      </w:r>
-      <w:r>
-        <w:t xml:space="preserve">1983</w:t>
-      </w:r>
-      <w:r>
-        <w:tab/>
-      </w:r>
-      <w:r>
-        <w:t xml:space="preserve">1</w:t>
-      </w:r>
-    </w:p>
-    <w:p>
-      <w:pPr>
-        <w:pStyle w:val="CAToaGroup"/>
-      </w:pPr>
-      <w:r>
-        <w:t xml:space="preserve">Rules:</w:t>
-      </w:r>
-    </w:p>
-    <w:p>
-      <w:pPr>
-        <w:pStyle w:val="CAToaEntry"/>
-      </w:pPr>
-      <w:r>
-        <w:t xml:space="preserve">Fed.</w:t>
-      </w:r>
-      <w:r>
-        <w:t xml:space="preserve"> </w:t>
-      </w:r>
-      <w:r>
-        <w:t xml:space="preserve">R.</w:t>
-      </w:r>
-      <w:r>
-        <w:t xml:space="preserve"> </w:t>
-      </w:r>
-      <w:r>
-        <w:t xml:space="preserve">App.</w:t>
-      </w:r>
-      <w:r>
-        <w:t xml:space="preserve"> </w:t>
-      </w:r>
-      <w:r>
-        <w:t xml:space="preserve">P.</w:t>
-      </w:r>
-      <w:r>
-        <w:t xml:space="preserve"> </w:t>
-      </w:r>
-      <w:r>
-        <w:t xml:space="preserve">4(c)</w:t>
-      </w:r>
-      <w:r>
-        <w:tab/>
-      </w:r>
-      <w:r>
-        <w:t xml:space="preserve">1</w:t>
-      </w:r>
-    </w:p>
-    <w:p>
-      <w:pPr>
+        <w:spacing w:before="0" w:after="0" w:line="20" w:lineRule="exact"/>
         <w:sectPr>
           <w:footerReference w:type="default" r:id="rIdRomanFtr"/>
           <w:pgSz w:w="12240" w:h="15840"/>
@@ -2616,6 +3039,7 @@
       <w:pPr>
         <w:pStyle w:val="CASection"/>
         <w:keepNext/>
+        <w:spacing w:before="0" w:after="308" w:line="400" w:lineRule="exact"/>
       </w:pPr>
       <w:r>
         <w:t xml:space="preserve">Jurisdictional</w:t>
@@ -2632,7 +3056,7 @@
         <w:pStyle w:val="FirstParagraph"/>
       </w:pPr>
       <w:r>
-        <w:t xml:space="preserve">Plaintiff-appellant sued Defendants-appellees under 42 U.S.C. § 1983 for violating his federal rights under the Fourteenth Amendment to the United States Constitution. The district court had subject-matter jurisdiction under 28 U.S.C. § 1331. The district court entered final judgment on September 15, 2022. SA.11.</w:t>
+        <w:t xml:space="preserve">Plaintiff-appellant sued Defendants-appellees under 42 U.S.C. § 1983 for violating his federal rights under the Fourteenth Amendment to the United States Constitution. The district court had subject-matter jurisdiction under 28 U.S.C. § 1331. The district court entered final judgment on September 15, 2022. SA.11.</w:t>
       </w:r>
       <w:r>
         <w:rPr>
@@ -2644,7 +3068,13 @@
         <w:t xml:space="preserve"> </w:t>
       </w:r>
       <w:r>
-        <w:t xml:space="preserve">Appellant timely filed a notice of appeal under Federal Rule of Appellate Procedure 4(c) on October 14, 2022, and the notice of appeal was docketed on October 17, 2022. A.181-83. This Court has jurisdiction under 28 U.S.C. § 1291.</w:t>
+        <w:t xml:space="preserve">Appellant timely filed a notice of appeal under Federal Rule of Appellate Procedure 4(c) on October 14, 2022, and the notice of appeal was docketed on October 17, 2022. A.181</w:t>
+      </w:r>
+      <w:r>
+        <w:noBreakHyphen/>
+      </w:r>
+      <w:r>
+        <w:t xml:space="preserve">83. This Court has jurisdiction under 28 U.S.C. § 1291.</w:t>
       </w:r>
     </w:p>
     <w:p>
@@ -2667,7 +3097,7 @@
         <w:pStyle w:val="BodyText"/>
       </w:pPr>
       <w:r>
-        <w:t xml:space="preserve">Whether the district court erred in concluding that Mr. Torres’s months-long segregative confinement in a cell riddled with feces, mold, mildew, and insects did not constitute an atypical and significant hardship compared to ordinary prison life sufficient to trigger procedural protections under the Due Process Clause.</w:t>
+        <w:t xml:space="preserve">Whether the district court erred in concluding that Mr. Torres’s months-long segregative confinement in a cell riddled with feces, mold, mildew, and insects did not constitute an atypical and significant hardship compared to ordinary prison life sufficient to trigger procedural protections under the Due Process Clause.</w:t>
       </w:r>
     </w:p>
     <w:p>
@@ -2684,7 +3114,7 @@
         <w:pStyle w:val="BodyText"/>
       </w:pPr>
       <w:r>
-        <w:t xml:space="preserve">Appellant Norberto Torres’s due process rights were violated when Appellees Brookman and Hart ignored his requests to conduct a procedurally proper disciplinary hearing and then sentenced him to three months of segregation in inhumane conditions. Mr. Torres spent 90 days in a cell covered in mildew and mold and infested with insects. Each time the cell’s toilet was flushed, it exuded human waste onto the cell’s floor. Mr. Torres filed suit under Section 1983, alleging that Brookman and Hart violated his due process rights by sentencing him to such conditions without following proper process. The district court concluded that these conditions were not “atypical” or “significant” enough compared to ordinary prison life to substantiate a claim to procedural due process. That conclusion was incorrect, and the district court’s decision should be reversed.</w:t>
+        <w:t xml:space="preserve">Appellant Norberto Torres’s due process rights were violated when Appellees Brookman and Hart ignored his requests to conduct a procedurally proper disciplinary hearing and then sentenced him to three months of segregation in inhumane conditions. Mr. Torres spent 90 days in a cell covered in mildew and mold and infested with insects. Each time the cell’s toilet was flushed, it exuded human waste onto the cell’s floor. Mr. Torres filed suit under Section 1983, alleging that Brookman and Hart violated his due process rights by sentencing him to such conditions without following proper process. The district court concluded that these conditions were not “atypical” or “significant” enough compared to ordinary prison life to substantiate a claim to procedural due process. That conclusion was incorrect, and the district court’s decision should be reversed.</w:t>
       </w:r>
     </w:p>
     <w:p>
@@ -2787,7 +3217,7 @@
         <w:pStyle w:val="BodyText"/>
       </w:pPr>
       <w:r>
-        <w:t xml:space="preserve">Mr. Torres is serving a 60-year sentence in the Illinois Department of Corrections. Throughout the events of this case, Mr. Torres was imprisoned at Menard Correctional Center in Menard, Illinois. Defendants Brookman and Hart both served on the Adjustment Committee at Menard, responsible for conducting disciplinary hearings and sentencing prisoners to extra punishments for any infractions.</w:t>
+        <w:t xml:space="preserve">Mr. Torres is serving a 60-year sentence in the Illinois Department of Corrections. Throughout the events of this case, Mr. Torres was imprisoned at Menard Correctional Center in Menard, Illinois. Defendants Brookman and Hart both served on the Adjustment Committee at Menard, responsible for conducting disciplinary hearings and sentencing prisoners to extra punishments for any infractions.</w:t>
       </w:r>
     </w:p>
     <w:p>
@@ -2802,7 +3232,13 @@
         <w:tab/>
       </w:r>
       <w:r>
-        <w:t xml:space="preserve">Mr. Torres</w:t>
+        <w:t xml:space="preserve">Mr.</w:t>
+      </w:r>
+      <w:r>
+        <w:t xml:space="preserve"> </w:t>
+      </w:r>
+      <w:r>
+        <w:t xml:space="preserve">Torres</w:t>
       </w:r>
       <w:r>
         <w:t xml:space="preserve"> </w:t>
@@ -2864,7 +3300,19 @@
         <w:pStyle w:val="BodyText"/>
       </w:pPr>
       <w:r>
-        <w:t xml:space="preserve">On March 13, 2017, Mr. Torres received Inmate Disciplinary Report Number 201700365/1-MEN (“the 365 Ticket”). A.142-43. While transferring a different prisoner to another facility, the Department of Corrections allegedly discovered a “Latin Folk questionnaire” filled out by Mr. Torres. A.142-43. Defendants Brookman and Hart convened a hearing for the 365 Ticket on March 15, 2017. A.142. Mr. Torres requested a witness for this hearing, but Brookman and Hart did not produce him. A.177. After a hearing that lasted no more than 15 minutes, A.104, Defendants expunged the 365 Ticket. A.142.</w:t>
+        <w:t xml:space="preserve">On March 13, 2017, Mr. Torres received Inmate Disciplinary Report Number 201700365/1-MEN (“the 365 Ticket”). A.142</w:t>
+      </w:r>
+      <w:r>
+        <w:noBreakHyphen/>
+      </w:r>
+      <w:r>
+        <w:t xml:space="preserve">43. While transferring a different prisoner to another facility, the Department of Corrections allegedly discovered a “Latin Folk questionnaire” filled out by Mr. Torres. A.142</w:t>
+      </w:r>
+      <w:r>
+        <w:noBreakHyphen/>
+      </w:r>
+      <w:r>
+        <w:t xml:space="preserve">43. Defendants Brookman and Hart convened a hearing for the 365 Ticket on March 15, 2017. A.142. Mr. Torres requested a witness for this hearing, but Brookman and Hart did not produce him. A.177. After a hearing that lasted no more than 15 minutes, A.104, Defendants expunged the 365 Ticket. A.142.</w:t>
       </w:r>
     </w:p>
     <w:p>
@@ -2879,7 +3327,13 @@
         <w:tab/>
       </w:r>
       <w:r>
-        <w:t xml:space="preserve">Mr. Torres</w:t>
+        <w:t xml:space="preserve">Mr.</w:t>
+      </w:r>
+      <w:r>
+        <w:t xml:space="preserve"> </w:t>
+      </w:r>
+      <w:r>
+        <w:t xml:space="preserve">Torres</w:t>
       </w:r>
       <w:r>
         <w:t xml:space="preserve"> </w:t>
@@ -2947,7 +3401,13 @@
         <w:pStyle w:val="BodyText"/>
       </w:pPr>
       <w:r>
-        <w:t xml:space="preserve">Being placed in segregation significantly restricted Mr. Torres’s life. He was not permitted to watch television, access a phone, or possess electronics. A.095-96. When Mr. Torres was placed in segregation, “it was three or four days until” he was provided with a bed. A.120. Unfortunately, his conditions in segregation did not improve after that. His cell toilet was polluted with insects, mildew, and rust: “[We were] breathing in rust.” A.120. This backflush included feces going into his cell each time the toilet was flushed. A.011. Mr. Torres informed the warden of these conditions and asked for cleaning supplies to clean the cell himself. A.011. Mr. Torres was never provided any cleaning supplies, forcing him to endure these conditions for the entirety of his segregation. A.011.</w:t>
+        <w:t xml:space="preserve">Being placed in segregation significantly restricted Mr. Torres’s life. He was not permitted to watch television, access a phone, or possess electronics. A.095</w:t>
+      </w:r>
+      <w:r>
+        <w:noBreakHyphen/>
+      </w:r>
+      <w:r>
+        <w:t xml:space="preserve">96. When Mr. Torres was placed in segregation, “it was three or four days until” he was provided with a bed. A.120. Unfortunately, his conditions in segregation did not improve after that. His cell toilet was polluted with insects, mildew, and rust: “[We were] breathing in rust.” A.120. This backflush included feces going into his cell each time the toilet was flushed. A.011. Mr. Torres informed the warden of these conditions and asked for cleaning supplies to clean the cell himself. A.011. Mr. Torres was never provided any cleaning supplies, forcing him to endure these conditions for the entirety of his segregation. A.011.</w:t>
       </w:r>
     </w:p>
     <w:p>
@@ -2976,7 +3436,7 @@
         <w:pStyle w:val="BodyText"/>
       </w:pPr>
       <w:r>
-        <w:t xml:space="preserve">Mr. Torres brought this action pro se on February 28, 2019. A.005. On preliminary review, the district court divided Mr. Torres’s claims into two counts: (1) a Fourteenth Amendment procedural due process claim against Defendants Brookman and Hart; and (2) an Eighth Amendment claim against Chief Administrative Officer Lashbrook for cruel and unusual punishment. The district court determined that Mr. Torres’s three months of confinement in inhumane conditions was not an “atypical or significant hardship” because “a three-month period in punitive segregation is a miniscule part of Plaintiff’s imprisonment.” SA.009 (quoting</w:t>
+        <w:t xml:space="preserve">Mr. Torres brought this action pro se on February 28, 2019. A.005. On preliminary review, the district court divided Mr. Torres’s claims into two counts: (1) a Fourteenth Amendment procedural due process claim against Defendants Brookman and Hart; and (2) an Eighth Amendment claim against Chief Administrative Officer Lashbrook for cruel and unusual punishment. The district court determined that Mr. Torres’s three months of confinement in inhumane conditions was not an “atypical or significant hardship” because “a three-month period in punitive segregation is a miniscule part of Plaintiff’s imprisonment.” SA.009 (quoting</w:t>
       </w:r>
       <w:r>
         <w:t xml:space="preserve"> </w:t>
@@ -2997,7 +3457,13 @@
         <w:pStyle w:val="BodyText"/>
       </w:pPr>
       <w:r>
-        <w:t xml:space="preserve">Mr. Torres timely appealed. A.181-83.</w:t>
+        <w:t xml:space="preserve">Mr. Torres timely appealed. A.181</w:t>
+      </w:r>
+      <w:r>
+        <w:noBreakHyphen/>
+      </w:r>
+      <w:r>
+        <w:t xml:space="preserve">83.</w:t>
       </w:r>
     </w:p>
     <w:p>
@@ -3026,7 +3492,7 @@
         <w:pStyle w:val="BodyText"/>
       </w:pPr>
       <w:r>
-        <w:t xml:space="preserve">This Court should reverse because the district court misapplied the standard at summary judgment by failing to construe the evidence in the light most favorable to Mr. Torres (the non-movant below) and erred in its conclusion that Mr. Torres failed to offer evidence that his conditions in segregation were atypical and significant.</w:t>
+        <w:t xml:space="preserve">This Court should reverse because the district court misapplied the standard at summary judgment by failing to construe the evidence in the light most favorable to Mr. Torres (the non-movant below) and erred in its conclusion that Mr. Torres failed to offer evidence that his conditions in segregation were atypical and significant.</w:t>
       </w:r>
     </w:p>
     <w:p>
@@ -3034,7 +3500,7 @@
         <w:pStyle w:val="BodyText"/>
       </w:pPr>
       <w:r>
-        <w:t xml:space="preserve">The district court committed three legal errors, each of which justifies reversal. First, the district court incorrectly relied on the length of Mr. Torres’s sentence to conclude that his 90 days in segregation could not amount to an atypical and significant hardship. Second, the district court improperly imported an element from an Eighth Amendment conditions of confinement claim to Mr. Torres’s Fourteenth Amendment Due Process claim by faulting him for not putting forth evidence of a substantial risk of harm. Third, the district court did not construe all facts in a light most favorable to Mr. Torres and ignored undisputed material facts in the record.</w:t>
+        <w:t xml:space="preserve">The district court committed three legal errors, each of which justifies reversal. First, the district court incorrectly relied on the length of Mr. Torres’s sentence to conclude that his 90 days in segregation could not amount to an atypical and significant hardship. Second, the district court improperly imported an element from an Eighth Amendment conditions of confinement claim to Mr. Torres’s Fourteenth Amendment Due Process claim by faulting him for not putting forth evidence of a substantial risk of harm. Third, the district court did not construe all facts in a light most favorable to Mr. Torres and ignored undisputed material facts in the record.</w:t>
       </w:r>
     </w:p>
     <w:p>
@@ -3063,7 +3529,7 @@
         <w:pStyle w:val="BodyText"/>
       </w:pPr>
       <w:r>
-        <w:t xml:space="preserve">This Court reviews de novo a district court’s grant of summary judgment. All facts must be construed in a light favorable to Mr. Torres, drawing all reasonable inferences in his favor.</w:t>
+        <w:t xml:space="preserve">This Court reviews de novo a district court’s grant of summary judgment. All facts must be construed in a light favorable to Mr. Torres, drawing all reasonable inferences in his favor.</w:t>
       </w:r>
       <w:r>
         <w:t xml:space="preserve"> </w:t>
@@ -3093,7 +3559,7 @@
         <w:pStyle w:val="BodyText"/>
       </w:pPr>
       <w:r>
-        <w:t xml:space="preserve">Because Brookman and Hart violated Mr. Torres’s due process rights at his second hearing, Mr. Torres was confined in a cell for three months that was infested with mold, mildew, insects, and rust, and consistently flooded with sewage water containing human waste. These conditions were “atypical and significant” under Seventh Circuit precedent and implicate Mr. Torres’s liberty interests.</w:t>
+        <w:t xml:space="preserve">Because Brookman and Hart violated Mr. Torres’s due process rights at his second hearing, Mr. Torres was confined in a cell for three months that was infested with mold, mildew, insects, and rust, and consistently flooded with sewage water containing human waste. These conditions were “atypical and significant” under Seventh Circuit precedent and implicate Mr. Torres’s liberty interests.</w:t>
       </w:r>
     </w:p>
     <w:p>
@@ -3388,7 +3854,13 @@
         <w:t xml:space="preserve"> </w:t>
       </w:r>
       <w:r>
-        <w:t xml:space="preserve">Mr. Torres</w:t>
+        <w:t xml:space="preserve">Mr.</w:t>
+      </w:r>
+      <w:r>
+        <w:t xml:space="preserve"> </w:t>
+      </w:r>
+      <w:r>
+        <w:t xml:space="preserve">Torres</w:t>
       </w:r>
       <w:r>
         <w:t xml:space="preserve"> </w:t>
@@ -3438,7 +3910,13 @@
         <w:pStyle w:val="BodyText"/>
       </w:pPr>
       <w:r>
-        <w:t xml:space="preserve">The district court’s assertion that “Courts have dismissed due process claims based on relatively short periods of disciplinary segregation without inquiry into the specific conditions of confinement,” misstates the law on segregative confinement claims. SA.008-09 (citing</w:t>
+        <w:t xml:space="preserve">The district court’s assertion that “Courts have dismissed due process claims based on relatively short periods of disciplinary segregation without inquiry into the specific conditions of confinement,” misstates the law on segregative confinement claims. SA.008</w:t>
+      </w:r>
+      <w:r>
+        <w:noBreakHyphen/>
+      </w:r>
+      <w:r>
+        <w:t xml:space="preserve">09 (citing</w:t>
       </w:r>
       <w:r>
         <w:t xml:space="preserve"> </w:t>
@@ -3477,7 +3955,13 @@
         <w:t xml:space="preserve">Hoskins v. Lenear</w:t>
       </w:r>
       <w:r>
-        <w:t xml:space="preserve">, 395 F.3d 372, 374-75 (7th Cir. 2005);</w:t>
+        <w:t xml:space="preserve">, 395 F.3d 372, 374</w:t>
+      </w:r>
+      <w:r>
+        <w:noBreakHyphen/>
+      </w:r>
+      <w:r>
+        <w:t xml:space="preserve">75 (7th Cir. 2005);</w:t>
       </w:r>
       <w:r>
         <w:t xml:space="preserve"> </w:t>
@@ -3566,7 +4050,13 @@
         <w:t xml:space="preserve"> </w:t>
       </w:r>
       <w:r>
-        <w:t xml:space="preserve">at 698-99. In</w:t>
+        <w:t xml:space="preserve">at 698</w:t>
+      </w:r>
+      <w:r>
+        <w:noBreakHyphen/>
+      </w:r>
+      <w:r>
+        <w:t xml:space="preserve">99. In</w:t>
       </w:r>
       <w:r>
         <w:t xml:space="preserve"> </w:t>
@@ -3592,7 +4082,13 @@
         <w:t xml:space="preserve">Lekas v. Briley</w:t>
       </w:r>
       <w:r>
-        <w:t xml:space="preserve">, 405 F.3d 602, 608-09 (7th Cir. 2005). In</w:t>
+        <w:t xml:space="preserve">, 405 F.3d 602, 608</w:t>
+      </w:r>
+      <w:r>
+        <w:noBreakHyphen/>
+      </w:r>
+      <w:r>
+        <w:t xml:space="preserve">09 (7th Cir. 2005). In</w:t>
       </w:r>
       <w:r>
         <w:t xml:space="preserve"> </w:t>
@@ -3639,7 +4135,7 @@
         <w:pStyle w:val="BodyText"/>
       </w:pPr>
       <w:r>
-        <w:t xml:space="preserve">The district court further erred in considering the length of Mr. Torres’s segregative confinement in relation to the length of his underlying sentence. Neither the Supreme Court nor this Court has ever held that the fact-intensive inquiry that goes into consideration of liberty interests includes the length of the plaintiff’s sentence as a variable. A prisoner serving a 60-year sentence has no less of a constitutional liberty interest than someone serving a six-day sentence. Whether or not conditions rise to the level of atypical and significant does not depend on the length of a prisoner’s sentence. To the extent that the district court’s opinion relied on its assessment that “[v]iewed in the context of Plaintiff’s 60-year sentence, a three-month period in punitive segregation is a miniscule part of Plaintiff’s imprisonment,” SA.009, it cannot stand.</w:t>
+        <w:t xml:space="preserve">The district court further erred in considering the length of Mr. Torres’s segregative confinement in relation to the length of his underlying sentence. Neither the Supreme Court nor this Court has ever held that the fact-intensive inquiry that goes into consideration of liberty interests includes the length of the plaintiff’s sentence as a variable. A prisoner serving a 60-year sentence has no less of a constitutional liberty interest than someone serving a six-day sentence. Whether or not conditions rise to the level of atypical and significant does not depend on the length of a prisoner’s sentence. To the extent that the district court’s opinion relied on its assessment that “[v]iewed in the context of Plaintiff’s 60-year sentence, a three-month period in punitive segregation is a miniscule part of Plaintiff’s imprisonment,” SA.009, it cannot stand.</w:t>
       </w:r>
     </w:p>
     <w:p>
@@ -3696,7 +4192,13 @@
         <w:t xml:space="preserve"> </w:t>
       </w:r>
       <w:r>
-        <w:t xml:space="preserve">Mr. Torres</w:t>
+        <w:t xml:space="preserve">Mr.</w:t>
+      </w:r>
+      <w:r>
+        <w:t xml:space="preserve"> </w:t>
+      </w:r>
+      <w:r>
+        <w:t xml:space="preserve">Torres</w:t>
       </w:r>
       <w:r>
         <w:t xml:space="preserve"> </w:t>
@@ -3764,7 +4266,7 @@
         <w:pStyle w:val="BodyText"/>
       </w:pPr>
       <w:r>
-        <w:t xml:space="preserve">The district court again misconstrued the law when it faulted Mr. Torres for not alleging “that he suffered physical or mental harm or substantial risk to his health because of his three-month confinement in the cell.” SA.009. There is no requirement that plaintiffs allege any physical or mental harm because of confinement in his cell to plead a violation of his due process rights. To be sure, claims challenging the conditions of confinement under the Eighth Amendment require showing that the conditions exposed an inmate to “a substantial risk of serious harm.”</w:t>
+        <w:t xml:space="preserve">The district court again misconstrued the law when it faulted Mr. Torres for not alleging “that he suffered physical or mental harm or substantial risk to his health because of his three-month confinement in the cell.” SA.009. There is no requirement that plaintiffs allege any physical or mental harm because of confinement in his cell to plead a violation of his due process rights. To be sure, claims challenging the conditions of confinement under the Eighth Amendment require showing that the conditions exposed an inmate to “a substantial risk of serious harm.”</w:t>
       </w:r>
       <w:r>
         <w:t xml:space="preserve"> </w:t>
@@ -3807,7 +4309,7 @@
         <w:pStyle w:val="CABodyLast"/>
       </w:pPr>
       <w:r>
-        <w:t xml:space="preserve">Mr. Torres respectfully asks the Court to reverse the judgment below.</w:t>
+        <w:t xml:space="preserve">Mr. Torres respectfully asks the Court to reverse the judgment below.</w:t>
       </w:r>
     </w:p>
     <w:p>
@@ -3823,6 +4325,7 @@
       <w:pPr>
         <w:pStyle w:val="CASignature"/>
         <w:keepNext/>
+        <w:spacing w:before="336" w:after="0" w:line="400" w:lineRule="exact"/>
       </w:pPr>
       <w:r>
         <w:t xml:space="preserve">s/ Matthew L. Farley</w:t>
@@ -3833,190 +4336,130 @@
       <w:r>
         <w:t xml:space="preserve">MATTHEW L. FARLEY</w:t>
       </w:r>
-      <w:r>
-        <w:br/>
-      </w:r>
-      <w:r>
-        <w:rPr>
-          <w:i/>
-        </w:rPr>
+    </w:p>
+    <w:p>
+      <w:pPr>
+        <w:pStyle w:val="CASignature"/>
+        <w:keepNext/>
+        <w:ind w:left="4820" w:firstLine="0"/>
+      </w:pPr>
+      <w:r>
         <w:t xml:space="preserve">ARNOLD</w:t>
       </w:r>
       <w:r>
-        <w:rPr>
-          <w:i/>
-        </w:rPr>
-        <w:t xml:space="preserve"> </w:t>
-      </w:r>
-      <w:r>
-        <w:rPr>
-          <w:i/>
-        </w:rPr>
+        <w:t xml:space="preserve"> </w:t>
+      </w:r>
+      <w:r>
         <w:t xml:space="preserve">&amp;</w:t>
       </w:r>
       <w:r>
-        <w:rPr>
-          <w:i/>
-        </w:rPr>
-        <w:t xml:space="preserve"> </w:t>
-      </w:r>
-      <w:r>
-        <w:rPr>
-          <w:i/>
-        </w:rPr>
+        <w:t xml:space="preserve"> </w:t>
+      </w:r>
+      <w:r>
         <w:t xml:space="preserve">PORTER</w:t>
       </w:r>
       <w:r>
-        <w:rPr>
-          <w:i/>
-        </w:rPr>
-        <w:t xml:space="preserve"> </w:t>
-      </w:r>
-      <w:r>
-        <w:rPr>
-          <w:i/>
-        </w:rPr>
+        <w:t xml:space="preserve"> </w:t>
+      </w:r>
+      <w:r>
         <w:t xml:space="preserve">KAYE</w:t>
       </w:r>
       <w:r>
-        <w:rPr>
-          <w:i/>
-        </w:rPr>
-        <w:t xml:space="preserve"> </w:t>
-      </w:r>
-      <w:r>
-        <w:rPr>
-          <w:i/>
-        </w:rPr>
+        <w:t xml:space="preserve"> </w:t>
+      </w:r>
+      <w:r>
         <w:t xml:space="preserve">SCHOLER</w:t>
       </w:r>
       <w:r>
-        <w:rPr>
-          <w:i/>
-        </w:rPr>
-        <w:t xml:space="preserve"> </w:t>
-      </w:r>
-      <w:r>
-        <w:rPr>
-          <w:i/>
-        </w:rPr>
+        <w:t xml:space="preserve"> </w:t>
+      </w:r>
+      <w:r>
         <w:t xml:space="preserve">LLP</w:t>
       </w:r>
-      <w:r>
-        <w:br/>
-      </w:r>
-      <w:r>
-        <w:rPr>
-          <w:i/>
-        </w:rPr>
+    </w:p>
+    <w:p>
+      <w:pPr>
+        <w:pStyle w:val="CASignature"/>
+        <w:keepNext/>
+        <w:ind w:left="4820" w:firstLine="0"/>
+      </w:pPr>
+      <w:r>
         <w:t xml:space="preserve">601</w:t>
       </w:r>
       <w:r>
-        <w:rPr>
-          <w:i/>
-        </w:rPr>
-        <w:t xml:space="preserve"> </w:t>
-      </w:r>
-      <w:r>
-        <w:rPr>
-          <w:i/>
-        </w:rPr>
+        <w:t xml:space="preserve"> </w:t>
+      </w:r>
+      <w:r>
         <w:t xml:space="preserve">Massachusetts</w:t>
       </w:r>
       <w:r>
-        <w:rPr>
-          <w:i/>
-        </w:rPr>
-        <w:t xml:space="preserve"> </w:t>
-      </w:r>
-      <w:r>
-        <w:rPr>
-          <w:i/>
-        </w:rPr>
+        <w:t xml:space="preserve"> </w:t>
+      </w:r>
+      <w:r>
         <w:t xml:space="preserve">Ave.,</w:t>
       </w:r>
       <w:r>
-        <w:rPr>
-          <w:i/>
-        </w:rPr>
-        <w:t xml:space="preserve"> </w:t>
-      </w:r>
-      <w:r>
-        <w:rPr>
-          <w:i/>
-        </w:rPr>
+        <w:t xml:space="preserve"> </w:t>
+      </w:r>
+      <w:r>
         <w:t xml:space="preserve">N.W.,</w:t>
       </w:r>
       <w:r>
-        <w:rPr>
-          <w:i/>
-        </w:rPr>
-        <w:t xml:space="preserve"> </w:t>
-      </w:r>
-      <w:r>
-        <w:rPr>
-          <w:i/>
-        </w:rPr>
+        <w:t xml:space="preserve"> </w:t>
+      </w:r>
+      <w:r>
         <w:t xml:space="preserve">Washington,</w:t>
       </w:r>
       <w:r>
-        <w:rPr>
-          <w:i/>
-        </w:rPr>
-        <w:t xml:space="preserve"> </w:t>
-      </w:r>
-      <w:r>
-        <w:rPr>
-          <w:i/>
-        </w:rPr>
+        <w:t xml:space="preserve"> </w:t>
+      </w:r>
+      <w:r>
         <w:t xml:space="preserve">DC</w:t>
       </w:r>
       <w:r>
-        <w:rPr>
-          <w:i/>
-        </w:rPr>
-        <w:t xml:space="preserve"> </w:t>
-      </w:r>
-      <w:r>
-        <w:rPr>
-          <w:i/>
-        </w:rPr>
+        <w:t xml:space="preserve"> </w:t>
+      </w:r>
+      <w:r>
         <w:t xml:space="preserve">20001</w:t>
       </w:r>
-      <w:r>
-        <w:br/>
-      </w:r>
-      <w:r>
-        <w:rPr>
-          <w:i/>
-        </w:rPr>
+    </w:p>
+    <w:p>
+      <w:pPr>
+        <w:pStyle w:val="CASignature"/>
+        <w:keepNext/>
+        <w:ind w:left="4820" w:firstLine="0"/>
+      </w:pPr>
+      <w:r>
         <w:t xml:space="preserve">(202)</w:t>
       </w:r>
       <w:r>
-        <w:rPr>
-          <w:i/>
-        </w:rPr>
-        <w:t xml:space="preserve"> </w:t>
-      </w:r>
-      <w:r>
-        <w:rPr>
-          <w:i/>
-        </w:rPr>
-        <w:t xml:space="preserve">942-5000</w:t>
-      </w:r>
-      <w:r>
-        <w:br/>
-      </w:r>
-      <w:r>
-        <w:rPr>
-          <w:i/>
-        </w:rPr>
+        <w:t xml:space="preserve"> </w:t>
+      </w:r>
+      <w:r>
+        <w:t xml:space="preserve">942</w:t>
+      </w:r>
+      <w:r>
+        <w:noBreakHyphen/>
+      </w:r>
+      <w:r>
+        <w:t xml:space="preserve">5000</w:t>
+      </w:r>
+    </w:p>
+    <w:p>
+      <w:pPr>
+        <w:pStyle w:val="CASignature"/>
+        <w:keepNext/>
+        <w:ind w:left="4820" w:firstLine="0"/>
+      </w:pPr>
+      <w:r>
         <w:t xml:space="preserve">matthew.farley@arnoldporter.com</w:t>
       </w:r>
     </w:p>
     <w:p>
       <w:pPr>
         <w:pStyle w:val="CASignature"/>
+        <w:spacing w:before="224" w:after="0" w:line="400" w:lineRule="exact"/>
+        <w:ind w:left="0" w:firstLine="0"/>
       </w:pPr>
       <w:r>
         <w:t xml:space="preserve"/>
@@ -4041,6 +4484,7 @@
       <w:pPr>
         <w:pStyle w:val="CASection"/>
         <w:pageBreakBefore/>
+        <w:spacing w:before="0" w:after="308" w:line="400" w:lineRule="exact"/>
       </w:pPr>
       <w:r>
         <w:t xml:space="preserve">Certificate of Compliance</w:t>
@@ -4059,91 +4503,57 @@
         <w:pStyle w:val="CACertificate"/>
       </w:pPr>
       <w:r>
-        <w:t xml:space="preserve">This brief complies with the typeface and type-style requirements of Federal Rule of Appellate Procedure 32(a)(5)-(6) and Circuit Rule 32(b) because this brief has been prepared in a proportionally spaced typeface, EB Garamond, in 14-point font.</w:t>
-      </w:r>
-    </w:p>
-    <w:p>
-      <w:pPr>
-        <w:pStyle w:val="CAGap"/>
-      </w:pPr>
-    </w:p>
-    <w:tbl>
-      <w:tblPr>
-        <w:tblW w:w="9360" w:type="dxa"/>
-        <w:tblBorders>
-          <w:top w:val="nil"/>
-          <w:left w:val="nil"/>
-          <w:bottom w:val="nil"/>
-          <w:right w:val="nil"/>
-          <w:insideH w:val="nil"/>
-          <w:insideV w:val="nil"/>
-        </w:tblBorders>
-        <w:tblLayout w:type="fixed"/>
-        <w:tblCellMar>
-          <w:left w:w="0" w:type="dxa"/>
-          <w:right w:w="115" w:type="dxa"/>
-        </w:tblCellMar>
-      </w:tblPr>
-      <w:tblGrid>
-        <w:gridCol w:w="4680"/>
-        <w:gridCol w:w="4680"/>
-      </w:tblGrid>
-      <w:tr>
-        <w:trPr>
-          <w:cantSplit/>
-        </w:trPr>
-        <w:tc>
-          <w:tcPr>
-            <w:tcW w:w="4680" w:type="dxa"/>
-          </w:tcPr>
-          <w:p>
-            <w:pPr>
-              <w:pStyle w:val="CACounsel"/>
-            </w:pPr>
-            <w:r>
-              <w:t xml:space="preserve">s/ Matthew L. Farley</w:t>
-            </w:r>
-            <w:r>
-              <w:br/>
-            </w:r>
-            <w:r>
-              <w:t xml:space="preserve">Signature</w:t>
-            </w:r>
-          </w:p>
-        </w:tc>
-        <w:tc>
-          <w:tcPr>
-            <w:tcW w:w="4680" w:type="dxa"/>
-          </w:tcPr>
-          <w:p>
-            <w:pPr>
-              <w:pStyle w:val="CACounsel"/>
-            </w:pPr>
-            <w:r>
-              <w:t xml:space="preserve">March</w:t>
-            </w:r>
-            <w:r>
-              <w:t xml:space="preserve"> </w:t>
-            </w:r>
-            <w:r>
-              <w:t xml:space="preserve">21,</w:t>
-            </w:r>
-            <w:r>
-              <w:t xml:space="preserve"> </w:t>
-            </w:r>
-            <w:r>
-              <w:t xml:space="preserve">2024</w:t>
-            </w:r>
-            <w:r>
-              <w:br/>
-            </w:r>
-            <w:r>
-              <w:t xml:space="preserve">Date</w:t>
-            </w:r>
-          </w:p>
-        </w:tc>
-      </w:tr>
-    </w:tbl>
+        <w:t xml:space="preserve">This brief complies with the typeface and type-style requirements of Federal Rule of Appellate Procedure 32(a)(5)-(6) and Circuit Rule 32(b) because this brief has been prepared in a proportionally spaced typeface, Times New Roman, in 14-point font.</w:t>
+      </w:r>
+    </w:p>
+    <w:p>
+      <w:pPr>
+        <w:pStyle w:val="CACounsel"/>
+        <w:keepNext/>
+        <w:tabs>
+          <w:tab w:val="left" w:pos="4820"/>
+        </w:tabs>
+        <w:spacing w:before="448" w:after="0" w:line="400" w:lineRule="exact"/>
+      </w:pPr>
+      <w:r>
+        <w:t xml:space="preserve">s/ Matthew L. Farley</w:t>
+      </w:r>
+      <w:r>
+        <w:tab/>
+      </w:r>
+      <w:r>
+        <w:t xml:space="preserve">March</w:t>
+      </w:r>
+      <w:r>
+        <w:t xml:space="preserve"> </w:t>
+      </w:r>
+      <w:r>
+        <w:t xml:space="preserve">21,</w:t>
+      </w:r>
+      <w:r>
+        <w:t xml:space="preserve"> </w:t>
+      </w:r>
+      <w:r>
+        <w:t xml:space="preserve">2024</w:t>
+      </w:r>
+    </w:p>
+    <w:p>
+      <w:pPr>
+        <w:pStyle w:val="CACounsel"/>
+        <w:tabs>
+          <w:tab w:val="left" w:pos="4820"/>
+        </w:tabs>
+      </w:pPr>
+      <w:r>
+        <w:t xml:space="preserve">Signature</w:t>
+      </w:r>
+      <w:r>
+        <w:tab/>
+      </w:r>
+      <w:r>
+        <w:t xml:space="preserve">Date</w:t>
+      </w:r>
+    </w:p>
     <w:p>
       <w:pPr>
         <w:pStyle w:val="CASection"/>
@@ -4198,86 +4608,52 @@
     </w:p>
     <w:p>
       <w:pPr>
-        <w:pStyle w:val="CAGap"/>
-      </w:pPr>
-    </w:p>
-    <w:tbl>
-      <w:tblPr>
-        <w:tblW w:w="9360" w:type="dxa"/>
-        <w:tblBorders>
-          <w:top w:val="nil"/>
-          <w:left w:val="nil"/>
-          <w:bottom w:val="nil"/>
-          <w:right w:val="nil"/>
-          <w:insideH w:val="nil"/>
-          <w:insideV w:val="nil"/>
-        </w:tblBorders>
-        <w:tblLayout w:type="fixed"/>
-        <w:tblCellMar>
-          <w:left w:w="0" w:type="dxa"/>
-          <w:right w:w="115" w:type="dxa"/>
-        </w:tblCellMar>
-      </w:tblPr>
-      <w:tblGrid>
-        <w:gridCol w:w="4680"/>
-        <w:gridCol w:w="4680"/>
-      </w:tblGrid>
-      <w:tr>
-        <w:trPr>
-          <w:cantSplit/>
-        </w:trPr>
-        <w:tc>
-          <w:tcPr>
-            <w:tcW w:w="4680" w:type="dxa"/>
-          </w:tcPr>
-          <w:p>
-            <w:pPr>
-              <w:pStyle w:val="CACounsel"/>
-            </w:pPr>
-            <w:r>
-              <w:t xml:space="preserve">s/ Matthew L. Farley</w:t>
-            </w:r>
-            <w:r>
-              <w:br/>
-            </w:r>
-            <w:r>
-              <w:t xml:space="preserve">Signature</w:t>
-            </w:r>
-          </w:p>
-        </w:tc>
-        <w:tc>
-          <w:tcPr>
-            <w:tcW w:w="4680" w:type="dxa"/>
-          </w:tcPr>
-          <w:p>
-            <w:pPr>
-              <w:pStyle w:val="CACounsel"/>
-            </w:pPr>
-            <w:r>
-              <w:t xml:space="preserve">March</w:t>
-            </w:r>
-            <w:r>
-              <w:t xml:space="preserve"> </w:t>
-            </w:r>
-            <w:r>
-              <w:t xml:space="preserve">22,</w:t>
-            </w:r>
-            <w:r>
-              <w:t xml:space="preserve"> </w:t>
-            </w:r>
-            <w:r>
-              <w:t xml:space="preserve">2024</w:t>
-            </w:r>
-            <w:r>
-              <w:br/>
-            </w:r>
-            <w:r>
-              <w:t xml:space="preserve">Date</w:t>
-            </w:r>
-          </w:p>
-        </w:tc>
-      </w:tr>
-    </w:tbl>
+        <w:pStyle w:val="CACounsel"/>
+        <w:keepNext/>
+        <w:tabs>
+          <w:tab w:val="left" w:pos="4820"/>
+        </w:tabs>
+        <w:spacing w:before="448" w:after="0" w:line="400" w:lineRule="exact"/>
+      </w:pPr>
+      <w:r>
+        <w:t xml:space="preserve">s/ Matthew L. Farley</w:t>
+      </w:r>
+      <w:r>
+        <w:tab/>
+      </w:r>
+      <w:r>
+        <w:t xml:space="preserve">March</w:t>
+      </w:r>
+      <w:r>
+        <w:t xml:space="preserve"> </w:t>
+      </w:r>
+      <w:r>
+        <w:t xml:space="preserve">22,</w:t>
+      </w:r>
+      <w:r>
+        <w:t xml:space="preserve"> </w:t>
+      </w:r>
+      <w:r>
+        <w:t xml:space="preserve">2024</w:t>
+      </w:r>
+    </w:p>
+    <w:p>
+      <w:pPr>
+        <w:pStyle w:val="CACounsel"/>
+        <w:tabs>
+          <w:tab w:val="left" w:pos="4820"/>
+        </w:tabs>
+      </w:pPr>
+      <w:r>
+        <w:t xml:space="preserve">Signature</w:t>
+      </w:r>
+      <w:r>
+        <w:tab/>
+      </w:r>
+      <w:r>
+        <w:t xml:space="preserve">Date</w:t>
+      </w:r>
+    </w:p>
     <w:sectPr>
       <w:footerReference w:type="default" r:id="rIdArabicFtr"/>
       <w:pgSz w:w="12240" w:h="15840"/>
@@ -4346,6 +4722,31 @@
 </w:ftr>
 </file>
 
+<file path=word/footer1.xml><?xml version="1.0" encoding="utf-8"?>
+<w:ftr xmlns:w="http://schemas.openxmlformats.org/wordprocessingml/2006/main" xmlns:r="http://schemas.openxmlformats.org/officeDocument/2006/relationships">
+  <w:p>
+    <w:pPr>
+      <w:jc w:val="center"/>
+    </w:pPr>
+    <w:r>
+      <w:fldChar w:fldCharType="begin"/>
+    </w:r>
+    <w:r>
+      <w:instrText xml:space="preserve"> PAGE </w:instrText>
+    </w:r>
+    <w:r>
+      <w:fldChar w:fldCharType="separate"/>
+    </w:r>
+    <w:r>
+      <w:t>1</w:t>
+    </w:r>
+    <w:r>
+      <w:fldChar w:fldCharType="end"/>
+    </w:r>
+  </w:p>
+</w:ftr>
+</file>
+
 <file path=word/footnotes.xml><?xml version="1.0" encoding="utf-8"?>
 <w:footnotes xmlns:w="http://schemas.openxmlformats.org/wordprocessingml/2006/main" xmlns:m="http://schemas.openxmlformats.org/officeDocument/2006/math" xmlns:r="http://schemas.openxmlformats.org/officeDocument/2006/relationships" xmlns:o="urn:schemas-microsoft-com:office:office" xmlns:v="urn:schemas-microsoft-com:vml" xmlns:w10="urn:schemas-microsoft-com:office:word" xmlns:a="http://schemas.openxmlformats.org/drawingml/2006/main" xmlns:pic="http://schemas.openxmlformats.org/drawingml/2006/picture" xmlns:wp="http://schemas.openxmlformats.org/drawingml/2006/wordprocessingDrawing">
   <w:footnote w:type="continuationSeparator" w:id="0">
@@ -4473,20 +4874,48 @@
   <w:docDefaults>
     <w:rPrDefault>
       <w:rPr>
-        <w:rFonts w:ascii="EB Garamond" w:hAnsi="EB Garamond" w:eastAsia="EB Garamond" w:cs="EB Garamond"/>
+        <w:rFonts w:ascii="Times New Roman" w:hAnsi="Times New Roman" w:eastAsia="Times New Roman" w:cs="Times New Roman"/>
         <w:sz w:val="28"/>
         <w:szCs w:val="28"/>
-        <w:lang w:val="en-US" w:eastAsia="en-US" w:bidi="ar-SA"/>
+        <w:lang w:val="en-US" w:eastAsia="zh-CN" w:bidi="ar-SA"/>
       </w:rPr>
     </w:rPrDefault>
     <w:pPrDefault>
       <w:pPr>
         <w:widowControl/>
-        <w:spacing w:after="0" w:line="240" w:lineRule="auto"/>
+        <w:spacing w:after="0"/>
       </w:pPr>
     </w:pPrDefault>
   </w:docDefaults>
   <w:latentStyles w:defLockedState="0" w:defUIPriority="0" w:defSemiHidden="0" w:defUnhideWhenUsed="0" w:defQFormat="0" w:count="276"/>
+  <w:style w:type="paragraph" w:default="1" w:styleId="Normal">
+    <w:name w:val="Normal"/>
+    <w:qFormat/>
+  </w:style>
+  <w:style w:type="paragraph" w:styleId="BodyText">
+    <w:name w:val="Body Text"/>
+    <w:basedOn w:val="Normal"/>
+    <w:link w:val="BodyTextChar"/>
+    <w:qFormat/>
+    <w:pPr>
+      <w:spacing w:before="0" w:after="0" w:line="628" w:lineRule="exact"/>
+      <w:ind w:firstLine="720"/>
+    </w:pPr>
+  </w:style>
+  <w:style w:type="paragraph" w:customStyle="1" w:styleId="FirstParagraph">
+    <w:name w:val="First Paragraph"/>
+    <w:basedOn w:val="BodyText"/>
+    <w:next w:val="BodyText"/>
+    <w:qFormat/>
+  </w:style>
+  <w:style w:type="paragraph" w:customStyle="1" w:styleId="Compact">
+    <w:name w:val="Compact"/>
+    <w:basedOn w:val="BodyText"/>
+    <w:qFormat/>
+    <w:pPr>
+      <w:spacing w:before="36" w:after="36"/>
+    </w:pPr>
+  </w:style>
   <w:style w:type="paragraph" w:styleId="Title">
     <w:name w:val="Title"/>
     <w:basedOn w:val="Normal"/>
@@ -4619,6 +5048,138 @@
     <w:qFormat/>
     <w:pPr/>
     <w:rPr/>
+  </w:style>
+  <w:style w:type="paragraph" w:styleId="Heading1">
+    <w:name w:val="heading 1"/>
+    <w:basedOn w:val="Normal"/>
+    <w:next w:val="BodyText"/>
+    <w:link w:val="Heading1Char"/>
+    <w:uiPriority w:val="9"/>
+    <w:qFormat/>
+    <w:rsid w:val="00A10FD9"/>
+    <w:pPr>
+      <w:keepNext/>
+      <w:keepLines/>
+      <w:spacing w:before="240" w:after="120" w:line="400" w:lineRule="exact"/>
+      <w:ind w:firstLine="0"/>
+      <w:jc w:val="center"/>
+      <w:outlineLvl w:val="0"/>
+    </w:pPr>
+    <w:rPr>
+      <w:rFonts w:ascii="Times New Roman" w:hAnsi="Times New Roman" w:eastAsia="Times New Roman" w:cs="Times New Roman"/>
+      <w:b/>
+      <w:bCs/>
+      <w:caps/>
+      <w:color w:val="000000"/>
+      <w:sz w:val="28"/>
+      <w:szCs w:val="28"/>
+    </w:rPr>
+  </w:style>
+  <w:style w:type="paragraph" w:styleId="Heading2">
+    <w:name w:val="heading 2"/>
+    <w:basedOn w:val="Normal"/>
+    <w:next w:val="BodyText"/>
+    <w:link w:val="Heading2Char"/>
+    <w:uiPriority w:val="9"/>
+    <w:semiHidden/>
+    <w:unhideWhenUsed/>
+    <w:qFormat/>
+    <w:rsid w:val="00A10FD9"/>
+    <w:pPr>
+      <w:keepNext/>
+      <w:keepLines/>
+      <w:spacing w:before="240" w:after="120" w:line="400" w:lineRule="exact"/>
+      <w:ind w:firstLine="0"/>
+      <w:outlineLvl w:val="1"/>
+    </w:pPr>
+    <w:rPr>
+      <w:rFonts w:ascii="Times New Roman" w:hAnsi="Times New Roman" w:eastAsia="Times New Roman" w:cs="Times New Roman"/>
+      <w:b/>
+      <w:bCs/>
+      <w:color w:val="000000"/>
+      <w:sz w:val="28"/>
+      <w:szCs w:val="28"/>
+    </w:rPr>
+  </w:style>
+  <w:style w:type="paragraph" w:styleId="Heading3">
+    <w:name w:val="heading 3"/>
+    <w:basedOn w:val="Normal"/>
+    <w:next w:val="BodyText"/>
+    <w:link w:val="Heading3Char"/>
+    <w:uiPriority w:val="9"/>
+    <w:semiHidden/>
+    <w:unhideWhenUsed/>
+    <w:qFormat/>
+    <w:rsid w:val="00A10FD9"/>
+    <w:pPr>
+      <w:keepNext/>
+      <w:keepLines/>
+      <w:spacing w:before="240" w:after="120" w:line="400" w:lineRule="exact"/>
+      <w:ind w:firstLine="0"/>
+      <w:outlineLvl w:val="2"/>
+    </w:pPr>
+    <w:rPr>
+      <w:rFonts w:ascii="Times New Roman" w:hAnsi="Times New Roman" w:eastAsia="Times New Roman" w:cs="Times New Roman"/>
+      <w:b/>
+      <w:bCs/>
+      <w:color w:val="000000"/>
+      <w:sz w:val="28"/>
+      <w:szCs w:val="28"/>
+    </w:rPr>
+  </w:style>
+  <w:style w:type="paragraph" w:styleId="Heading4">
+    <w:name w:val="heading 4"/>
+    <w:basedOn w:val="Normal"/>
+    <w:next w:val="BodyText"/>
+    <w:link w:val="Heading4Char"/>
+    <w:uiPriority w:val="9"/>
+    <w:semiHidden/>
+    <w:unhideWhenUsed/>
+    <w:qFormat/>
+    <w:rsid w:val="00A10FD9"/>
+    <w:pPr>
+      <w:keepNext/>
+      <w:keepLines/>
+      <w:spacing w:before="240" w:after="120" w:line="400" w:lineRule="exact"/>
+      <w:ind w:firstLine="0"/>
+      <w:outlineLvl w:val="3"/>
+    </w:pPr>
+    <w:rPr>
+      <w:rFonts w:ascii="Times New Roman" w:hAnsi="Times New Roman" w:eastAsia="Times New Roman" w:cs="Times New Roman"/>
+      <w:b/>
+      <w:bCs/>
+      <w:i/>
+      <w:color w:val="000000"/>
+      <w:sz w:val="28"/>
+      <w:szCs w:val="28"/>
+    </w:rPr>
+  </w:style>
+  <w:style w:type="paragraph" w:styleId="Heading5">
+    <w:name w:val="heading 5"/>
+    <w:basedOn w:val="Normal"/>
+    <w:next w:val="BodyText"/>
+    <w:link w:val="Heading5Char"/>
+    <w:uiPriority w:val="9"/>
+    <w:semiHidden/>
+    <w:unhideWhenUsed/>
+    <w:qFormat/>
+    <w:rsid w:val="00A10FD9"/>
+    <w:pPr>
+      <w:keepNext/>
+      <w:keepLines/>
+      <w:spacing w:before="240" w:after="120" w:line="400" w:lineRule="exact"/>
+      <w:ind w:firstLine="0"/>
+      <w:outlineLvl w:val="4"/>
+    </w:pPr>
+    <w:rPr>
+      <w:rFonts w:ascii="Times New Roman" w:hAnsi="Times New Roman" w:eastAsia="Times New Roman" w:cs="Times New Roman"/>
+      <w:b/>
+      <w:bCs/>
+      <w:i/>
+      <w:color w:val="000000"/>
+      <w:sz w:val="28"/>
+      <w:szCs w:val="28"/>
+    </w:rPr>
   </w:style>
   <w:style w:type="paragraph" w:styleId="Heading6">
     <w:name w:val="heading 6"/>
@@ -4827,6 +5388,43 @@
       <w:color w:val="272727" w:themeColor="text1" w:themeTint="D8"/>
     </w:rPr>
   </w:style>
+  <w:style w:type="paragraph" w:customStyle="1" w:styleId="ListItem">
+    <w:name w:val="List Item"/>
+    <w:basedOn w:val="BodyText"/>
+    <w:qFormat/>
+    <w:pPr>
+      <w:spacing w:before="0" w:after="0" w:line="628" w:lineRule="exact"/>
+      <w:ind w:left="720" w:hanging="720"/>
+    </w:pPr>
+  </w:style>
+  <w:style w:type="paragraph" w:styleId="BlockText">
+    <w:name w:val="Block Text"/>
+    <w:basedOn w:val="BodyText"/>
+    <w:next w:val="BodyText"/>
+    <w:uiPriority w:val="9"/>
+    <w:unhideWhenUsed/>
+    <w:qFormat/>
+    <w:pPr>
+      <w:spacing w:before="280" w:after="280" w:line="400" w:lineRule="exact"/>
+      <w:ind w:firstLine="0" w:left="720" w:right="720"/>
+    </w:pPr>
+  </w:style>
+  <w:style w:type="paragraph" w:styleId="FootnoteText">
+    <w:name w:val="Footnote Text"/>
+    <w:basedOn w:val="Normal"/>
+    <w:next w:val="FootnoteText"/>
+    <w:uiPriority w:val="9"/>
+    <w:unhideWhenUsed/>
+    <w:qFormat/>
+    <w:pPr>
+      <w:keepLines/>
+      <w:spacing w:before="0" w:after="140" w:line="340" w:lineRule="exact"/>
+    </w:pPr>
+    <w:rPr>
+      <w:sz w:val="24"/>
+      <w:szCs w:val="24"/>
+    </w:rPr>
+  </w:style>
   <w:style w:type="paragraph" w:styleId="FootnoteBlockText">
     <w:name w:val="Footnote Block Text"/>
     <w:basedOn w:val="FootnoteText"/>
@@ -4835,8 +5433,8 @@
     <w:unhideWhenUsed/>
     <w:qFormat/>
     <w:pPr>
-      <w:spacing w:before="100" w:after="100"/>
-      <w:ind w:firstLine="0" w:left="480" w:right="480"/>
+      <w:spacing w:before="280" w:after="280"/>
+      <w:ind w:firstLine="0" w:left="720" w:right="720"/>
     </w:pPr>
   </w:style>
   <w:style w:type="character" w:default="1" w:styleId="DefaultParagraphFont">
@@ -4944,7 +5542,7 @@
     <w:name w:val="Hyperlink"/>
     <w:basedOn w:val="BodyTextChar"/>
     <w:rPr>
-      <w:color w:val="4F81BD" w:themeColor="accent1"/>
+      <w:color w:val="000000"/>
     </w:rPr>
   </w:style>
   <w:style w:type="paragraph" w:styleId="TOCHeading">
@@ -4965,35 +5563,6 @@
       <w:color w:val="365F91" w:themeColor="accent1" w:themeShade="BF"/>
     </w:rPr>
   </w:style>
-  <w:style w:type="paragraph" w:styleId="Normal">
-    <w:name w:val="Normal"/>
-    <w:qFormat/>
-    <w:pPr>
-      <w:widowControl/>
-      <w:spacing w:before="0" w:after="0" w:line="240" w:lineRule="auto"/>
-      <w:ind w:firstLine="0"/>
-    </w:pPr>
-    <w:rPr/>
-  </w:style>
-  <w:style w:type="paragraph" w:styleId="BodyText">
-    <w:name w:val="Body Text"/>
-    <w:basedOn w:val="Normal"/>
-    <w:qFormat/>
-    <w:pPr>
-      <w:widowControl/>
-      <w:spacing w:before="0" w:after="0" w:line="629" w:lineRule="exact"/>
-      <w:ind w:firstLine="720"/>
-      <w:jc w:val="left"/>
-    </w:pPr>
-    <w:rPr/>
-  </w:style>
-  <w:style w:type="paragraph" w:styleId="FirstParagraph">
-    <w:name w:val="First Paragraph"/>
-    <w:basedOn w:val="BodyText"/>
-    <w:qFormat/>
-    <w:pPr/>
-    <w:rPr/>
-  </w:style>
   <w:style w:type="paragraph" w:customStyle="1" w:styleId="CABodyLast">
     <w:name w:val="CA Body Last"/>
     <w:basedOn w:val="BodyText"/>
@@ -5003,116 +5572,6 @@
     </w:pPr>
     <w:rPr/>
   </w:style>
-  <w:style w:type="paragraph" w:styleId="Compact">
-    <w:name w:val="Compact"/>
-    <w:basedOn w:val="Normal"/>
-    <w:qFormat/>
-    <w:pPr>
-      <w:spacing w:before="0" w:after="0" w:line="240" w:lineRule="auto"/>
-      <w:ind w:firstLine="0"/>
-    </w:pPr>
-    <w:rPr/>
-  </w:style>
-  <w:style w:type="paragraph" w:styleId="BlockText">
-    <w:name w:val="Block Text"/>
-    <w:basedOn w:val="Normal"/>
-    <w:qFormat/>
-    <w:pPr>
-      <w:spacing w:before="240" w:after="240" w:line="240" w:lineRule="auto"/>
-      <w:ind w:left="720" w:right="720" w:firstLine="0"/>
-    </w:pPr>
-    <w:rPr/>
-  </w:style>
-  <w:style w:type="paragraph" w:styleId="FootnoteText">
-    <w:name w:val="footnote text"/>
-    <w:basedOn w:val="Normal"/>
-    <w:qFormat/>
-    <w:pPr>
-      <w:spacing w:before="0" w:after="120" w:line="240" w:lineRule="auto"/>
-      <w:ind w:firstLine="0"/>
-    </w:pPr>
-    <w:rPr>
-      <w:sz w:val="24"/>
-      <w:szCs w:val="24"/>
-    </w:rPr>
-  </w:style>
-  <w:style w:type="paragraph" w:styleId="Heading1">
-    <w:name w:val="heading 1"/>
-    <w:basedOn w:val="Normal"/>
-    <w:qFormat/>
-    <w:pPr>
-      <w:keepNext/>
-      <w:keepLines/>
-      <w:spacing w:before="300" w:after="200" w:line="240" w:lineRule="auto"/>
-      <w:ind w:firstLine="0"/>
-      <w:jc w:val="center"/>
-      <w:outlineLvl w:val="0"/>
-    </w:pPr>
-    <w:rPr>
-      <w:b/>
-      <w:caps/>
-    </w:rPr>
-  </w:style>
-  <w:style w:type="paragraph" w:styleId="Heading2">
-    <w:name w:val="heading 2"/>
-    <w:basedOn w:val="Normal"/>
-    <w:qFormat/>
-    <w:pPr>
-      <w:keepNext/>
-      <w:keepLines/>
-      <w:spacing w:before="240" w:after="200" w:line="240" w:lineRule="auto"/>
-      <w:ind w:firstLine="0"/>
-      <w:outlineLvl w:val="1"/>
-    </w:pPr>
-    <w:rPr>
-      <w:b/>
-    </w:rPr>
-  </w:style>
-  <w:style w:type="paragraph" w:styleId="Heading3">
-    <w:name w:val="heading 3"/>
-    <w:basedOn w:val="Normal"/>
-    <w:qFormat/>
-    <w:pPr>
-      <w:keepNext/>
-      <w:keepLines/>
-      <w:spacing w:before="240" w:after="200" w:line="240" w:lineRule="auto"/>
-      <w:ind w:firstLine="0"/>
-      <w:outlineLvl w:val="2"/>
-    </w:pPr>
-    <w:rPr>
-      <w:b/>
-    </w:rPr>
-  </w:style>
-  <w:style w:type="paragraph" w:styleId="Heading4">
-    <w:name w:val="heading 4"/>
-    <w:basedOn w:val="Normal"/>
-    <w:qFormat/>
-    <w:pPr>
-      <w:keepNext/>
-      <w:keepLines/>
-      <w:spacing w:before="240" w:after="200" w:line="240" w:lineRule="auto"/>
-      <w:ind w:firstLine="0"/>
-      <w:outlineLvl w:val="3"/>
-    </w:pPr>
-    <w:rPr>
-      <w:b/>
-    </w:rPr>
-  </w:style>
-  <w:style w:type="paragraph" w:styleId="Heading5">
-    <w:name w:val="heading 5"/>
-    <w:basedOn w:val="Normal"/>
-    <w:qFormat/>
-    <w:pPr>
-      <w:keepNext/>
-      <w:keepLines/>
-      <w:spacing w:before="240" w:after="200" w:line="240" w:lineRule="auto"/>
-      <w:ind w:firstLine="0"/>
-      <w:outlineLvl w:val="4"/>
-    </w:pPr>
-    <w:rPr>
-      <w:b/>
-    </w:rPr>
-  </w:style>
   <w:style w:type="paragraph" w:customStyle="1" w:styleId="CASection">
     <w:name w:val="CA Section"/>
     <w:basedOn w:val="Normal"/>
@@ -5120,7 +5579,7 @@
     <w:pPr>
       <w:keepNext/>
       <w:keepLines/>
-      <w:spacing w:before="300" w:after="200" w:line="240" w:lineRule="auto"/>
+      <w:spacing w:before="420" w:after="308" w:line="400" w:lineRule="exact"/>
       <w:ind w:firstLine="0"/>
       <w:jc w:val="center"/>
       <w:outlineLvl w:val="0"/>
@@ -5137,14 +5596,13 @@
     <w:pPr>
       <w:keepNext/>
       <w:keepLines/>
-      <w:spacing w:before="240" w:after="200" w:line="240" w:lineRule="auto"/>
+      <w:spacing w:before="336" w:after="280" w:line="400" w:lineRule="exact"/>
       <w:ind w:firstLine="0"/>
       <w:jc w:val="center"/>
       <w:outlineLvl w:val="1"/>
     </w:pPr>
     <w:rPr>
       <w:b/>
-      <w:smallCaps/>
     </w:rPr>
   </w:style>
   <w:style w:type="paragraph" w:customStyle="1" w:styleId="CAHeadL2S0">
@@ -5157,7 +5615,7 @@
       <w:tabs>
         <w:tab w:val="left" w:pos="720"/>
       </w:tabs>
-      <w:spacing w:before="240" w:after="200" w:line="240" w:lineRule="auto"/>
+      <w:spacing w:before="308" w:after="252" w:line="400" w:lineRule="exact"/>
       <w:ind w:left="720" w:hanging="720"/>
       <w:jc w:val="left"/>
       <w:outlineLvl w:val="1"/>
@@ -5176,7 +5634,7 @@
       <w:tabs>
         <w:tab w:val="left" w:pos="1440"/>
       </w:tabs>
-      <w:spacing w:before="240" w:after="200" w:line="240" w:lineRule="auto"/>
+      <w:spacing w:before="308" w:after="252" w:line="400" w:lineRule="exact"/>
       <w:ind w:left="1440" w:hanging="720"/>
       <w:jc w:val="left"/>
       <w:outlineLvl w:val="1"/>
@@ -5195,7 +5653,7 @@
       <w:tabs>
         <w:tab w:val="left" w:pos="2160"/>
       </w:tabs>
-      <w:spacing w:before="240" w:after="200" w:line="240" w:lineRule="auto"/>
+      <w:spacing w:before="308" w:after="252" w:line="400" w:lineRule="exact"/>
       <w:ind w:left="2160" w:hanging="720"/>
       <w:jc w:val="left"/>
       <w:outlineLvl w:val="1"/>
@@ -5214,7 +5672,7 @@
       <w:tabs>
         <w:tab w:val="left" w:pos="2880"/>
       </w:tabs>
-      <w:spacing w:before="240" w:after="200" w:line="240" w:lineRule="auto"/>
+      <w:spacing w:before="308" w:after="252" w:line="400" w:lineRule="exact"/>
       <w:ind w:left="2880" w:hanging="720"/>
       <w:jc w:val="left"/>
       <w:outlineLvl w:val="1"/>
@@ -5233,7 +5691,7 @@
       <w:tabs>
         <w:tab w:val="left" w:pos="3600"/>
       </w:tabs>
-      <w:spacing w:before="240" w:after="200" w:line="240" w:lineRule="auto"/>
+      <w:spacing w:before="308" w:after="252" w:line="400" w:lineRule="exact"/>
       <w:ind w:left="3600" w:hanging="720"/>
       <w:jc w:val="left"/>
       <w:outlineLvl w:val="1"/>
@@ -5252,7 +5710,7 @@
       <w:tabs>
         <w:tab w:val="left" w:pos="720"/>
       </w:tabs>
-      <w:spacing w:before="240" w:after="200" w:line="240" w:lineRule="auto"/>
+      <w:spacing w:before="308" w:after="252" w:line="400" w:lineRule="exact"/>
       <w:ind w:left="720" w:hanging="720"/>
       <w:jc w:val="left"/>
       <w:outlineLvl w:val="2"/>
@@ -5271,7 +5729,7 @@
       <w:tabs>
         <w:tab w:val="left" w:pos="1440"/>
       </w:tabs>
-      <w:spacing w:before="240" w:after="200" w:line="240" w:lineRule="auto"/>
+      <w:spacing w:before="308" w:after="252" w:line="400" w:lineRule="exact"/>
       <w:ind w:left="1440" w:hanging="720"/>
       <w:jc w:val="left"/>
       <w:outlineLvl w:val="2"/>
@@ -5290,7 +5748,7 @@
       <w:tabs>
         <w:tab w:val="left" w:pos="2160"/>
       </w:tabs>
-      <w:spacing w:before="240" w:after="200" w:line="240" w:lineRule="auto"/>
+      <w:spacing w:before="308" w:after="252" w:line="400" w:lineRule="exact"/>
       <w:ind w:left="2160" w:hanging="720"/>
       <w:jc w:val="left"/>
       <w:outlineLvl w:val="2"/>
@@ -5309,7 +5767,7 @@
       <w:tabs>
         <w:tab w:val="left" w:pos="2880"/>
       </w:tabs>
-      <w:spacing w:before="240" w:after="200" w:line="240" w:lineRule="auto"/>
+      <w:spacing w:before="308" w:after="252" w:line="400" w:lineRule="exact"/>
       <w:ind w:left="2880" w:hanging="720"/>
       <w:jc w:val="left"/>
       <w:outlineLvl w:val="2"/>
@@ -5328,7 +5786,7 @@
       <w:tabs>
         <w:tab w:val="left" w:pos="3600"/>
       </w:tabs>
-      <w:spacing w:before="240" w:after="200" w:line="240" w:lineRule="auto"/>
+      <w:spacing w:before="308" w:after="252" w:line="400" w:lineRule="exact"/>
       <w:ind w:left="3600" w:hanging="720"/>
       <w:jc w:val="left"/>
       <w:outlineLvl w:val="2"/>
@@ -5347,7 +5805,7 @@
       <w:tabs>
         <w:tab w:val="left" w:pos="720"/>
       </w:tabs>
-      <w:spacing w:before="240" w:after="200" w:line="240" w:lineRule="auto"/>
+      <w:spacing w:before="308" w:after="252" w:line="400" w:lineRule="exact"/>
       <w:ind w:left="720" w:hanging="720"/>
       <w:jc w:val="left"/>
       <w:outlineLvl w:val="3"/>
@@ -5366,7 +5824,7 @@
       <w:tabs>
         <w:tab w:val="left" w:pos="1440"/>
       </w:tabs>
-      <w:spacing w:before="240" w:after="200" w:line="240" w:lineRule="auto"/>
+      <w:spacing w:before="308" w:after="252" w:line="400" w:lineRule="exact"/>
       <w:ind w:left="1440" w:hanging="720"/>
       <w:jc w:val="left"/>
       <w:outlineLvl w:val="3"/>
@@ -5385,7 +5843,7 @@
       <w:tabs>
         <w:tab w:val="left" w:pos="2160"/>
       </w:tabs>
-      <w:spacing w:before="240" w:after="200" w:line="240" w:lineRule="auto"/>
+      <w:spacing w:before="308" w:after="252" w:line="400" w:lineRule="exact"/>
       <w:ind w:left="2160" w:hanging="720"/>
       <w:jc w:val="left"/>
       <w:outlineLvl w:val="3"/>
@@ -5404,7 +5862,7 @@
       <w:tabs>
         <w:tab w:val="left" w:pos="2880"/>
       </w:tabs>
-      <w:spacing w:before="240" w:after="200" w:line="240" w:lineRule="auto"/>
+      <w:spacing w:before="308" w:after="252" w:line="400" w:lineRule="exact"/>
       <w:ind w:left="2880" w:hanging="720"/>
       <w:jc w:val="left"/>
       <w:outlineLvl w:val="3"/>
@@ -5423,7 +5881,7 @@
       <w:tabs>
         <w:tab w:val="left" w:pos="3600"/>
       </w:tabs>
-      <w:spacing w:before="240" w:after="200" w:line="240" w:lineRule="auto"/>
+      <w:spacing w:before="308" w:after="252" w:line="400" w:lineRule="exact"/>
       <w:ind w:left="3600" w:hanging="720"/>
       <w:jc w:val="left"/>
       <w:outlineLvl w:val="3"/>
@@ -5442,7 +5900,7 @@
       <w:tabs>
         <w:tab w:val="left" w:pos="720"/>
       </w:tabs>
-      <w:spacing w:before="240" w:after="200" w:line="240" w:lineRule="auto"/>
+      <w:spacing w:before="308" w:after="252" w:line="400" w:lineRule="exact"/>
       <w:ind w:left="720" w:hanging="720"/>
       <w:jc w:val="left"/>
       <w:outlineLvl w:val="4"/>
@@ -5462,7 +5920,7 @@
       <w:tabs>
         <w:tab w:val="left" w:pos="1440"/>
       </w:tabs>
-      <w:spacing w:before="240" w:after="200" w:line="240" w:lineRule="auto"/>
+      <w:spacing w:before="308" w:after="252" w:line="400" w:lineRule="exact"/>
       <w:ind w:left="1440" w:hanging="720"/>
       <w:jc w:val="left"/>
       <w:outlineLvl w:val="4"/>
@@ -5482,7 +5940,7 @@
       <w:tabs>
         <w:tab w:val="left" w:pos="2160"/>
       </w:tabs>
-      <w:spacing w:before="240" w:after="200" w:line="240" w:lineRule="auto"/>
+      <w:spacing w:before="308" w:after="252" w:line="400" w:lineRule="exact"/>
       <w:ind w:left="2160" w:hanging="720"/>
       <w:jc w:val="left"/>
       <w:outlineLvl w:val="4"/>
@@ -5502,7 +5960,7 @@
       <w:tabs>
         <w:tab w:val="left" w:pos="2880"/>
       </w:tabs>
-      <w:spacing w:before="240" w:after="200" w:line="240" w:lineRule="auto"/>
+      <w:spacing w:before="308" w:after="252" w:line="400" w:lineRule="exact"/>
       <w:ind w:left="2880" w:hanging="720"/>
       <w:jc w:val="left"/>
       <w:outlineLvl w:val="4"/>
@@ -5522,7 +5980,7 @@
       <w:tabs>
         <w:tab w:val="left" w:pos="3600"/>
       </w:tabs>
-      <w:spacing w:before="240" w:after="200" w:line="240" w:lineRule="auto"/>
+      <w:spacing w:before="308" w:after="252" w:line="400" w:lineRule="exact"/>
       <w:ind w:left="3600" w:hanging="720"/>
       <w:jc w:val="left"/>
       <w:outlineLvl w:val="4"/>
@@ -5537,7 +5995,7 @@
     <w:basedOn w:val="Normal"/>
     <w:qFormat/>
     <w:pPr>
-      <w:spacing w:before="0" w:after="0" w:line="240" w:lineRule="auto"/>
+      <w:spacing w:before="0" w:after="0" w:line="400" w:lineRule="exact"/>
       <w:ind w:firstLine="0"/>
       <w:jc w:val="center"/>
     </w:pPr>
@@ -5549,7 +6007,7 @@
     <w:qFormat/>
     <w:pPr>
       <w:keepNext/>
-      <w:spacing w:before="60" w:after="60" w:line="240" w:lineRule="auto"/>
+      <w:spacing w:before="60" w:after="60" w:line="400" w:lineRule="exact"/>
     </w:pPr>
     <w:rPr>
       <w:b/>
@@ -5560,7 +6018,7 @@
     <w:basedOn w:val="Normal"/>
     <w:qFormat/>
     <w:pPr>
-      <w:spacing w:before="0" w:after="80" w:line="240" w:lineRule="auto"/>
+      <w:spacing w:before="0" w:after="0" w:line="140" w:lineRule="exact"/>
     </w:pPr>
     <w:rPr/>
   </w:style>
@@ -5573,7 +6031,7 @@
       <w:pBdr>
         <w:bottom w:val="single" w:sz="6" w:space="1" w:color="000000"/>
       </w:pBdr>
-      <w:spacing w:before="0" w:after="100" w:line="240" w:lineRule="auto"/>
+      <w:spacing w:before="0" w:after="100" w:line="120" w:lineRule="exact"/>
       <w:ind w:left="3240" w:right="3240" w:firstLine="0"/>
       <w:jc w:val="center"/>
     </w:pPr>
@@ -5588,7 +6046,7 @@
       <w:pBdr>
         <w:top w:val="double" w:sz="6" w:space="1" w:color="000000"/>
       </w:pBdr>
-      <w:spacing w:before="0" w:after="240" w:line="240" w:lineRule="auto"/>
+      <w:spacing w:before="0" w:after="120" w:line="120" w:lineRule="exact"/>
       <w:ind w:firstLine="0"/>
     </w:pPr>
     <w:rPr/>
@@ -5599,7 +6057,7 @@
     <w:qFormat/>
     <w:pPr>
       <w:keepLines/>
-      <w:spacing w:before="0" w:after="0" w:line="240" w:lineRule="auto"/>
+      <w:spacing w:before="0" w:after="0" w:line="400" w:lineRule="exact"/>
       <w:ind w:left="4680" w:firstLine="0"/>
       <w:jc w:val="left"/>
     </w:pPr>
@@ -5610,7 +6068,7 @@
     <w:basedOn w:val="Normal"/>
     <w:qFormat/>
     <w:pPr>
-      <w:spacing w:before="0" w:after="0" w:line="240" w:lineRule="auto"/>
+      <w:spacing w:before="0" w:after="0" w:line="400" w:lineRule="exact"/>
       <w:ind w:firstLine="0"/>
       <w:jc w:val="left"/>
     </w:pPr>
@@ -5623,7 +6081,7 @@
     <w:pPr>
       <w:keepNext/>
       <w:keepLines/>
-      <w:spacing w:before="0" w:after="0" w:line="240" w:lineRule="auto"/>
+      <w:spacing w:before="0" w:after="0" w:line="400" w:lineRule="exact"/>
       <w:ind w:left="4680" w:firstLine="0"/>
       <w:jc w:val="left"/>
     </w:pPr>
@@ -5634,7 +6092,7 @@
     <w:basedOn w:val="CASignature"/>
     <w:qFormat/>
     <w:pPr>
-      <w:spacing w:before="360" w:after="0" w:line="240" w:lineRule="auto"/>
+      <w:spacing w:before="392" w:after="0" w:line="400" w:lineRule="exact"/>
     </w:pPr>
     <w:rPr/>
   </w:style>
@@ -5643,7 +6101,7 @@
     <w:basedOn w:val="Normal"/>
     <w:qFormat/>
     <w:pPr>
-      <w:spacing w:before="0" w:after="240" w:line="240" w:lineRule="auto"/>
+      <w:spacing w:before="280" w:after="280" w:line="400" w:lineRule="exact"/>
       <w:ind w:firstLine="0"/>
       <w:jc w:val="left"/>
     </w:pPr>
@@ -5654,12 +6112,12 @@
     <w:basedOn w:val="Normal"/>
     <w:qFormat/>
     <w:pPr>
-      <w:keepNext/>
+      <w:keepLines/>
       <w:tabs>
         <w:tab w:val="right" w:leader="dot" w:pos="9360"/>
       </w:tabs>
-      <w:spacing w:before="240" w:after="0" w:line="240" w:lineRule="auto"/>
-      <w:ind w:firstLine="0"/>
+      <w:spacing w:before="168" w:after="0" w:line="400" w:lineRule="exact"/>
+      <w:ind w:left="720" w:right="720" w:hanging="720"/>
     </w:pPr>
     <w:rPr/>
   </w:style>
@@ -5673,8 +6131,8 @@
         <w:tab w:val="left" w:leader="none" w:pos="720"/>
         <w:tab w:val="right" w:leader="dot" w:pos="9360"/>
       </w:tabs>
-      <w:spacing w:before="120" w:after="0" w:line="240" w:lineRule="auto"/>
-      <w:ind w:left="720" w:hanging="720"/>
+      <w:spacing w:before="98" w:after="0" w:line="400" w:lineRule="exact"/>
+      <w:ind w:left="720" w:right="720" w:hanging="720"/>
     </w:pPr>
     <w:rPr/>
   </w:style>
@@ -5688,8 +6146,8 @@
         <w:tab w:val="left" w:leader="none" w:pos="1440"/>
         <w:tab w:val="right" w:leader="dot" w:pos="9360"/>
       </w:tabs>
-      <w:spacing w:before="120" w:after="0" w:line="240" w:lineRule="auto"/>
-      <w:ind w:left="1440" w:hanging="720"/>
+      <w:spacing w:before="98" w:after="0" w:line="400" w:lineRule="exact"/>
+      <w:ind w:left="1440" w:right="720" w:hanging="720"/>
     </w:pPr>
     <w:rPr/>
   </w:style>
@@ -5703,8 +6161,8 @@
         <w:tab w:val="left" w:leader="none" w:pos="2160"/>
         <w:tab w:val="right" w:leader="dot" w:pos="9360"/>
       </w:tabs>
-      <w:spacing w:before="120" w:after="0" w:line="240" w:lineRule="auto"/>
-      <w:ind w:left="2160" w:hanging="720"/>
+      <w:spacing w:before="98" w:after="0" w:line="400" w:lineRule="exact"/>
+      <w:ind w:left="2160" w:right="720" w:hanging="720"/>
     </w:pPr>
     <w:rPr/>
   </w:style>
@@ -5718,8 +6176,8 @@
         <w:tab w:val="left" w:leader="none" w:pos="2880"/>
         <w:tab w:val="right" w:leader="dot" w:pos="9360"/>
       </w:tabs>
-      <w:spacing w:before="120" w:after="0" w:line="240" w:lineRule="auto"/>
-      <w:ind w:left="2880" w:hanging="720"/>
+      <w:spacing w:before="98" w:after="0" w:line="400" w:lineRule="exact"/>
+      <w:ind w:left="2880" w:right="720" w:hanging="720"/>
     </w:pPr>
     <w:rPr/>
   </w:style>
@@ -5733,10 +6191,25 @@
         <w:tab w:val="left" w:leader="none" w:pos="3600"/>
         <w:tab w:val="right" w:leader="dot" w:pos="9360"/>
       </w:tabs>
-      <w:spacing w:before="120" w:after="0" w:line="240" w:lineRule="auto"/>
-      <w:ind w:left="3600" w:hanging="720"/>
+      <w:spacing w:before="98" w:after="0" w:line="400" w:lineRule="exact"/>
+      <w:ind w:left="3600" w:right="720" w:hanging="720"/>
     </w:pPr>
     <w:rPr/>
+  </w:style>
+  <w:style w:type="paragraph" w:customStyle="1" w:styleId="CATocPage">
+    <w:name w:val="CA TOC Page"/>
+    <w:basedOn w:val="Normal"/>
+    <w:qFormat/>
+    <w:pPr>
+      <w:keepNext/>
+      <w:spacing w:before="84" w:after="0" w:line="400" w:lineRule="exact"/>
+      <w:ind w:firstLine="0"/>
+      <w:jc w:val="right"/>
+    </w:pPr>
+    <w:rPr>
+      <w:b/>
+      <w:u w:val="single"/>
+    </w:rPr>
   </w:style>
   <w:style w:type="paragraph" w:customStyle="1" w:styleId="CAToaGroup">
     <w:name w:val="CA TOA Group"/>
@@ -5747,7 +6220,7 @@
       <w:tabs>
         <w:tab w:val="right" w:pos="9360"/>
       </w:tabs>
-      <w:spacing w:before="160" w:after="60" w:line="240" w:lineRule="auto"/>
+      <w:spacing w:before="392" w:after="56" w:line="400" w:lineRule="exact"/>
       <w:ind w:firstLine="0"/>
     </w:pPr>
     <w:rPr>
@@ -5763,8 +6236,8 @@
       <w:tabs>
         <w:tab w:val="right" w:leader="dot" w:pos="9360"/>
       </w:tabs>
-      <w:spacing w:before="60" w:after="0" w:line="240" w:lineRule="auto"/>
-      <w:ind w:left="504" w:right="720" w:hanging="504"/>
+      <w:spacing w:before="196" w:after="0" w:line="400" w:lineRule="exact"/>
+      <w:ind w:left="504" w:right="1120" w:hanging="504"/>
     </w:pPr>
     <w:rPr/>
   </w:style>

--- a/courts/seventh-circuit/court-of-appeals/opening-brief/usage/OUTPUT-opening-brief.docx
+++ b/courts/seventh-circuit/court-of-appeals/opening-brief/usage/OUTPUT-opening-brief.docx
@@ -4668,60 +4668,6 @@
 <w:comments xmlns:w="http://schemas.openxmlformats.org/wordprocessingml/2006/main" xmlns:m="http://schemas.openxmlformats.org/officeDocument/2006/math" xmlns:r="http://schemas.openxmlformats.org/officeDocument/2006/relationships" xmlns:o="urn:schemas-microsoft-com:office:office" xmlns:v="urn:schemas-microsoft-com:vml" xmlns:w10="urn:schemas-microsoft-com:office:word" xmlns:a="http://schemas.openxmlformats.org/drawingml/2006/main" xmlns:pic="http://schemas.openxmlformats.org/drawingml/2006/picture" xmlns:wp="http://schemas.openxmlformats.org/drawingml/2006/wordprocessingDrawing"/>
 </file>
 
-<file path=word/footer-arabic.xml><?xml version="1.0" encoding="utf-8"?>
-<w:ftr xmlns:w="http://schemas.openxmlformats.org/wordprocessingml/2006/main" xmlns:r="http://schemas.openxmlformats.org/officeDocument/2006/relationships">
-  <w:p>
-    <w:pPr>
-      <w:spacing w:before="0" w:after="0" w:line="240" w:lineRule="auto"/>
-      <w:ind w:firstLine="0"/>
-      <w:jc w:val="center"/>
-    </w:pPr>
-    <w:r>
-      <w:fldChar w:fldCharType="begin"/>
-    </w:r>
-    <w:r>
-      <w:instrText xml:space="preserve"> PAGE </w:instrText>
-    </w:r>
-    <w:r>
-      <w:fldChar w:fldCharType="separate"/>
-    </w:r>
-    <w:r>
-      <w:t>1</w:t>
-    </w:r>
-    <w:r>
-      <w:fldChar w:fldCharType="end"/>
-    </w:r>
-  </w:p>
-</w:ftr>
-</file>
-
-<file path=word/footer-roman.xml><?xml version="1.0" encoding="utf-8"?>
-<w:ftr xmlns:w="http://schemas.openxmlformats.org/wordprocessingml/2006/main" xmlns:r="http://schemas.openxmlformats.org/officeDocument/2006/relationships">
-  <w:p>
-    <w:pPr>
-      <w:spacing w:before="0" w:after="0" w:line="240" w:lineRule="auto"/>
-      <w:ind w:firstLine="0"/>
-      <w:jc w:val="center"/>
-    </w:pPr>
-    <w:r>
-      <w:fldChar w:fldCharType="begin"/>
-    </w:r>
-    <w:r>
-      <w:instrText xml:space="preserve"> PAGE </w:instrText>
-    </w:r>
-    <w:r>
-      <w:fldChar w:fldCharType="separate"/>
-    </w:r>
-    <w:r>
-      <w:t>1</w:t>
-    </w:r>
-    <w:r>
-      <w:fldChar w:fldCharType="end"/>
-    </w:r>
-  </w:p>
-</w:ftr>
-</file>
-
 <file path=word/footer1.xml><?xml version="1.0" encoding="utf-8"?>
 <w:ftr xmlns:w="http://schemas.openxmlformats.org/wordprocessingml/2006/main" xmlns:r="http://schemas.openxmlformats.org/officeDocument/2006/relationships">
   <w:p>
@@ -4783,6 +4729,126 @@
     </w:p>
   </w:footnote>
 </w:footnotes>
+</file>
+
+<file path=word/ftr-add.xml><?xml version="1.0" encoding="utf-8"?>
+<w:ftr xmlns:w="http://schemas.openxmlformats.org/wordprocessingml/2006/main" xmlns:r="http://schemas.openxmlformats.org/officeDocument/2006/relationships">
+  <w:p>
+    <w:pPr>
+      <w:spacing w:before="0" w:after="0"/>
+      <w:jc w:val="center"/>
+    </w:pPr>
+    <w:r>
+      <w:t>Add-</w:t>
+    </w:r>
+    <w:r>
+      <w:fldChar w:fldCharType="begin"/>
+    </w:r>
+    <w:r>
+      <w:instrText xml:space="preserve"> PAGE </w:instrText>
+    </w:r>
+    <w:r>
+      <w:fldChar w:fldCharType="separate"/>
+    </w:r>
+    <w:r>
+      <w:t>1</w:t>
+    </w:r>
+    <w:r>
+      <w:fldChar w:fldCharType="end"/>
+    </w:r>
+  </w:p>
+</w:ftr>
+</file>
+
+<file path=word/ftr-none.xml><?xml version="1.0" encoding="utf-8"?>
+<w:ftr xmlns:w="http://schemas.openxmlformats.org/wordprocessingml/2006/main" xmlns:r="http://schemas.openxmlformats.org/officeDocument/2006/relationships">
+  <w:p>
+    <w:pPr>
+      <w:spacing w:before="0" w:after="0"/>
+      <w:jc w:val="center"/>
+    </w:pPr>
+  </w:p>
+</w:ftr>
+</file>
+
+<file path=word/ftr-own1.xml><?xml version="1.0" encoding="utf-8"?>
+<w:ftr xmlns:w="http://schemas.openxmlformats.org/wordprocessingml/2006/main" xmlns:r="http://schemas.openxmlformats.org/officeDocument/2006/relationships">
+  <w:p>
+    <w:pPr>
+      <w:spacing w:before="0" w:after="0" w:line="240" w:lineRule="auto"/>
+      <w:ind w:firstLine="0"/>
+      <w:jc w:val="center"/>
+    </w:pPr>
+    <w:r>
+      <w:fldChar w:fldCharType="begin"/>
+    </w:r>
+    <w:r>
+      <w:instrText xml:space="preserve"> PAGE </w:instrText>
+    </w:r>
+    <w:r>
+      <w:fldChar w:fldCharType="separate"/>
+    </w:r>
+    <w:r>
+      <w:t>1</w:t>
+    </w:r>
+    <w:r>
+      <w:fldChar w:fldCharType="end"/>
+    </w:r>
+  </w:p>
+</w:ftr>
+</file>
+
+<file path=word/ftr-own2.xml><?xml version="1.0" encoding="utf-8"?>
+<w:ftr xmlns:w="http://schemas.openxmlformats.org/wordprocessingml/2006/main" xmlns:r="http://schemas.openxmlformats.org/officeDocument/2006/relationships">
+  <w:p>
+    <w:pPr>
+      <w:spacing w:before="0" w:after="0" w:line="240" w:lineRule="auto"/>
+      <w:ind w:firstLine="0"/>
+      <w:jc w:val="center"/>
+    </w:pPr>
+    <w:r>
+      <w:fldChar w:fldCharType="begin"/>
+    </w:r>
+    <w:r>
+      <w:instrText xml:space="preserve"> PAGE </w:instrText>
+    </w:r>
+    <w:r>
+      <w:fldChar w:fldCharType="separate"/>
+    </w:r>
+    <w:r>
+      <w:t>1</w:t>
+    </w:r>
+    <w:r>
+      <w:fldChar w:fldCharType="end"/>
+    </w:r>
+  </w:p>
+</w:ftr>
+</file>
+
+<file path=word/ftr-page.xml><?xml version="1.0" encoding="utf-8"?>
+<w:ftr xmlns:w="http://schemas.openxmlformats.org/wordprocessingml/2006/main" xmlns:r="http://schemas.openxmlformats.org/officeDocument/2006/relationships">
+  <w:p>
+    <w:pPr>
+      <w:spacing w:before="0" w:after="0"/>
+      <w:jc w:val="center"/>
+    </w:pPr>
+    <w:r>
+      <w:fldChar w:fldCharType="begin"/>
+    </w:r>
+    <w:r>
+      <w:instrText xml:space="preserve"> PAGE </w:instrText>
+    </w:r>
+    <w:r>
+      <w:fldChar w:fldCharType="separate"/>
+    </w:r>
+    <w:r>
+      <w:t>1</w:t>
+    </w:r>
+    <w:r>
+      <w:fldChar w:fldCharType="end"/>
+    </w:r>
+  </w:p>
+</w:ftr>
 </file>
 
 <file path=word/numbering.xml><?xml version="1.0" encoding="utf-8"?>
